--- a/docs/notes/virul-evol.docx
+++ b/docs/notes/virul-evol.docx
@@ -7,19 +7,7 @@
         <w:pStyle w:val="Title"/>
       </w:pPr>
       <w:r>
-        <w:t xml:space="preserve">evolution</w:t>
-      </w:r>
-      <w:r>
-        <w:t xml:space="preserve"> </w:t>
-      </w:r>
-      <w:r>
-        <w:t xml:space="preserve">of</w:t>
-      </w:r>
-      <w:r>
-        <w:t xml:space="preserve"> </w:t>
-      </w:r>
-      <w:r>
-        <w:t xml:space="preserve">virulence</w:t>
+        <w:t xml:space="preserve">evolution of virulence</w:t>
       </w:r>
     </w:p>
     <w:p>
@@ -27,19 +15,7 @@
         <w:pStyle w:val="Date"/>
       </w:pPr>
       <w:r>
-        <w:t xml:space="preserve">23</w:t>
-      </w:r>
-      <w:r>
-        <w:t xml:space="preserve"> </w:t>
-      </w:r>
-      <w:r>
-        <w:t xml:space="preserve">October</w:t>
-      </w:r>
-      <w:r>
-        <w:t xml:space="preserve"> </w:t>
-      </w:r>
-      <w:r>
-        <w:t xml:space="preserve">2023</w:t>
+        <w:t xml:space="preserve">23 October 2023</w:t>
       </w:r>
     </w:p>
     <w:bookmarkStart w:id="20" w:name="definitions"/>
@@ -60,34 +36,34 @@
       </w:pPr>
       <w:r>
         <w:rPr>
+          <w:b/>
           <w:bCs/>
-          <w:b/>
         </w:rPr>
         <w:t xml:space="preserve">virulence</w:t>
       </w:r>
     </w:p>
     <w:p>
       <w:pPr>
+        <w:pStyle w:val="Compact"/>
         <w:numPr>
           <w:ilvl w:val="1"/>
           <w:numId w:val="1002"/>
         </w:numPr>
+      </w:pPr>
+      <w:r>
+        <w:t xml:space="preserve">(broad): decrease in a host’s fitness caused by a parasite.</w:t>
+      </w:r>
+      <w:r>
+        <w:br/>
+      </w:r>
+    </w:p>
+    <w:p>
+      <w:pPr>
         <w:pStyle w:val="Compact"/>
-      </w:pPr>
-      <w:r>
-        <w:t xml:space="preserve">(broad): decrease in a host’s fitness caused by a parasite.</w:t>
-      </w:r>
-      <w:r>
-        <w:br/>
-      </w:r>
-    </w:p>
-    <w:p>
-      <w:pPr>
         <w:numPr>
           <w:ilvl w:val="1"/>
           <w:numId w:val="1002"/>
         </w:numPr>
-        <w:pStyle w:val="Compact"/>
       </w:pPr>
       <w:r>
         <w:t xml:space="preserve">(narrow):</w:t>
@@ -97,8 +73,8 @@
       </w:r>
       <w:r>
         <w:rPr>
+          <w:i/>
           <w:iCs/>
-          <w:i/>
         </w:rPr>
         <w:t xml:space="preserve">per capita</w:t>
       </w:r>
@@ -118,8 +94,8 @@
       </w:pPr>
       <w:r>
         <w:rPr>
+          <w:b/>
           <w:bCs/>
-          <w:b/>
         </w:rPr>
         <w:t xml:space="preserve">resistance</w:t>
       </w:r>
@@ -136,8 +112,8 @@
       </w:pPr>
       <w:r>
         <w:rPr>
+          <w:b/>
           <w:bCs/>
-          <w:b/>
         </w:rPr>
         <w:t xml:space="preserve">tolerance</w:t>
       </w:r>
@@ -154,8 +130,8 @@
       </w:pPr>
       <w:r>
         <w:rPr>
+          <w:b/>
           <w:bCs/>
-          <w:b/>
         </w:rPr>
         <w:t xml:space="preserve">case mortality</w:t>
       </w:r>
@@ -181,8 +157,8 @@
       </w:r>
       <w:r>
         <w:rPr>
+          <w:i/>
           <w:iCs/>
-          <w:i/>
         </w:rPr>
         <w:t xml:space="preserve">all</w:t>
       </w:r>
@@ -206,87 +182,87 @@
     </w:p>
     <w:p>
       <w:pPr>
+        <w:pStyle w:val="Compact"/>
         <w:numPr>
           <w:ilvl w:val="1"/>
           <w:numId w:val="1003"/>
         </w:numPr>
+      </w:pPr>
+      <w:r>
+        <w:t xml:space="preserve">parasite load depends on balance between parasite</w:t>
+      </w:r>
+      <w:r>
+        <w:t xml:space="preserve"> </w:t>
+      </w:r>
+      <w:r>
+        <w:rPr>
+          <w:i/>
+          <w:iCs/>
+        </w:rPr>
+        <w:t xml:space="preserve">within-host reproduction rate</w:t>
+      </w:r>
+      <w:r>
+        <w:t xml:space="preserve"> </w:t>
+      </w:r>
+      <w:r>
+        <w:t xml:space="preserve">and host’s</w:t>
+      </w:r>
+      <w:r>
+        <w:t xml:space="preserve"> </w:t>
+      </w:r>
+      <w:r>
+        <w:rPr>
+          <w:i/>
+          <w:iCs/>
+        </w:rPr>
+        <w:t xml:space="preserve">parasite clearance rate</w:t>
+      </w:r>
+    </w:p>
+    <w:p>
+      <w:pPr>
         <w:pStyle w:val="Compact"/>
-      </w:pPr>
-      <w:r>
-        <w:t xml:space="preserve">parasite load depends on balance between parasite</w:t>
-      </w:r>
-      <w:r>
-        <w:t xml:space="preserve"> </w:t>
-      </w:r>
-      <w:r>
-        <w:rPr>
-          <w:iCs/>
-          <w:i/>
-        </w:rPr>
-        <w:t xml:space="preserve">within-host reproduction rate</w:t>
-      </w:r>
-      <w:r>
-        <w:t xml:space="preserve"> </w:t>
-      </w:r>
-      <w:r>
-        <w:t xml:space="preserve">and host’s</w:t>
-      </w:r>
-      <w:r>
-        <w:t xml:space="preserve"> </w:t>
-      </w:r>
-      <w:r>
-        <w:rPr>
-          <w:iCs/>
-          <w:i/>
-        </w:rPr>
-        <w:t xml:space="preserve">parasite clearance rate</w:t>
-      </w:r>
-    </w:p>
-    <w:p>
-      <w:pPr>
         <w:numPr>
           <w:ilvl w:val="1"/>
           <w:numId w:val="1003"/>
         </w:numPr>
+      </w:pPr>
+      <w:r>
+        <w:t xml:space="preserve">virulence depends on parasite load and per-copy parasite</w:t>
+      </w:r>
+      <w:r>
+        <w:t xml:space="preserve"> </w:t>
+      </w:r>
+      <w:r>
+        <w:rPr>
+          <w:i/>
+          <w:iCs/>
+        </w:rPr>
+        <w:t xml:space="preserve">pathogenicity</w:t>
+      </w:r>
+      <w:r>
+        <w:t xml:space="preserve"> </w:t>
+      </w:r>
+      <w:r>
+        <w:t xml:space="preserve">and host</w:t>
+      </w:r>
+      <w:r>
+        <w:t xml:space="preserve"> </w:t>
+      </w:r>
+      <w:r>
+        <w:rPr>
+          <w:i/>
+          <w:iCs/>
+        </w:rPr>
+        <w:t xml:space="preserve">tolerance</w:t>
+      </w:r>
+    </w:p>
+    <w:p>
+      <w:pPr>
         <w:pStyle w:val="Compact"/>
-      </w:pPr>
-      <w:r>
-        <w:t xml:space="preserve">virulence depends on parasite load and per-copy parasite</w:t>
-      </w:r>
-      <w:r>
-        <w:t xml:space="preserve"> </w:t>
-      </w:r>
-      <w:r>
-        <w:rPr>
-          <w:iCs/>
-          <w:i/>
-        </w:rPr>
-        <w:t xml:space="preserve">pathogenicity</w:t>
-      </w:r>
-      <w:r>
-        <w:t xml:space="preserve"> </w:t>
-      </w:r>
-      <w:r>
-        <w:t xml:space="preserve">and host</w:t>
-      </w:r>
-      <w:r>
-        <w:t xml:space="preserve"> </w:t>
-      </w:r>
-      <w:r>
-        <w:rPr>
-          <w:iCs/>
-          <w:i/>
-        </w:rPr>
-        <w:t xml:space="preserve">tolerance</w:t>
-      </w:r>
-    </w:p>
-    <w:p>
-      <w:pPr>
         <w:numPr>
           <w:ilvl w:val="1"/>
           <w:numId w:val="1003"/>
         </w:numPr>
-        <w:pStyle w:val="Compact"/>
       </w:pPr>
       <w:r>
         <w:t xml:space="preserve">this establishes the terms of the arms race, but these components can’t be separated if we look at a single host-parasite pair (parasite virulence is often confounded with host tolerance)</w:t>
@@ -315,182 +291,170 @@
     </w:p>
     <w:p>
       <w:pPr>
+        <w:pStyle w:val="Compact"/>
         <w:numPr>
           <w:ilvl w:val="0"/>
           <w:numId w:val="1004"/>
         </w:numPr>
+      </w:pPr>
+      <w:r>
+        <w:t xml:space="preserve">Parasites evolve lower virulence over time</w:t>
+      </w:r>
+      <w:r>
+        <w:t xml:space="preserve"> </w:t>
+      </w:r>
+      <w:r>
+        <w:t xml:space="preserve">“for the good of the species”</w:t>
+      </w:r>
+      <w:r>
+        <w:t xml:space="preserve">. Group-selectionist</w:t>
+      </w:r>
+      <w:r>
+        <w:t xml:space="preserve"> </w:t>
+      </w:r>
+      <w:r>
+        <w:rPr>
+          <w:i/>
+          <w:iCs/>
+        </w:rPr>
+        <w:t xml:space="preserve">but</w:t>
+      </w:r>
+      <w:r>
+        <w:t xml:space="preserve"> </w:t>
+      </w:r>
+      <w:r>
+        <w:t xml:space="preserve">some evidence?</w:t>
+      </w:r>
+    </w:p>
+    <w:p>
+      <w:pPr>
         <w:pStyle w:val="Compact"/>
-      </w:pPr>
-      <w:r>
-        <w:t xml:space="preserve">Parasites evolve lower virulence over time</w:t>
-      </w:r>
-      <w:r>
-        <w:t xml:space="preserve"> </w:t>
-      </w:r>
-      <w:r>
-        <w:t xml:space="preserve">“</w:t>
-      </w:r>
-      <w:r>
-        <w:t xml:space="preserve">for the good of the species</w:t>
-      </w:r>
-      <w:r>
-        <w:t xml:space="preserve">”</w:t>
-      </w:r>
-      <w:r>
-        <w:t xml:space="preserve">. Group-selectionist</w:t>
-      </w:r>
-      <w:r>
-        <w:t xml:space="preserve"> </w:t>
-      </w:r>
-      <w:r>
-        <w:rPr>
-          <w:iCs/>
-          <w:i/>
-        </w:rPr>
-        <w:t xml:space="preserve">but</w:t>
-      </w:r>
-      <w:r>
-        <w:t xml:space="preserve"> </w:t>
-      </w:r>
-      <w:r>
-        <w:t xml:space="preserve">some evidence?</w:t>
-      </w:r>
-    </w:p>
-    <w:p>
-      <w:pPr>
         <w:numPr>
           <w:ilvl w:val="1"/>
           <w:numId w:val="1005"/>
         </w:numPr>
+      </w:pPr>
+      <w:r>
+        <w:t xml:space="preserve">syphilis; first seen in Europe in 1495 (the</w:t>
+      </w:r>
+      <w:r>
+        <w:t xml:space="preserve"> </w:t>
+      </w:r>
+      <w:r>
+        <w:t xml:space="preserve">“Great Pox”</w:t>
+      </w:r>
+      <w:r>
+        <w:t xml:space="preserve">)</w:t>
+      </w:r>
+      <w:r>
+        <w:t xml:space="preserve"> </w:t>
+      </w:r>
+      <w:r>
+        <w:t xml:space="preserve">(Knell 2004)</w:t>
+      </w:r>
+    </w:p>
+    <w:p>
+      <w:pPr>
         <w:pStyle w:val="Compact"/>
-      </w:pPr>
-      <w:r>
-        <w:t xml:space="preserve">syphilis; first seen in Europe in 1495 (the</w:t>
-      </w:r>
-      <w:r>
-        <w:t xml:space="preserve"> </w:t>
-      </w:r>
-      <w:r>
-        <w:t xml:space="preserve">“</w:t>
-      </w:r>
-      <w:r>
-        <w:t xml:space="preserve">Great Pox</w:t>
-      </w:r>
-      <w:r>
-        <w:t xml:space="preserve">”</w:t>
-      </w:r>
-      <w:r>
-        <w:t xml:space="preserve">)</w:t>
-      </w:r>
-      <w:r>
-        <w:t xml:space="preserve"> </w:t>
-      </w:r>
-      <w:r>
-        <w:t xml:space="preserve">(Knell 2004)</w:t>
-      </w:r>
-    </w:p>
-    <w:p>
-      <w:pPr>
         <w:numPr>
           <w:ilvl w:val="2"/>
           <w:numId w:val="1006"/>
         </w:numPr>
+      </w:pPr>
+      <w:r>
+        <w:t xml:space="preserve">origins? (previously misdiagnosed; evolved increased virulence; from Africa; from the New World)</w:t>
+      </w:r>
+    </w:p>
+    <w:p>
+      <w:pPr>
         <w:pStyle w:val="Compact"/>
-      </w:pPr>
-      <w:r>
-        <w:t xml:space="preserve">origins? (previously misdiagnosed; evolved increased virulence; from Africa; from the New World)</w:t>
-      </w:r>
-    </w:p>
-    <w:p>
-      <w:pPr>
         <w:numPr>
           <w:ilvl w:val="2"/>
           <w:numId w:val="1006"/>
         </w:numPr>
+      </w:pPr>
+      <w:r>
+        <w:t xml:space="preserve">virulence decreased rapidly over 50 years (maybe even 5-7 years?)</w:t>
+      </w:r>
+    </w:p>
+    <w:p>
+      <w:pPr>
         <w:pStyle w:val="Compact"/>
-      </w:pPr>
-      <w:r>
-        <w:t xml:space="preserve">virulence decreased rapidly over 50 years (maybe even 5-7 years?)</w:t>
-      </w:r>
-    </w:p>
-    <w:p>
-      <w:pPr>
         <w:numPr>
           <w:ilvl w:val="1"/>
           <w:numId w:val="1005"/>
         </w:numPr>
+      </w:pPr>
+      <w:r>
+        <w:rPr>
+          <w:i/>
+          <w:iCs/>
+        </w:rPr>
+        <w:t xml:space="preserve">virgin-soil epidemics</w:t>
+      </w:r>
+      <w:r>
+        <w:t xml:space="preserve">: smallpox, etc.</w:t>
+      </w:r>
+      <w:r>
+        <w:t xml:space="preserve"> </w:t>
+      </w:r>
+      <w:r>
+        <w:t xml:space="preserve">(Crosby 1976; Ostler 2020)</w:t>
+      </w:r>
+      <w:r>
+        <w:t xml:space="preserve"> </w:t>
+      </w:r>
+      <w:r>
+        <w:t xml:space="preserve">(probably</w:t>
+      </w:r>
+      <w:r>
+        <w:t xml:space="preserve"> </w:t>
+      </w:r>
+      <w:r>
+        <w:rPr>
+          <w:i/>
+          <w:iCs/>
+        </w:rPr>
+        <w:t xml:space="preserve">not</w:t>
+      </w:r>
+      <w:r>
+        <w:t xml:space="preserve"> </w:t>
+      </w:r>
+      <w:r>
+        <w:t xml:space="preserve">virulence: lack of genetic resistance, previous exposure, societal breakdown, effects of colonization?)</w:t>
+      </w:r>
+    </w:p>
+    <w:p>
+      <w:pPr>
         <w:pStyle w:val="Compact"/>
-      </w:pPr>
-      <w:r>
-        <w:rPr>
-          <w:iCs/>
-          <w:i/>
-        </w:rPr>
-        <w:t xml:space="preserve">virgin-soil epidemics</w:t>
-      </w:r>
-      <w:r>
-        <w:t xml:space="preserve">: smallpox, etc.</w:t>
-      </w:r>
-      <w:r>
-        <w:t xml:space="preserve"> </w:t>
-      </w:r>
-      <w:r>
-        <w:t xml:space="preserve">(Crosby 1976; Ostler 2020)</w:t>
-      </w:r>
-      <w:r>
-        <w:t xml:space="preserve"> </w:t>
-      </w:r>
-      <w:r>
-        <w:t xml:space="preserve">(probably</w:t>
-      </w:r>
-      <w:r>
-        <w:t xml:space="preserve"> </w:t>
-      </w:r>
-      <w:r>
-        <w:rPr>
-          <w:iCs/>
-          <w:i/>
-        </w:rPr>
-        <w:t xml:space="preserve">not</w:t>
-      </w:r>
-      <w:r>
-        <w:t xml:space="preserve"> </w:t>
-      </w:r>
-      <w:r>
-        <w:t xml:space="preserve">virulence: lack of genetic resistance, previous exposure, societal breakdown, effects of colonization?)</w:t>
-      </w:r>
-    </w:p>
-    <w:p>
-      <w:pPr>
         <w:numPr>
           <w:ilvl w:val="0"/>
           <w:numId w:val="1004"/>
         </w:numPr>
+      </w:pPr>
+      <w:r>
+        <w:t xml:space="preserve">sampling bias?</w:t>
+      </w:r>
+    </w:p>
+    <w:p>
+      <w:pPr>
         <w:pStyle w:val="Compact"/>
-      </w:pPr>
-      <w:r>
-        <w:t xml:space="preserve">sampling bias?</w:t>
-      </w:r>
-    </w:p>
-    <w:p>
-      <w:pPr>
         <w:numPr>
           <w:ilvl w:val="1"/>
           <w:numId w:val="1007"/>
         </w:numPr>
+      </w:pPr>
+      <w:r>
+        <w:t xml:space="preserve">biocontrol examples always select for maximal virulence</w:t>
+      </w:r>
+    </w:p>
+    <w:p>
+      <w:pPr>
         <w:pStyle w:val="Compact"/>
-      </w:pPr>
-      <w:r>
-        <w:t xml:space="preserve">biocontrol examples always select for maximal virulence</w:t>
-      </w:r>
-    </w:p>
-    <w:p>
-      <w:pPr>
         <w:numPr>
           <w:ilvl w:val="1"/>
           <w:numId w:val="1007"/>
         </w:numPr>
-        <w:pStyle w:val="Compact"/>
       </w:pPr>
       <w:r>
         <w:t xml:space="preserve">mild introductions may not be noticed</w:t>
@@ -508,11 +472,11 @@
     </w:p>
     <w:p>
       <w:pPr>
+        <w:pStyle w:val="Compact"/>
         <w:numPr>
           <w:ilvl w:val="0"/>
           <w:numId w:val="1008"/>
         </w:numPr>
-        <w:pStyle w:val="Compact"/>
       </w:pPr>
       <w:r>
         <w:t xml:space="preserve">Intermediate virulence evolves due to host-level selection (group theory returns); a tradeoff between transmission</w:t>
@@ -522,27 +486,27 @@
       </w:r>
       <w:r>
         <w:rPr>
+          <w:i/>
           <w:iCs/>
+        </w:rPr>
+        <w:t xml:space="preserve">rate</w:t>
+      </w:r>
+      <w:r>
+        <w:t xml:space="preserve"> </w:t>
+      </w:r>
+      <w:r>
+        <w:t xml:space="preserve">(infections/host/time)</w:t>
+      </w:r>
+      <w:r>
+        <w:t xml:space="preserve"> </w:t>
+      </w:r>
+      <w:r>
+        <w:t xml:space="preserve">and virulence (</w:t>
+      </w:r>
+      <w:r>
+        <w:rPr>
           <w:i/>
-        </w:rPr>
-        <w:t xml:space="preserve">rate</w:t>
-      </w:r>
-      <w:r>
-        <w:t xml:space="preserve"> </w:t>
-      </w:r>
-      <w:r>
-        <w:t xml:space="preserve">(infections/host/time)</w:t>
-      </w:r>
-      <w:r>
-        <w:t xml:space="preserve"> </w:t>
-      </w:r>
-      <w:r>
-        <w:t xml:space="preserve">and virulence (</w:t>
-      </w:r>
-      <w:r>
-        <w:rPr>
           <w:iCs/>
-          <w:i/>
         </w:rPr>
         <w:t xml:space="preserve">defined as mortality/time</w:t>
       </w:r>
@@ -577,8 +541,8 @@
       </w:r>
       <w:r>
         <w:rPr>
+          <w:b/>
           <w:bCs/>
-          <w:b/>
         </w:rPr>
         <w:t xml:space="preserve">intermediate</w:t>
       </w:r>
@@ -591,164 +555,164 @@
     </w:p>
     <w:p>
       <w:pPr>
+        <w:pStyle w:val="Compact"/>
         <w:numPr>
           <w:ilvl w:val="0"/>
           <w:numId w:val="1008"/>
         </w:numPr>
-        <w:pStyle w:val="Compact"/>
       </w:pPr>
       <w:r>
         <w:t xml:space="preserve">conceptually, mediated by parasite replication rate or load (cf spore production/</w:t>
       </w:r>
       <w:r>
         <w:rPr>
+          <w:i/>
           <w:iCs/>
+        </w:rPr>
+        <w:t xml:space="preserve">Daphnia</w:t>
+      </w:r>
+      <w:r>
+        <w:t xml:space="preserve"> </w:t>
+      </w:r>
+      <w:r>
+        <w:t xml:space="preserve">fecundity example</w:t>
+      </w:r>
+      <w:r>
+        <w:t xml:space="preserve"> </w:t>
+      </w:r>
+      <w:r>
+        <w:t xml:space="preserve">(Decaestecker et al. 2007)</w:t>
+      </w:r>
+    </w:p>
+    <w:bookmarkStart w:id="28" w:name="example-myxomatosis"/>
+    <w:p>
+      <w:pPr>
+        <w:pStyle w:val="Heading2"/>
+      </w:pPr>
+      <w:r>
+        <w:t xml:space="preserve">Example: myxomatosis</w:t>
+      </w:r>
+    </w:p>
+    <w:p>
+      <w:pPr>
+        <w:pStyle w:val="FirstParagraph"/>
+      </w:pPr>
+      <w:r>
+        <w:t xml:space="preserve">Viral disease; mild in Brazilian rabbits (</w:t>
+      </w:r>
+      <w:r>
+        <w:rPr>
           <w:i/>
-        </w:rPr>
-        <w:t xml:space="preserve">Daphnia</w:t>
-      </w:r>
-      <w:r>
-        <w:t xml:space="preserve"> </w:t>
-      </w:r>
-      <w:r>
-        <w:t xml:space="preserve">fecundity example</w:t>
-      </w:r>
-      <w:r>
-        <w:t xml:space="preserve"> </w:t>
-      </w:r>
-      <w:r>
-        <w:t xml:space="preserve">(Decaestecker et al. 2007)</w:t>
-      </w:r>
-    </w:p>
-    <w:bookmarkStart w:id="28" w:name="example-myxomatosis"/>
-    <w:p>
-      <w:pPr>
-        <w:pStyle w:val="Heading2"/>
-      </w:pPr>
-      <w:r>
-        <w:t xml:space="preserve">Example: myxomatosis</w:t>
-      </w:r>
-    </w:p>
-    <w:p>
-      <w:pPr>
-        <w:pStyle w:val="FirstParagraph"/>
-      </w:pPr>
-      <w:r>
-        <w:t xml:space="preserve">Viral disease; mild in Brazilian rabbits (</w:t>
-      </w:r>
-      <w:r>
-        <w:rPr>
           <w:iCs/>
+        </w:rPr>
+        <w:t xml:space="preserve">Sylvilagus brasiliensis</w:t>
+      </w:r>
+      <w:r>
+        <w:t xml:space="preserve">),</w:t>
+      </w:r>
+      <w:r>
+        <w:t xml:space="preserve"> </w:t>
+      </w:r>
+      <w:r>
+        <w:t xml:space="preserve">virulent in European rabbits (</w:t>
+      </w:r>
+      <w:r>
+        <w:rPr>
           <w:i/>
-        </w:rPr>
-        <w:t xml:space="preserve">Sylvilagus brasiliensis</w:t>
-      </w:r>
-      <w:r>
-        <w:t xml:space="preserve">),</w:t>
-      </w:r>
-      <w:r>
-        <w:t xml:space="preserve"> </w:t>
-      </w:r>
-      <w:r>
-        <w:t xml:space="preserve">virulent in European rabbits (</w:t>
-      </w:r>
-      <w:r>
-        <w:rPr>
           <w:iCs/>
+        </w:rPr>
+        <w:t xml:space="preserve">Oryctolagus cuniculus</w:t>
+      </w:r>
+      <w:r>
+        <w:t xml:space="preserve">).</w:t>
+      </w:r>
+      <w:r>
+        <w:t xml:space="preserve"> </w:t>
+      </w:r>
+      <w:r>
+        <w:t xml:space="preserve">Mosquito- and flea-borne. Introduced (several times)</w:t>
+      </w:r>
+      <w:r>
+        <w:t xml:space="preserve"> </w:t>
+      </w:r>
+      <w:r>
+        <w:t xml:space="preserve">in Australia to control introduced rabbits, finally spread 1950-1951.</w:t>
+      </w:r>
+      <w:r>
+        <w:t xml:space="preserve"> </w:t>
+      </w:r>
+      <w:r>
+        <w:t xml:space="preserve">Case mortality originally &gt;99%, populations</w:t>
+      </w:r>
+      <w:r>
+        <w:t xml:space="preserve"> </w:t>
+      </w:r>
+      <w:r>
+        <w:t xml:space="preserve">initially decreased by 90%. CM initially dropped to 90%, then further.</w:t>
+      </w:r>
+      <w:r>
+        <w:t xml:space="preserve"> </w:t>
+      </w:r>
+      <w:r>
+        <w:t xml:space="preserve">Resistance: test by infecting laboratory rabbits that</w:t>
+      </w:r>
+      <w:r>
+        <w:t xml:space="preserve"> </w:t>
+      </w:r>
+      <w:r>
+        <w:t xml:space="preserve">haven’t evolved. CM of grade III strain drops from</w:t>
+      </w:r>
+      <w:r>
+        <w:t xml:space="preserve"> </w:t>
+      </w:r>
+      <w:r>
+        <w:t xml:space="preserve">90% to about 50% as populations experience more epizootics.</w:t>
+      </w:r>
+      <w:r>
+        <w:t xml:space="preserve"> </w:t>
+      </w:r>
+      <w:r>
+        <w:t xml:space="preserve">At the same time mean virus grade drops from I to III, then rebounds.</w:t>
+      </w:r>
+    </w:p>
+    <w:p>
+      <w:pPr>
+        <w:pStyle w:val="BodyText"/>
+      </w:pPr>
+      <w:r>
+        <w:t xml:space="preserve">Evidence for tradeoff theory:</w:t>
+      </w:r>
+      <w:r>
+        <w:t xml:space="preserve"> </w:t>
+      </w:r>
+      <w:r>
+        <w:t xml:space="preserve">Higher grades (higher case mortality)</w:t>
+      </w:r>
+      <w:r>
+        <w:t xml:space="preserve"> </w:t>
+      </w:r>
+      <w:r>
+        <w:t xml:space="preserve">also have faster mortality (&lt;13 days to &gt;50 day</w:t>
+      </w:r>
+      <w:r>
+        <w:t xml:space="preserve"> </w:t>
+      </w:r>
+      <w:r>
+        <w:t xml:space="preserve">survival as CM goes from &gt;99% to &lt;50%).</w:t>
+      </w:r>
+      <w:r>
+        <w:t xml:space="preserve"> </w:t>
+      </w:r>
+      <w:r>
+        <w:t xml:space="preserve">Skin virus</w:t>
+      </w:r>
+      <w:r>
+        <w:t xml:space="preserve"> </w:t>
+      </w:r>
+      <w:r>
+        <w:rPr>
           <w:i/>
-        </w:rPr>
-        <w:t xml:space="preserve">Oryctolagus cuniculus</w:t>
-      </w:r>
-      <w:r>
-        <w:t xml:space="preserve">).</w:t>
-      </w:r>
-      <w:r>
-        <w:t xml:space="preserve"> </w:t>
-      </w:r>
-      <w:r>
-        <w:t xml:space="preserve">Mosquito- and flea-borne. Introduced (several times)</w:t>
-      </w:r>
-      <w:r>
-        <w:t xml:space="preserve"> </w:t>
-      </w:r>
-      <w:r>
-        <w:t xml:space="preserve">in Australia to control introduced rabbits, finally spread 1950-1951.</w:t>
-      </w:r>
-      <w:r>
-        <w:t xml:space="preserve"> </w:t>
-      </w:r>
-      <w:r>
-        <w:t xml:space="preserve">Case mortality originally &gt;99%, populations</w:t>
-      </w:r>
-      <w:r>
-        <w:t xml:space="preserve"> </w:t>
-      </w:r>
-      <w:r>
-        <w:t xml:space="preserve">initially decreased by 90%. CM initially dropped to 90%, then further.</w:t>
-      </w:r>
-      <w:r>
-        <w:t xml:space="preserve"> </w:t>
-      </w:r>
-      <w:r>
-        <w:t xml:space="preserve">Resistance: test by infecting laboratory rabbits that</w:t>
-      </w:r>
-      <w:r>
-        <w:t xml:space="preserve"> </w:t>
-      </w:r>
-      <w:r>
-        <w:t xml:space="preserve">haven’t evolved. CM of grade III strain drops from</w:t>
-      </w:r>
-      <w:r>
-        <w:t xml:space="preserve"> </w:t>
-      </w:r>
-      <w:r>
-        <w:t xml:space="preserve">90% to about 50% as populations experience more epizootics.</w:t>
-      </w:r>
-      <w:r>
-        <w:t xml:space="preserve"> </w:t>
-      </w:r>
-      <w:r>
-        <w:t xml:space="preserve">At the same time mean virus grade drops from I to III, then rebounds.</w:t>
-      </w:r>
-    </w:p>
-    <w:p>
-      <w:pPr>
-        <w:pStyle w:val="BodyText"/>
-      </w:pPr>
-      <w:r>
-        <w:t xml:space="preserve">Evidence for tradeoff theory:</w:t>
-      </w:r>
-      <w:r>
-        <w:t xml:space="preserve"> </w:t>
-      </w:r>
-      <w:r>
-        <w:t xml:space="preserve">Higher grades (higher case mortality)</w:t>
-      </w:r>
-      <w:r>
-        <w:t xml:space="preserve"> </w:t>
-      </w:r>
-      <w:r>
-        <w:t xml:space="preserve">also have faster mortality (&lt;13 days to &gt;50 day</w:t>
-      </w:r>
-      <w:r>
-        <w:t xml:space="preserve"> </w:t>
-      </w:r>
-      <w:r>
-        <w:t xml:space="preserve">survival as CM goes from &gt;99% to &lt;50%).</w:t>
-      </w:r>
-      <w:r>
-        <w:t xml:space="preserve"> </w:t>
-      </w:r>
-      <w:r>
-        <w:t xml:space="preserve">Skin virus</w:t>
-      </w:r>
-      <w:r>
-        <w:t xml:space="preserve"> </w:t>
-      </w:r>
-      <w:r>
-        <w:rPr>
           <w:iCs/>
-          <w:i/>
         </w:rPr>
         <w:t xml:space="preserve">titer</w:t>
       </w:r>
@@ -936,93 +900,87 @@
     </w:p>
     <w:p>
       <w:pPr>
+        <w:pStyle w:val="Compact"/>
         <w:numPr>
           <w:ilvl w:val="0"/>
           <w:numId w:val="1009"/>
         </w:numPr>
+      </w:pPr>
+      <w:r>
+        <w:t xml:space="preserve">Australia</w:t>
+      </w:r>
+    </w:p>
+    <w:p>
+      <w:pPr>
         <w:pStyle w:val="Compact"/>
-      </w:pPr>
-      <w:r>
-        <w:t xml:space="preserve">Australia</w:t>
-      </w:r>
-    </w:p>
-    <w:p>
-      <w:pPr>
         <w:numPr>
           <w:ilvl w:val="1"/>
           <w:numId w:val="1010"/>
         </w:numPr>
+      </w:pPr>
+      <w:r>
+        <w:t xml:space="preserve">some mutations with clear virulence effects (insertion disrupts reading frame involving cell cycle; deletion affects immunosuppressive pathway)</w:t>
+      </w:r>
+    </w:p>
+    <w:p>
+      <w:pPr>
         <w:pStyle w:val="Compact"/>
-      </w:pPr>
-      <w:r>
-        <w:t xml:space="preserve">some mutations with clear virulence effects (insertion disrupts reading frame involving cell cycle; deletion affects immunosuppressive pathway)</w:t>
-      </w:r>
-    </w:p>
-    <w:p>
-      <w:pPr>
         <w:numPr>
           <w:ilvl w:val="1"/>
           <w:numId w:val="1010"/>
         </w:numPr>
+      </w:pPr>
+      <w:r>
+        <w:rPr>
+          <w:b/>
+          <w:bCs/>
+        </w:rPr>
+        <w:t xml:space="preserve">probably</w:t>
+      </w:r>
+      <w:r>
+        <w:t xml:space="preserve"> </w:t>
+      </w:r>
+      <w:r>
+        <w:t xml:space="preserve">“attenuation-restoration”</w:t>
+      </w:r>
+      <w:r>
+        <w:t xml:space="preserve"> </w:t>
+      </w:r>
+      <w:r>
+        <w:t xml:space="preserve">in Australia: attenuating mutations fixed, then restored</w:t>
+      </w:r>
+    </w:p>
+    <w:p>
+      <w:pPr>
         <w:pStyle w:val="Compact"/>
-      </w:pPr>
-      <w:r>
-        <w:rPr>
-          <w:bCs/>
-          <w:b/>
-        </w:rPr>
-        <w:t xml:space="preserve">probably</w:t>
-      </w:r>
-      <w:r>
-        <w:t xml:space="preserve"> </w:t>
-      </w:r>
-      <w:r>
-        <w:t xml:space="preserve">“</w:t>
-      </w:r>
-      <w:r>
-        <w:t xml:space="preserve">attenuation-restoration</w:t>
-      </w:r>
-      <w:r>
-        <w:t xml:space="preserve">”</w:t>
-      </w:r>
-      <w:r>
-        <w:t xml:space="preserve"> </w:t>
-      </w:r>
-      <w:r>
-        <w:t xml:space="preserve">in Australia: attenuating mutations fixed, then restored</w:t>
-      </w:r>
-    </w:p>
-    <w:p>
-      <w:pPr>
         <w:numPr>
           <w:ilvl w:val="0"/>
           <w:numId w:val="1009"/>
         </w:numPr>
+      </w:pPr>
+      <w:r>
+        <w:t xml:space="preserve">Britain</w:t>
+      </w:r>
+    </w:p>
+    <w:p>
+      <w:pPr>
         <w:pStyle w:val="Compact"/>
-      </w:pPr>
-      <w:r>
-        <w:t xml:space="preserve">Britain</w:t>
-      </w:r>
-    </w:p>
-    <w:p>
-      <w:pPr>
         <w:numPr>
           <w:ilvl w:val="1"/>
           <w:numId w:val="1011"/>
         </w:numPr>
+      </w:pPr>
+      <w:r>
+        <w:t xml:space="preserve">premature stop codon disrupts immunosuppression</w:t>
+      </w:r>
+    </w:p>
+    <w:p>
+      <w:pPr>
         <w:pStyle w:val="Compact"/>
-      </w:pPr>
-      <w:r>
-        <w:t xml:space="preserve">premature stop codon disrupts immunosuppression</w:t>
-      </w:r>
-    </w:p>
-    <w:p>
-      <w:pPr>
         <w:numPr>
           <w:ilvl w:val="1"/>
           <w:numId w:val="1011"/>
         </w:numPr>
-        <w:pStyle w:val="Compact"/>
       </w:pPr>
       <w:r>
         <w:t xml:space="preserve">parallel evolutions, but different substitutions</w:t>
@@ -1040,125 +998,125 @@
     </w:p>
     <w:p>
       <w:pPr>
+        <w:pStyle w:val="Compact"/>
         <w:numPr>
           <w:ilvl w:val="0"/>
           <w:numId w:val="1012"/>
         </w:numPr>
+      </w:pPr>
+      <w:r>
+        <w:t xml:space="preserve">Correlations among</w:t>
+      </w:r>
+    </w:p>
+    <w:p>
+      <w:pPr>
         <w:pStyle w:val="Compact"/>
-      </w:pPr>
-      <w:r>
-        <w:t xml:space="preserve">Correlations among</w:t>
-      </w:r>
-    </w:p>
-    <w:p>
-      <w:pPr>
         <w:numPr>
           <w:ilvl w:val="1"/>
           <w:numId w:val="1013"/>
         </w:numPr>
+      </w:pPr>
+      <w:r>
+        <w:rPr>
+          <w:i/>
+          <w:iCs/>
+        </w:rPr>
+        <w:t xml:space="preserve">setpoint viral load</w:t>
+      </w:r>
+    </w:p>
+    <w:p>
+      <w:pPr>
         <w:pStyle w:val="Compact"/>
-      </w:pPr>
-      <w:r>
-        <w:rPr>
-          <w:iCs/>
-          <w:i/>
-        </w:rPr>
-        <w:t xml:space="preserve">setpoint viral load</w:t>
-      </w:r>
-    </w:p>
-    <w:p>
-      <w:pPr>
         <w:numPr>
           <w:ilvl w:val="1"/>
           <w:numId w:val="1013"/>
         </w:numPr>
+      </w:pPr>
+      <w:r>
+        <w:rPr>
+          <w:i/>
+          <w:iCs/>
+        </w:rPr>
+        <w:t xml:space="preserve">time to progression</w:t>
+      </w:r>
+      <w:r>
+        <w:t xml:space="preserve"> </w:t>
+      </w:r>
+      <w:r>
+        <w:t xml:space="preserve">or</w:t>
+      </w:r>
+      <w:r>
+        <w:t xml:space="preserve"> </w:t>
+      </w:r>
+      <w:r>
+        <w:rPr>
+          <w:i/>
+          <w:iCs/>
+        </w:rPr>
+        <w:t xml:space="preserve">rate of CD4 decline</w:t>
+      </w:r>
+      <w:r>
+        <w:t xml:space="preserve"> </w:t>
+      </w:r>
+      <w:r>
+        <w:t xml:space="preserve">(mechanisms still poorly understood! within-host evolution for diversity, virulence, immune escape? immune aging?? accumulation of opportunistic infections?)</w:t>
+      </w:r>
+    </w:p>
+    <w:p>
+      <w:pPr>
         <w:pStyle w:val="Compact"/>
-      </w:pPr>
-      <w:r>
-        <w:rPr>
-          <w:iCs/>
-          <w:i/>
-        </w:rPr>
-        <w:t xml:space="preserve">time to progression</w:t>
-      </w:r>
-      <w:r>
-        <w:t xml:space="preserve"> </w:t>
-      </w:r>
-      <w:r>
-        <w:t xml:space="preserve">or</w:t>
-      </w:r>
-      <w:r>
-        <w:t xml:space="preserve"> </w:t>
-      </w:r>
-      <w:r>
-        <w:rPr>
-          <w:iCs/>
-          <w:i/>
-        </w:rPr>
-        <w:t xml:space="preserve">rate of CD4 decline</w:t>
-      </w:r>
-      <w:r>
-        <w:t xml:space="preserve"> </w:t>
-      </w:r>
-      <w:r>
-        <w:t xml:space="preserve">(mechanisms still poorly understood! within-host evolution for diversity, virulence, immune escape? immune aging?? accumulation of opportunistic infections?)</w:t>
-      </w:r>
-    </w:p>
-    <w:p>
-      <w:pPr>
         <w:numPr>
           <w:ilvl w:val="1"/>
           <w:numId w:val="1013"/>
         </w:numPr>
+      </w:pPr>
+      <w:r>
+        <w:rPr>
+          <w:i/>
+          <w:iCs/>
+        </w:rPr>
+        <w:t xml:space="preserve">transmission probability</w:t>
+      </w:r>
+      <w:r>
+        <w:t xml:space="preserve"> </w:t>
+      </w:r>
+      <w:r>
+        <w:t xml:space="preserve">(as measured in</w:t>
+      </w:r>
+      <w:r>
+        <w:t xml:space="preserve"> </w:t>
+      </w:r>
+      <w:r>
+        <w:rPr>
+          <w:i/>
+          <w:iCs/>
+        </w:rPr>
+        <w:t xml:space="preserve">serodiscordant couples</w:t>
+      </w:r>
+      <w:r>
+        <w:t xml:space="preserve">;</w:t>
+      </w:r>
+      <w:r>
+        <w:t xml:space="preserve"> </w:t>
+      </w:r>
+      <w:r>
+        <w:rPr>
+          <w:i/>
+          <w:iCs/>
+        </w:rPr>
+        <w:t xml:space="preserve">Rakai cohort</w:t>
+      </w:r>
+      <w:r>
+        <w:t xml:space="preserve">)</w:t>
+      </w:r>
+    </w:p>
+    <w:p>
+      <w:pPr>
         <w:pStyle w:val="Compact"/>
-      </w:pPr>
-      <w:r>
-        <w:rPr>
-          <w:iCs/>
-          <w:i/>
-        </w:rPr>
-        <w:t xml:space="preserve">transmission probability</w:t>
-      </w:r>
-      <w:r>
-        <w:t xml:space="preserve"> </w:t>
-      </w:r>
-      <w:r>
-        <w:t xml:space="preserve">(as measured in</w:t>
-      </w:r>
-      <w:r>
-        <w:t xml:space="preserve"> </w:t>
-      </w:r>
-      <w:r>
-        <w:rPr>
-          <w:iCs/>
-          <w:i/>
-        </w:rPr>
-        <w:t xml:space="preserve">serodiscordant couples</w:t>
-      </w:r>
-      <w:r>
-        <w:t xml:space="preserve">;</w:t>
-      </w:r>
-      <w:r>
-        <w:t xml:space="preserve"> </w:t>
-      </w:r>
-      <w:r>
-        <w:rPr>
-          <w:iCs/>
-          <w:i/>
-        </w:rPr>
-        <w:t xml:space="preserve">Rakai cohort</w:t>
-      </w:r>
-      <w:r>
-        <w:t xml:space="preserve">)</w:t>
-      </w:r>
-    </w:p>
-    <w:p>
-      <w:pPr>
         <w:numPr>
           <w:ilvl w:val="0"/>
           <w:numId w:val="1012"/>
         </w:numPr>
-        <w:pStyle w:val="Compact"/>
       </w:pPr>
       <w:r>
         <w:t xml:space="preserve">no longer ethically measurable</w:t>
@@ -1320,23 +1278,23 @@
     </w:p>
     <w:p>
       <w:pPr>
+        <w:pStyle w:val="Compact"/>
         <w:numPr>
           <w:ilvl w:val="0"/>
           <w:numId w:val="1014"/>
         </w:numPr>
+      </w:pPr>
+      <w:r>
+        <w:t xml:space="preserve">some suggestion of overall increase in virulence (decreased CD4 count/increased viral load)</w:t>
+      </w:r>
+    </w:p>
+    <w:p>
+      <w:pPr>
         <w:pStyle w:val="Compact"/>
-      </w:pPr>
-      <w:r>
-        <w:t xml:space="preserve">some suggestion of overall increase in virulence (decreased CD4 count/increased viral load)</w:t>
-      </w:r>
-    </w:p>
-    <w:p>
-      <w:pPr>
         <w:numPr>
           <w:ilvl w:val="0"/>
           <w:numId w:val="1014"/>
         </w:numPr>
-        <w:pStyle w:val="Compact"/>
       </w:pPr>
       <w:r>
         <w:t xml:space="preserve">highly variable (e.g. increasing in Italy</w:t>
@@ -1450,85 +1408,79 @@
       </w:r>
       <w:r>
         <w:rPr>
+          <w:b/>
           <w:bCs/>
-          <w:b/>
         </w:rPr>
         <w:t xml:space="preserve">transmission mode</w:t>
       </w:r>
     </w:p>
     <w:p>
       <w:pPr>
+        <w:pStyle w:val="Compact"/>
         <w:numPr>
           <w:ilvl w:val="1"/>
           <w:numId w:val="1016"/>
         </w:numPr>
+      </w:pPr>
+      <w:r>
+        <w:t xml:space="preserve">vector-borne &gt; direct</w:t>
+      </w:r>
+    </w:p>
+    <w:p>
+      <w:pPr>
         <w:pStyle w:val="Compact"/>
-      </w:pPr>
-      <w:r>
-        <w:t xml:space="preserve">vector-borne &gt; direct</w:t>
-      </w:r>
-    </w:p>
-    <w:p>
-      <w:pPr>
         <w:numPr>
           <w:ilvl w:val="1"/>
           <w:numId w:val="1016"/>
         </w:numPr>
+      </w:pPr>
+      <w:r>
+        <w:t xml:space="preserve">high virulence for</w:t>
+      </w:r>
+      <w:r>
+        <w:t xml:space="preserve"> </w:t>
+      </w:r>
+      <w:r>
+        <w:t xml:space="preserve">“necrotransmission”</w:t>
+      </w:r>
+      <w:r>
+        <w:t xml:space="preserve"> </w:t>
+      </w:r>
+      <w:r>
+        <w:t xml:space="preserve">(via dead hosts: anthrax, chronic wasting disease)</w:t>
+      </w:r>
+    </w:p>
+    <w:p>
+      <w:pPr>
         <w:pStyle w:val="Compact"/>
-      </w:pPr>
-      <w:r>
-        <w:t xml:space="preserve">high virulence for</w:t>
-      </w:r>
-      <w:r>
-        <w:t xml:space="preserve"> </w:t>
-      </w:r>
-      <w:r>
-        <w:t xml:space="preserve">“</w:t>
-      </w:r>
-      <w:r>
-        <w:t xml:space="preserve">necrotransmission</w:t>
-      </w:r>
-      <w:r>
-        <w:t xml:space="preserve">”</w:t>
-      </w:r>
-      <w:r>
-        <w:t xml:space="preserve"> </w:t>
-      </w:r>
-      <w:r>
-        <w:t xml:space="preserve">(via dead hosts: anthrax, chronic wasting disease)</w:t>
-      </w:r>
-    </w:p>
-    <w:p>
-      <w:pPr>
         <w:numPr>
           <w:ilvl w:val="1"/>
           <w:numId w:val="1016"/>
         </w:numPr>
+      </w:pPr>
+      <w:r>
+        <w:t xml:space="preserve">horizontal transmission &gt; vertical</w:t>
+      </w:r>
+    </w:p>
+    <w:p>
+      <w:pPr>
         <w:pStyle w:val="Compact"/>
-      </w:pPr>
-      <w:r>
-        <w:t xml:space="preserve">horizontal transmission &gt; vertical</w:t>
-      </w:r>
-    </w:p>
-    <w:p>
-      <w:pPr>
         <w:numPr>
           <w:ilvl w:val="1"/>
           <w:numId w:val="1016"/>
         </w:numPr>
+      </w:pPr>
+      <w:r>
+        <w:t xml:space="preserve">needle-borne &gt; STD?</w:t>
+      </w:r>
+    </w:p>
+    <w:p>
+      <w:pPr>
         <w:pStyle w:val="Compact"/>
-      </w:pPr>
-      <w:r>
-        <w:t xml:space="preserve">needle-borne &gt; STD?</w:t>
-      </w:r>
-    </w:p>
-    <w:p>
-      <w:pPr>
         <w:numPr>
           <w:ilvl w:val="1"/>
           <w:numId w:val="1016"/>
         </w:numPr>
-        <w:pStyle w:val="Compact"/>
       </w:pPr>
       <w:r>
         <w:t xml:space="preserve">environmental (water-borne, e.g. cholera) &gt; direct</w:t>
@@ -1554,24 +1506,24 @@
       </w:pPr>
       <w:r>
         <w:rPr>
+          <w:b/>
           <w:bCs/>
+        </w:rPr>
+        <w:t xml:space="preserve">facultative</w:t>
+      </w:r>
+      <w:r>
+        <w:t xml:space="preserve"> </w:t>
+      </w:r>
+      <w:r>
+        <w:t xml:space="preserve">parasites (e.g. soil-borne microbes with a</w:t>
+      </w:r>
+      <w:r>
+        <w:t xml:space="preserve"> </w:t>
+      </w:r>
+      <w:r>
+        <w:rPr>
           <w:b/>
-        </w:rPr>
-        <w:t xml:space="preserve">facultative</w:t>
-      </w:r>
-      <w:r>
-        <w:t xml:space="preserve"> </w:t>
-      </w:r>
-      <w:r>
-        <w:t xml:space="preserve">parasites (e.g. soil-borne microbes with a</w:t>
-      </w:r>
-      <w:r>
-        <w:t xml:space="preserve"> </w:t>
-      </w:r>
-      <w:r>
-        <w:rPr>
           <w:bCs/>
-          <w:b/>
         </w:rPr>
         <w:t xml:space="preserve">facultative</w:t>
       </w:r>
@@ -1590,13 +1542,7 @@
         </w:numPr>
       </w:pPr>
       <w:r>
-        <w:t xml:space="preserve">“</w:t>
-      </w:r>
-      <w:r>
-        <w:t xml:space="preserve">curse of the pharaoh</w:t>
-      </w:r>
-      <w:r>
-        <w:t xml:space="preserve">”</w:t>
+        <w:t xml:space="preserve">“curse of the pharaoh”</w:t>
       </w:r>
       <w:r>
         <w:t xml:space="preserve">: effect of resting stages?</w:t>
@@ -1705,20 +1651,14 @@
     </w:p>
     <w:p>
       <w:pPr>
+        <w:pStyle w:val="Compact"/>
         <w:numPr>
           <w:ilvl w:val="0"/>
           <w:numId w:val="1017"/>
         </w:numPr>
-        <w:pStyle w:val="Compact"/>
-      </w:pPr>
-      <w:r>
-        <w:t xml:space="preserve">“</w:t>
-      </w:r>
-      <w:r>
-        <w:t xml:space="preserve">Virulence</w:t>
-      </w:r>
-      <w:r>
-        <w:t xml:space="preserve">”</w:t>
+      </w:pPr>
+      <w:r>
+        <w:t xml:space="preserve">“Virulence”</w:t>
       </w:r>
       <w:r>
         <w:t xml:space="preserve"> </w:t>
@@ -1739,48 +1679,48 @@
     </w:p>
     <w:p>
       <w:pPr>
+        <w:pStyle w:val="Compact"/>
         <w:numPr>
           <w:ilvl w:val="0"/>
           <w:numId w:val="1018"/>
         </w:numPr>
+      </w:pPr>
+      <w:r>
+        <w:t xml:space="preserve">basic tradeoff theory assumes one infection/strain per host</w:t>
+      </w:r>
+    </w:p>
+    <w:p>
+      <w:pPr>
         <w:pStyle w:val="Compact"/>
-      </w:pPr>
-      <w:r>
-        <w:t xml:space="preserve">basic tradeoff theory assumes one infection/strain per host</w:t>
-      </w:r>
-    </w:p>
-    <w:p>
-      <w:pPr>
         <w:numPr>
           <w:ilvl w:val="0"/>
           <w:numId w:val="1018"/>
         </w:numPr>
+      </w:pPr>
+      <w:r>
+        <w:t xml:space="preserve">effects of mutation,</w:t>
+      </w:r>
+      <w:r>
+        <w:t xml:space="preserve"> </w:t>
+      </w:r>
+      <w:r>
+        <w:rPr>
+          <w:b/>
+          <w:bCs/>
+        </w:rPr>
+        <w:t xml:space="preserve">superinfection</w:t>
+      </w:r>
+      <w:r>
+        <w:t xml:space="preserve">: within-host competition</w:t>
+      </w:r>
+    </w:p>
+    <w:p>
+      <w:pPr>
         <w:pStyle w:val="Compact"/>
-      </w:pPr>
-      <w:r>
-        <w:t xml:space="preserve">effects of mutation,</w:t>
-      </w:r>
-      <w:r>
-        <w:t xml:space="preserve"> </w:t>
-      </w:r>
-      <w:r>
-        <w:rPr>
-          <w:bCs/>
-          <w:b/>
-        </w:rPr>
-        <w:t xml:space="preserve">superinfection</w:t>
-      </w:r>
-      <w:r>
-        <w:t xml:space="preserve">: within-host competition</w:t>
-      </w:r>
-    </w:p>
-    <w:p>
-      <w:pPr>
         <w:numPr>
           <w:ilvl w:val="0"/>
           <w:numId w:val="1018"/>
         </w:numPr>
-        <w:pStyle w:val="Compact"/>
       </w:pPr>
       <w:r>
         <w:t xml:space="preserve">tends to</w:t>
@@ -1790,8 +1730,8 @@
       </w:r>
       <w:r>
         <w:rPr>
+          <w:i/>
           <w:iCs/>
-          <w:i/>
         </w:rPr>
         <w:t xml:space="preserve">increase</w:t>
       </w:r>
@@ -1814,41 +1754,41 @@
     </w:p>
     <w:p>
       <w:pPr>
+        <w:pStyle w:val="Compact"/>
         <w:numPr>
           <w:ilvl w:val="0"/>
           <w:numId w:val="1019"/>
         </w:numPr>
+      </w:pPr>
+      <w:r>
+        <w:t xml:space="preserve">sometimes evolution is just stupid</w:t>
+      </w:r>
+      <w:r>
+        <w:t xml:space="preserve"> </w:t>
+      </w:r>
+      <w:r>
+        <w:t xml:space="preserve">(Levin and Bull 1994)</w:t>
+      </w:r>
+    </w:p>
+    <w:p>
+      <w:pPr>
         <w:pStyle w:val="Compact"/>
-      </w:pPr>
-      <w:r>
-        <w:t xml:space="preserve">sometimes evolution is just stupid</w:t>
-      </w:r>
-      <w:r>
-        <w:t xml:space="preserve"> </w:t>
-      </w:r>
-      <w:r>
-        <w:t xml:space="preserve">(Levin and Bull 1994)</w:t>
-      </w:r>
-    </w:p>
-    <w:p>
-      <w:pPr>
         <w:numPr>
           <w:ilvl w:val="0"/>
           <w:numId w:val="1019"/>
         </w:numPr>
+      </w:pPr>
+      <w:r>
+        <w:t xml:space="preserve">meningitis-producing, paralytic polio strains (central nervous system tropism)</w:t>
+      </w:r>
+    </w:p>
+    <w:p>
+      <w:pPr>
         <w:pStyle w:val="Compact"/>
-      </w:pPr>
-      <w:r>
-        <w:t xml:space="preserve">meningitis-producing, paralytic polio strains (central nervous system tropism)</w:t>
-      </w:r>
-    </w:p>
-    <w:p>
-      <w:pPr>
         <w:numPr>
           <w:ilvl w:val="0"/>
           <w:numId w:val="1019"/>
         </w:numPr>
-        <w:pStyle w:val="Compact"/>
       </w:pPr>
       <w:r>
         <w:t xml:space="preserve">HIV [most transmission probably occurs during acute phases]</w:t>
@@ -1866,11 +1806,11 @@
     </w:p>
     <w:p>
       <w:pPr>
+        <w:pStyle w:val="Compact"/>
         <w:numPr>
           <w:ilvl w:val="0"/>
           <w:numId w:val="1020"/>
         </w:numPr>
-        <w:pStyle w:val="Compact"/>
       </w:pPr>
       <w:r>
         <w:t xml:space="preserve">Most theory assumes that disease is at an</w:t>
@@ -1880,21 +1820,21 @@
       </w:r>
       <w:r>
         <w:rPr>
+          <w:i/>
           <w:iCs/>
+        </w:rPr>
+        <w:t xml:space="preserve">endemic equilibrium</w:t>
+      </w:r>
+      <w:r>
+        <w:t xml:space="preserve">, so that</w:t>
+      </w:r>
+      <w:r>
+        <w:t xml:space="preserve"> </w:t>
+      </w:r>
+      <w:r>
+        <w:rPr>
           <w:i/>
-        </w:rPr>
-        <w:t xml:space="preserve">endemic equilibrium</w:t>
-      </w:r>
-      <w:r>
-        <w:t xml:space="preserve">, so that</w:t>
-      </w:r>
-      <w:r>
-        <w:t xml:space="preserve"> </w:t>
-      </w:r>
-      <w:r>
-        <w:rPr>
           <w:iCs/>
-          <w:i/>
         </w:rPr>
         <w:t xml:space="preserve">lifetime fitness</w:t>
       </w:r>
@@ -1927,39 +1867,39 @@
     </w:p>
     <w:p>
       <w:pPr>
+        <w:pStyle w:val="Compact"/>
         <w:numPr>
           <w:ilvl w:val="1"/>
           <w:numId w:val="1021"/>
         </w:numPr>
+      </w:pPr>
+      <w:r>
+        <w:t xml:space="preserve">this also means that increasing overall transmission (due to population density, poor hygiene, etc.)</w:t>
+      </w:r>
+      <w:r>
+        <w:t xml:space="preserve"> </w:t>
+      </w:r>
+      <w:r>
+        <w:rPr>
+          <w:b/>
+          <w:bCs/>
+        </w:rPr>
+        <w:t xml:space="preserve">doesn’t</w:t>
+      </w:r>
+      <w:r>
+        <w:t xml:space="preserve"> </w:t>
+      </w:r>
+      <w:r>
+        <w:t xml:space="preserve">select for higher virulence</w:t>
+      </w:r>
+    </w:p>
+    <w:p>
+      <w:pPr>
         <w:pStyle w:val="Compact"/>
-      </w:pPr>
-      <w:r>
-        <w:t xml:space="preserve">this also means that increasing overall transmission (due to population density, poor hygiene, etc.)</w:t>
-      </w:r>
-      <w:r>
-        <w:t xml:space="preserve"> </w:t>
-      </w:r>
-      <w:r>
-        <w:rPr>
-          <w:bCs/>
-          <w:b/>
-        </w:rPr>
-        <w:t xml:space="preserve">doesn’t</w:t>
-      </w:r>
-      <w:r>
-        <w:t xml:space="preserve"> </w:t>
-      </w:r>
-      <w:r>
-        <w:t xml:space="preserve">select for higher virulence</w:t>
-      </w:r>
-    </w:p>
-    <w:p>
-      <w:pPr>
         <w:numPr>
           <w:ilvl w:val="0"/>
           <w:numId w:val="1020"/>
         </w:numPr>
-        <w:pStyle w:val="Compact"/>
       </w:pPr>
       <w:r>
         <w:t xml:space="preserve">During the exponential growth phase of an epidemic,</w:t>
@@ -1969,8 +1909,8 @@
       </w:r>
       <w:r>
         <w:rPr>
+          <w:i/>
           <w:iCs/>
-          <w:i/>
         </w:rPr>
         <w:t xml:space="preserve">speed of increase</w:t>
       </w:r>
@@ -1994,23 +1934,23 @@
     </w:p>
     <w:p>
       <w:pPr>
+        <w:pStyle w:val="Compact"/>
         <w:numPr>
           <w:ilvl w:val="1"/>
           <w:numId w:val="1022"/>
         </w:numPr>
+      </w:pPr>
+      <w:r>
+        <w:t xml:space="preserve">optimal virulence is higher than for endemic equilibrium</w:t>
+      </w:r>
+    </w:p>
+    <w:p>
+      <w:pPr>
         <w:pStyle w:val="Compact"/>
-      </w:pPr>
-      <w:r>
-        <w:t xml:space="preserve">optimal virulence is higher than for endemic equilibrium</w:t>
-      </w:r>
-    </w:p>
-    <w:p>
-      <w:pPr>
         <w:numPr>
           <w:ilvl w:val="0"/>
           <w:numId w:val="1020"/>
         </w:numPr>
-        <w:pStyle w:val="Compact"/>
       </w:pPr>
       <w:r>
         <w:t xml:space="preserve">We expect</w:t>
@@ -2020,8 +1960,8 @@
       </w:r>
       <w:r>
         <w:rPr>
+          <w:i/>
           <w:iCs/>
-          <w:i/>
         </w:rPr>
         <w:t xml:space="preserve">transient</w:t>
       </w:r>
@@ -2146,138 +2086,126 @@
     </w:p>
     <w:p>
       <w:pPr>
+        <w:pStyle w:val="Compact"/>
         <w:numPr>
           <w:ilvl w:val="0"/>
           <w:numId w:val="1023"/>
         </w:numPr>
+      </w:pPr>
+      <w:r>
+        <w:t xml:space="preserve">evolution due to</w:t>
+      </w:r>
+      <w:r>
+        <w:t xml:space="preserve"> </w:t>
+      </w:r>
+      <w:r>
+        <w:rPr>
+          <w:b/>
+          <w:bCs/>
+        </w:rPr>
+        <w:t xml:space="preserve">risk compensation</w:t>
+      </w:r>
+      <w:r>
+        <w:t xml:space="preserve"> </w:t>
+      </w:r>
+      <w:r>
+        <w:t xml:space="preserve">(Massad et al. 2006)</w:t>
+      </w:r>
+      <w:r>
+        <w:t xml:space="preserve">?</w:t>
+      </w:r>
+    </w:p>
+    <w:p>
+      <w:pPr>
         <w:pStyle w:val="Compact"/>
-      </w:pPr>
-      <w:r>
-        <w:t xml:space="preserve">evolution due to</w:t>
-      </w:r>
-      <w:r>
-        <w:t xml:space="preserve"> </w:t>
-      </w:r>
-      <w:r>
-        <w:rPr>
-          <w:bCs/>
-          <w:b/>
-        </w:rPr>
-        <w:t xml:space="preserve">risk compensation</w:t>
-      </w:r>
-      <w:r>
-        <w:t xml:space="preserve"> </w:t>
-      </w:r>
-      <w:r>
-        <w:t xml:space="preserve">(Massad et al. 2006)</w:t>
-      </w:r>
-      <w:r>
-        <w:t xml:space="preserve">?</w:t>
-      </w:r>
-    </w:p>
-    <w:p>
-      <w:pPr>
         <w:numPr>
           <w:ilvl w:val="0"/>
           <w:numId w:val="1023"/>
         </w:numPr>
+      </w:pPr>
+      <w:r>
+        <w:t xml:space="preserve">evolution of higher virulence in unvaccinated people due to</w:t>
+      </w:r>
+      <w:r>
+        <w:t xml:space="preserve"> </w:t>
+      </w:r>
+      <w:r>
+        <w:t xml:space="preserve">“leaky”</w:t>
+      </w:r>
+      <w:r>
+        <w:t xml:space="preserve"> </w:t>
+      </w:r>
+      <w:r>
+        <w:t xml:space="preserve">vaccination</w:t>
+      </w:r>
+      <w:r>
+        <w:t xml:space="preserve"> </w:t>
+      </w:r>
+      <w:r>
+        <w:t xml:space="preserve">(Gandon et al. 2001)</w:t>
+      </w:r>
+      <w:r>
+        <w:t xml:space="preserve">?</w:t>
+      </w:r>
+    </w:p>
+    <w:p>
+      <w:pPr>
         <w:pStyle w:val="Compact"/>
-      </w:pPr>
-      <w:r>
-        <w:t xml:space="preserve">evolution of higher virulence in unvaccinated people due to</w:t>
-      </w:r>
-      <w:r>
-        <w:t xml:space="preserve"> </w:t>
-      </w:r>
-      <w:r>
-        <w:t xml:space="preserve">“</w:t>
-      </w:r>
-      <w:r>
-        <w:t xml:space="preserve">leaky</w:t>
-      </w:r>
-      <w:r>
-        <w:t xml:space="preserve">”</w:t>
-      </w:r>
-      <w:r>
-        <w:t xml:space="preserve"> </w:t>
-      </w:r>
-      <w:r>
-        <w:t xml:space="preserve">vaccination</w:t>
-      </w:r>
-      <w:r>
-        <w:t xml:space="preserve"> </w:t>
-      </w:r>
-      <w:r>
-        <w:t xml:space="preserve">(Gandon et al. 2001)</w:t>
-      </w:r>
-      <w:r>
-        <w:t xml:space="preserve">?</w:t>
-      </w:r>
-    </w:p>
-    <w:p>
-      <w:pPr>
         <w:numPr>
           <w:ilvl w:val="0"/>
           <w:numId w:val="1023"/>
         </w:numPr>
+      </w:pPr>
+      <w:r>
+        <w:t xml:space="preserve">mouse malaria:</w:t>
+      </w:r>
+      <w:r>
+        <w:t xml:space="preserve"> </w:t>
+      </w:r>
+      <w:r>
+        <w:t xml:space="preserve">(Margaret J. Mackinnon and Read 2004; M. J. Mackinnon, Gandon, and Read 2008)</w:t>
+      </w:r>
+      <w:r>
+        <w:t xml:space="preserve">; consistent with</w:t>
+      </w:r>
+      <w:r>
+        <w:t xml:space="preserve"> </w:t>
+      </w:r>
+      <w:r>
+        <w:t xml:space="preserve">“arms race”</w:t>
+      </w:r>
+      <w:r>
+        <w:t xml:space="preserve"> </w:t>
+      </w:r>
+      <w:r>
+        <w:t xml:space="preserve">upregulation of replication</w:t>
+      </w:r>
+    </w:p>
+    <w:p>
+      <w:pPr>
         <w:pStyle w:val="Compact"/>
-      </w:pPr>
-      <w:r>
-        <w:t xml:space="preserve">mouse malaria:</w:t>
-      </w:r>
-      <w:r>
-        <w:t xml:space="preserve"> </w:t>
-      </w:r>
-      <w:r>
-        <w:t xml:space="preserve">(Margaret J. Mackinnon and Read 2004; M. J. Mackinnon, Gandon, and Read 2008)</w:t>
-      </w:r>
-      <w:r>
-        <w:t xml:space="preserve">; consistent with</w:t>
-      </w:r>
-      <w:r>
-        <w:t xml:space="preserve"> </w:t>
-      </w:r>
-      <w:r>
-        <w:t xml:space="preserve">“</w:t>
-      </w:r>
-      <w:r>
-        <w:t xml:space="preserve">arms race</w:t>
-      </w:r>
-      <w:r>
-        <w:t xml:space="preserve">”</w:t>
-      </w:r>
-      <w:r>
-        <w:t xml:space="preserve"> </w:t>
-      </w:r>
-      <w:r>
-        <w:t xml:space="preserve">upregulation of replication</w:t>
-      </w:r>
-    </w:p>
-    <w:p>
-      <w:pPr>
         <w:numPr>
           <w:ilvl w:val="0"/>
           <w:numId w:val="1023"/>
         </w:numPr>
+      </w:pPr>
+      <w:r>
+        <w:t xml:space="preserve">increased virulence in Marek’s disease: reduced host generation time or effects of leaky vaccine?</w:t>
+      </w:r>
+      <w:r>
+        <w:t xml:space="preserve"> </w:t>
+      </w:r>
+      <w:r>
+        <w:t xml:space="preserve">(Atkins et al. 2013)</w:t>
+      </w:r>
+    </w:p>
+    <w:p>
+      <w:pPr>
         <w:pStyle w:val="Compact"/>
-      </w:pPr>
-      <w:r>
-        <w:t xml:space="preserve">increased virulence in Marek’s disease: reduced host generation time or effects of leaky vaccine?</w:t>
-      </w:r>
-      <w:r>
-        <w:t xml:space="preserve"> </w:t>
-      </w:r>
-      <w:r>
-        <w:t xml:space="preserve">(Atkins et al. 2013)</w:t>
-      </w:r>
-    </w:p>
-    <w:p>
-      <w:pPr>
         <w:numPr>
           <w:ilvl w:val="0"/>
           <w:numId w:val="1023"/>
         </w:numPr>
-        <w:pStyle w:val="Compact"/>
       </w:pPr>
       <w:hyperlink r:id="rId56">
         <w:r>
@@ -2349,8 +2277,8 @@
       </w:r>
       <w:r>
         <w:rPr>
+          <w:i/>
           <w:iCs/>
-          <w:i/>
         </w:rPr>
         <w:t xml:space="preserve">Nature Reviews Microbiology</w:t>
       </w:r>
@@ -2482,8 +2410,8 @@
       </w:r>
       <w:r>
         <w:rPr>
+          <w:i/>
           <w:iCs/>
-          <w:i/>
         </w:rPr>
         <w:t xml:space="preserve">Evolution</w:t>
       </w:r>
@@ -2555,8 +2483,8 @@
       </w:r>
       <w:r>
         <w:rPr>
+          <w:i/>
           <w:iCs/>
-          <w:i/>
         </w:rPr>
         <w:t xml:space="preserve">PLoS Pathog</w:t>
       </w:r>
@@ -2619,8 +2547,8 @@
       </w:r>
       <w:r>
         <w:rPr>
+          <w:i/>
           <w:iCs/>
-          <w:i/>
         </w:rPr>
         <w:t xml:space="preserve">eLife</w:t>
       </w:r>
@@ -2665,8 +2593,8 @@
       </w:r>
       <w:r>
         <w:rPr>
+          <w:i/>
           <w:iCs/>
-          <w:i/>
         </w:rPr>
         <w:t xml:space="preserve">Journal of the Royal Society Interface</w:t>
       </w:r>
@@ -2711,8 +2639,8 @@
       </w:r>
       <w:r>
         <w:rPr>
+          <w:i/>
           <w:iCs/>
-          <w:i/>
         </w:rPr>
         <w:t xml:space="preserve">Proceedings of the Royal Society of London. Series B: Biological Sciences</w:t>
       </w:r>
@@ -2814,8 +2742,8 @@
       </w:r>
       <w:r>
         <w:rPr>
+          <w:i/>
           <w:iCs/>
-          <w:i/>
         </w:rPr>
         <w:t xml:space="preserve">The William and Mary Quarterly</w:t>
       </w:r>
@@ -2860,8 +2788,8 @@
       </w:r>
       <w:r>
         <w:rPr>
+          <w:i/>
           <w:iCs/>
-          <w:i/>
         </w:rPr>
         <w:t xml:space="preserve">The American Naturalist</w:t>
       </w:r>
@@ -2930,8 +2858,8 @@
       </w:r>
       <w:r>
         <w:rPr>
+          <w:i/>
           <w:iCs/>
-          <w:i/>
         </w:rPr>
         <w:t xml:space="preserve">Nature</w:t>
       </w:r>
@@ -2976,8 +2904,8 @@
       </w:r>
       <w:r>
         <w:rPr>
+          <w:i/>
           <w:iCs/>
-          <w:i/>
         </w:rPr>
         <w:t xml:space="preserve">Ecological Monographs</w:t>
       </w:r>
@@ -3008,8 +2936,8 @@
       </w:r>
       <w:r>
         <w:rPr>
+          <w:i/>
           <w:iCs/>
-          <w:i/>
         </w:rPr>
         <w:t xml:space="preserve">J. Hyg. (London)</w:t>
       </w:r>
@@ -3040,8 +2968,8 @@
       </w:r>
       <w:r>
         <w:rPr>
+          <w:i/>
           <w:iCs/>
-          <w:i/>
         </w:rPr>
         <w:t xml:space="preserve">Quarterly Review of Biology</w:t>
       </w:r>
@@ -3072,8 +3000,8 @@
       </w:r>
       <w:r>
         <w:rPr>
+          <w:i/>
           <w:iCs/>
-          <w:i/>
         </w:rPr>
         <w:t xml:space="preserve">Nature</w:t>
       </w:r>
@@ -3140,8 +3068,8 @@
       </w:r>
       <w:r>
         <w:rPr>
+          <w:i/>
           <w:iCs/>
-          <w:i/>
         </w:rPr>
         <w:t xml:space="preserve">AIDS (London, England)</w:t>
       </w:r>
@@ -3186,8 +3114,8 @@
       </w:r>
       <w:r>
         <w:rPr>
+          <w:i/>
           <w:iCs/>
-          <w:i/>
         </w:rPr>
         <w:t xml:space="preserve">Evolutionary Ecology Research</w:t>
       </w:r>
@@ -3227,8 +3155,8 @@
       </w:r>
       <w:r>
         <w:rPr>
+          <w:i/>
           <w:iCs/>
-          <w:i/>
         </w:rPr>
         <w:t xml:space="preserve">Journal of Virology</w:t>
       </w:r>
@@ -3318,8 +3246,8 @@
       </w:r>
       <w:r>
         <w:rPr>
+          <w:i/>
           <w:iCs/>
-          <w:i/>
         </w:rPr>
         <w:t xml:space="preserve">PLoS Pathog</w:t>
       </w:r>
@@ -3376,8 +3304,8 @@
       </w:r>
       <w:r>
         <w:rPr>
+          <w:i/>
           <w:iCs/>
-          <w:i/>
         </w:rPr>
         <w:t xml:space="preserve">Journal of Virology</w:t>
       </w:r>
@@ -3423,8 +3351,8 @@
       </w:r>
       <w:r>
         <w:rPr>
+          <w:i/>
           <w:iCs/>
-          <w:i/>
         </w:rPr>
         <w:t xml:space="preserve">Proceedings of the Royal Society of London. Series B: Biological Sciences</w:t>
       </w:r>
@@ -3469,8 +3397,8 @@
       </w:r>
       <w:r>
         <w:rPr>
+          <w:i/>
           <w:iCs/>
-          <w:i/>
         </w:rPr>
         <w:t xml:space="preserve">Trends in Microbiology</w:t>
       </w:r>
@@ -3527,8 +3455,8 @@
       </w:r>
       <w:r>
         <w:rPr>
+          <w:i/>
           <w:iCs/>
-          <w:i/>
         </w:rPr>
         <w:t xml:space="preserve">Vaccine</w:t>
       </w:r>
@@ -3636,8 +3564,8 @@
       </w:r>
       <w:r>
         <w:rPr>
+          <w:i/>
           <w:iCs/>
-          <w:i/>
         </w:rPr>
         <w:t xml:space="preserve">PLOS Biology</w:t>
       </w:r>
@@ -3694,8 +3622,8 @@
       </w:r>
       <w:r>
         <w:rPr>
+          <w:i/>
           <w:iCs/>
-          <w:i/>
         </w:rPr>
         <w:t xml:space="preserve">Medical Hypotheses</w:t>
       </w:r>
@@ -3783,8 +3711,8 @@
       </w:r>
       <w:r>
         <w:rPr>
+          <w:i/>
           <w:iCs/>
-          <w:i/>
         </w:rPr>
         <w:t xml:space="preserve">PLOS Pathogens</w:t>
       </w:r>
@@ -3880,8 +3808,8 @@
       </w:r>
       <w:r>
         <w:rPr>
+          <w:i/>
           <w:iCs/>
-          <w:i/>
         </w:rPr>
         <w:t xml:space="preserve">The Atlantic</w:t>
       </w:r>
@@ -3935,8 +3863,8 @@
       </w:r>
       <w:r>
         <w:rPr>
+          <w:i/>
           <w:iCs/>
-          <w:i/>
         </w:rPr>
         <w:t xml:space="preserve">PLOS Computational Biology</w:t>
       </w:r>
@@ -3993,8 +3921,8 @@
       </w:r>
       <w:r>
         <w:rPr>
+          <w:i/>
           <w:iCs/>
-          <w:i/>
         </w:rPr>
         <w:t xml:space="preserve">Proceedings of the Royal Society B: Biological Sciences</w:t>
       </w:r>
@@ -4033,7 +3961,7 @@
         <w:pStyle w:val="FirstParagraph"/>
       </w:pPr>
       <w:r>
-        <w:t xml:space="preserve">Last updated: 2023-10-30 12:12:09.800148</w:t>
+        <w:t xml:space="preserve">Last updated: 2025-08-06 19:25:34.645593</w:t>
       </w:r>
     </w:p>
     <w:bookmarkEnd w:id="106"/>
@@ -4069,14 +3997,14 @@
 <file path=word/numbering.xml><?xml version="1.0" encoding="utf-8"?>
 <w:numbering xmlns:w="http://schemas.openxmlformats.org/wordprocessingml/2006/main">
   <w:abstractNum w:abstractNumId="990">
-    <w:nsid w:val="A990"/>
+    <w:nsid w:val="0000A990"/>
     <w:multiLevelType w:val="multilevel"/>
     <w:lvl w:ilvl="0">
       <w:numFmt w:val="bullet"/>
       <w:lvlText w:val=" "/>
       <w:lvlJc w:val="left"/>
       <w:pPr>
-        <w:ind w:left="720" w:hanging="480"/>
+        <w:ind w:left="720" w:hanging="360"/>
       </w:pPr>
     </w:lvl>
     <w:lvl w:ilvl="1">
@@ -4084,7 +4012,7 @@
       <w:lvlText w:val=" "/>
       <w:lvlJc w:val="left"/>
       <w:pPr>
-        <w:ind w:left="1440" w:hanging="480"/>
+        <w:ind w:left="1440" w:hanging="360"/>
       </w:pPr>
     </w:lvl>
     <w:lvl w:ilvl="2">
@@ -4092,7 +4020,7 @@
       <w:lvlText w:val=" "/>
       <w:lvlJc w:val="left"/>
       <w:pPr>
-        <w:ind w:left="2160" w:hanging="480"/>
+        <w:ind w:left="2160" w:hanging="360"/>
       </w:pPr>
     </w:lvl>
     <w:lvl w:ilvl="3">
@@ -4100,7 +4028,7 @@
       <w:lvlText w:val=" "/>
       <w:lvlJc w:val="left"/>
       <w:pPr>
-        <w:ind w:left="2880" w:hanging="480"/>
+        <w:ind w:left="2880" w:hanging="360"/>
       </w:pPr>
     </w:lvl>
     <w:lvl w:ilvl="4">
@@ -4108,7 +4036,7 @@
       <w:lvlText w:val=" "/>
       <w:lvlJc w:val="left"/>
       <w:pPr>
-        <w:ind w:left="3600" w:hanging="480"/>
+        <w:ind w:left="3600" w:hanging="360"/>
       </w:pPr>
     </w:lvl>
     <w:lvl w:ilvl="5">
@@ -4116,7 +4044,7 @@
       <w:lvlText w:val=" "/>
       <w:lvlJc w:val="left"/>
       <w:pPr>
-        <w:ind w:left="4320" w:hanging="480"/>
+        <w:ind w:left="4320" w:hanging="360"/>
       </w:pPr>
     </w:lvl>
     <w:lvl w:ilvl="6">
@@ -4124,7 +4052,7 @@
       <w:lvlText w:val=" "/>
       <w:lvlJc w:val="left"/>
       <w:pPr>
-        <w:ind w:left="5040" w:hanging="480"/>
+        <w:ind w:left="5040" w:hanging="360"/>
       </w:pPr>
     </w:lvl>
     <w:lvl w:ilvl="7">
@@ -4132,7 +4060,7 @@
       <w:lvlText w:val=" "/>
       <w:lvlJc w:val="left"/>
       <w:pPr>
-        <w:ind w:left="5760" w:hanging="480"/>
+        <w:ind w:left="5760" w:hanging="360"/>
       </w:pPr>
     </w:lvl>
     <w:lvl w:ilvl="8">
@@ -4140,84 +4068,111 @@
       <w:lvlText w:val=" "/>
       <w:lvlJc w:val="left"/>
       <w:pPr>
-        <w:ind w:left="6480" w:hanging="480"/>
+        <w:ind w:left="6480" w:hanging="360"/>
       </w:pPr>
     </w:lvl>
   </w:abstractNum>
   <w:abstractNum w:abstractNumId="991">
-    <w:nsid w:val="A991"/>
+    <w:nsid w:val="0000A991"/>
     <w:multiLevelType w:val="multilevel"/>
     <w:lvl w:ilvl="0">
       <w:numFmt w:val="bullet"/>
-      <w:lvlText w:val="•"/>
+      <w:lvlText w:val=""/>
       <w:lvlJc w:val="left"/>
       <w:pPr>
-        <w:ind w:left="720" w:hanging="480"/>
-      </w:pPr>
+        <w:ind w:left="720" w:hanging="360"/>
+      </w:pPr>
+      <w:rPr>
+        <w:rFonts w:ascii="Symbol" w:hAnsi="Symbol" w:cs="Symbol" w:hint="default"/>
+      </w:rPr>
     </w:lvl>
     <w:lvl w:ilvl="1">
       <w:numFmt w:val="bullet"/>
-      <w:lvlText w:val="–"/>
+      <w:lvlText w:val="o"/>
       <w:lvlJc w:val="left"/>
       <w:pPr>
-        <w:ind w:left="1440" w:hanging="480"/>
-      </w:pPr>
+        <w:ind w:left="1440" w:hanging="360"/>
+      </w:pPr>
+      <w:rPr>
+        <w:rFonts w:ascii="Courier New" w:hAnsi="Courier New" w:cs="Courier New" w:hint="default"/>
+      </w:rPr>
     </w:lvl>
     <w:lvl w:ilvl="2">
       <w:numFmt w:val="bullet"/>
-      <w:lvlText w:val="•"/>
+      <w:lvlText w:val=""/>
       <w:lvlJc w:val="left"/>
       <w:pPr>
-        <w:ind w:left="2160" w:hanging="480"/>
-      </w:pPr>
+        <w:ind w:left="2160" w:hanging="360"/>
+      </w:pPr>
+      <w:rPr>
+        <w:rFonts w:ascii="Wingdings" w:hAnsi="Wingdings" w:cs="Wingdings" w:hint="default"/>
+      </w:rPr>
     </w:lvl>
     <w:lvl w:ilvl="3">
       <w:numFmt w:val="bullet"/>
-      <w:lvlText w:val="–"/>
+      <w:lvlText w:val=""/>
       <w:lvlJc w:val="left"/>
       <w:pPr>
-        <w:ind w:left="2880" w:hanging="480"/>
-      </w:pPr>
+        <w:ind w:left="2880" w:hanging="360"/>
+      </w:pPr>
+      <w:rPr>
+        <w:rFonts w:ascii="Symbol" w:hAnsi="Symbol" w:cs="Symbol" w:hint="default"/>
+      </w:rPr>
     </w:lvl>
     <w:lvl w:ilvl="4">
       <w:numFmt w:val="bullet"/>
-      <w:lvlText w:val="•"/>
+      <w:lvlText w:val="o"/>
       <w:lvlJc w:val="left"/>
       <w:pPr>
-        <w:ind w:left="3600" w:hanging="480"/>
-      </w:pPr>
+        <w:ind w:left="3600" w:hanging="360"/>
+      </w:pPr>
+      <w:rPr>
+        <w:rFonts w:ascii="Courier New" w:hAnsi="Courier New" w:cs="Courier New" w:hint="default"/>
+      </w:rPr>
     </w:lvl>
     <w:lvl w:ilvl="5">
       <w:numFmt w:val="bullet"/>
-      <w:lvlText w:val="–"/>
+      <w:lvlText w:val=""/>
       <w:lvlJc w:val="left"/>
       <w:pPr>
-        <w:ind w:left="4320" w:hanging="480"/>
-      </w:pPr>
+        <w:ind w:left="4320" w:hanging="360"/>
+      </w:pPr>
+      <w:rPr>
+        <w:rFonts w:ascii="Wingdings" w:hAnsi="Wingdings" w:cs="Wingdings" w:hint="default"/>
+      </w:rPr>
     </w:lvl>
     <w:lvl w:ilvl="6">
       <w:numFmt w:val="bullet"/>
-      <w:lvlText w:val="•"/>
+      <w:lvlText w:val=""/>
       <w:lvlJc w:val="left"/>
       <w:pPr>
-        <w:ind w:left="5040" w:hanging="480"/>
-      </w:pPr>
+        <w:ind w:left="5040" w:hanging="360"/>
+      </w:pPr>
+      <w:rPr>
+        <w:rFonts w:ascii="Symbol" w:hAnsi="Symbol" w:cs="Symbol" w:hint="default"/>
+      </w:rPr>
     </w:lvl>
     <w:lvl w:ilvl="7">
       <w:numFmt w:val="bullet"/>
-      <w:lvlText w:val="–"/>
+      <w:lvlText w:val="o"/>
       <w:lvlJc w:val="left"/>
       <w:pPr>
-        <w:ind w:left="5760" w:hanging="480"/>
-      </w:pPr>
+        <w:ind w:left="5760" w:hanging="360"/>
+      </w:pPr>
+      <w:rPr>
+        <w:rFonts w:ascii="Courier New" w:hAnsi="Courier New" w:cs="Courier New" w:hint="default"/>
+      </w:rPr>
     </w:lvl>
     <w:lvl w:ilvl="8">
       <w:numFmt w:val="bullet"/>
-      <w:lvlText w:val="•"/>
+      <w:lvlText w:val=""/>
       <w:lvlJc w:val="left"/>
       <w:pPr>
-        <w:ind w:left="6480" w:hanging="480"/>
-      </w:pPr>
+        <w:ind w:left="6480" w:hanging="360"/>
+      </w:pPr>
+      <w:rPr>
+        <w:rFonts w:ascii="Wingdings" w:hAnsi="Wingdings" w:cs="Wingdings" w:hint="default"/>
+      </w:rPr>
     </w:lvl>
   </w:abstractNum>
   <w:num w:numId="1000">
@@ -4321,10 +4276,10 @@
     <w:name w:val="Body Text"/>
     <w:basedOn w:val="Normal"/>
     <w:link w:val="BodyTextChar"/>
+    <w:qFormat/>
     <w:pPr>
       <w:spacing w:after="180" w:before="180"/>
     </w:pPr>
-    <w:qFormat/>
   </w:style>
   <w:style w:customStyle="1" w:styleId="FirstParagraph" w:type="paragraph">
     <w:name w:val="First Paragraph"/>
@@ -4344,36 +4299,69 @@
     <w:name w:val="Title"/>
     <w:basedOn w:val="Normal"/>
     <w:next w:val="BodyText"/>
+    <w:link w:val="TitleChar"/>
+    <w:uiPriority w:val="10"/>
     <w:qFormat/>
+    <w:rsid w:val="00A10FD9"/>
     <w:pPr>
-      <w:keepNext/>
-      <w:keepLines/>
-      <w:spacing w:after="240" w:before="480"/>
+      <w:spacing w:after="80" w:line="240" w:lineRule="auto"/>
+      <w:contextualSpacing/>
       <w:jc w:val="center"/>
     </w:pPr>
     <w:rPr>
       <w:rFonts w:asciiTheme="majorHAnsi" w:cstheme="majorBidi" w:eastAsiaTheme="majorEastAsia" w:hAnsiTheme="majorHAnsi"/>
-      <w:b/>
-      <w:bCs/>
-      <w:color w:themeColor="accent1" w:themeShade="B5" w:val="345A8A"/>
-      <w:sz w:val="36"/>
-      <w:szCs w:val="36"/>
+      <w:spacing w:val="-10"/>
+      <w:kern w:val="28"/>
+      <w:sz w:val="56"/>
+      <w:szCs w:val="56"/>
+    </w:rPr>
+  </w:style>
+  <w:style w:customStyle="1" w:styleId="TitleChar" w:type="character">
+    <w:name w:val="Title Char"/>
+    <w:basedOn w:val="DefaultParagraphFont"/>
+    <w:link w:val="Title"/>
+    <w:uiPriority w:val="10"/>
+    <w:rsid w:val="00A10FD9"/>
+    <w:rPr>
+      <w:rFonts w:asciiTheme="majorHAnsi" w:cstheme="majorBidi" w:eastAsiaTheme="majorEastAsia" w:hAnsiTheme="majorHAnsi"/>
+      <w:spacing w:val="-10"/>
+      <w:kern w:val="28"/>
+      <w:sz w:val="56"/>
+      <w:szCs w:val="56"/>
     </w:rPr>
   </w:style>
   <w:style w:styleId="Subtitle" w:type="paragraph">
     <w:name w:val="Subtitle"/>
     <w:basedOn w:val="Title"/>
     <w:next w:val="BodyText"/>
+    <w:link w:val="SubtitleChar"/>
+    <w:uiPriority w:val="11"/>
     <w:qFormat/>
+    <w:rsid w:val="00A10FD9"/>
     <w:pPr>
-      <w:keepNext/>
-      <w:keepLines/>
-      <w:spacing w:after="240" w:before="240"/>
-      <w:jc w:val="center"/>
+      <w:numPr>
+        <w:ilvl w:val="1"/>
+      </w:numPr>
     </w:pPr>
     <w:rPr>
-      <w:sz w:val="30"/>
-      <w:szCs w:val="30"/>
+      <w:rFonts w:cstheme="majorBidi" w:eastAsiaTheme="majorEastAsia"/>
+      <w:spacing w:val="15"/>
+      <w:sz w:val="28"/>
+      <w:szCs w:val="28"/>
+    </w:rPr>
+  </w:style>
+  <w:style w:customStyle="1" w:styleId="SubtitleChar" w:type="character">
+    <w:name w:val="Subtitle Char"/>
+    <w:basedOn w:val="DefaultParagraphFont"/>
+    <w:link w:val="Subtitle"/>
+    <w:uiPriority w:val="11"/>
+    <w:rsid w:val="00A10FD9"/>
+    <w:rPr>
+      <w:rFonts w:cstheme="majorBidi" w:eastAsiaTheme="majorEastAsia"/>
+      <w:color w:themeColor="text1" w:themeTint="A6" w:val="595959"/>
+      <w:spacing w:val="15"/>
+      <w:sz w:val="28"/>
+      <w:szCs w:val="28"/>
     </w:rPr>
   </w:style>
   <w:style w:customStyle="1" w:styleId="Author" w:type="paragraph">
@@ -4404,15 +4392,13 @@
     <w:pPr>
       <w:keepNext/>
       <w:keepLines/>
+      <w:spacing w:after="0" w:before="300"/>
       <w:jc w:val="center"/>
-      <w:spacing w:after="0" w:before="300"/>
     </w:pPr>
     <w:rPr>
+      <w:b/>
       <w:sz w:val="20"/>
       <w:szCs w:val="20"/>
-      <w:b/>
-      <w:color w:val="345A8A"/>
-      &gt;
     </w:rPr>
   </w:style>
   <w:style w:customStyle="1" w:styleId="Abstract" w:type="paragraph">
@@ -4439,191 +4425,321 @@
     <w:rPr/>
   </w:style>
   <w:style w:styleId="Heading1" w:type="paragraph">
-    <w:name w:val="Heading 1"/>
+    <w:name w:val="heading 1"/>
     <w:basedOn w:val="Normal"/>
     <w:next w:val="BodyText"/>
+    <w:link w:val="Heading1Char"/>
     <w:uiPriority w:val="9"/>
     <w:qFormat/>
+    <w:rsid w:val="00A10FD9"/>
     <w:pPr>
       <w:keepNext/>
       <w:keepLines/>
-      <w:spacing w:after="0" w:before="480"/>
+      <w:spacing w:after="80" w:before="360"/>
       <w:outlineLvl w:val="0"/>
     </w:pPr>
     <w:rPr>
       <w:rFonts w:asciiTheme="majorHAnsi" w:cstheme="majorBidi" w:eastAsiaTheme="majorEastAsia" w:hAnsiTheme="majorHAnsi"/>
-      <w:b/>
-      <w:bCs/>
-      <w:color w:themeColor="accent1" w:val="4F81BD"/>
-      <w:sz w:val="32"/>
-      <w:szCs w:val="32"/>
+      <w:color w:themeColor="accent1" w:themeShade="BF" w:val="0F4761"/>
+      <w:sz w:val="40"/>
+      <w:szCs w:val="40"/>
     </w:rPr>
   </w:style>
   <w:style w:styleId="Heading2" w:type="paragraph">
-    <w:name w:val="Heading 2"/>
+    <w:name w:val="heading 2"/>
     <w:basedOn w:val="Normal"/>
     <w:next w:val="BodyText"/>
+    <w:link w:val="Heading2Char"/>
     <w:uiPriority w:val="9"/>
+    <w:semiHidden/>
     <w:unhideWhenUsed/>
     <w:qFormat/>
+    <w:rsid w:val="00A10FD9"/>
     <w:pPr>
       <w:keepNext/>
       <w:keepLines/>
-      <w:spacing w:after="0" w:before="200"/>
+      <w:spacing w:after="80" w:before="160"/>
       <w:outlineLvl w:val="1"/>
     </w:pPr>
     <w:rPr>
       <w:rFonts w:asciiTheme="majorHAnsi" w:cstheme="majorBidi" w:eastAsiaTheme="majorEastAsia" w:hAnsiTheme="majorHAnsi"/>
-      <w:b/>
-      <w:bCs/>
-      <w:color w:themeColor="accent1" w:val="4F81BD"/>
-      <w:sz w:val="28"/>
-      <w:szCs w:val="28"/>
+      <w:color w:themeColor="accent1" w:themeShade="BF" w:val="0F4761"/>
+      <w:sz w:val="32"/>
+      <w:szCs w:val="32"/>
     </w:rPr>
   </w:style>
   <w:style w:styleId="Heading3" w:type="paragraph">
-    <w:name w:val="Heading 3"/>
+    <w:name w:val="heading 3"/>
     <w:basedOn w:val="Normal"/>
     <w:next w:val="BodyText"/>
+    <w:link w:val="Heading3Char"/>
     <w:uiPriority w:val="9"/>
+    <w:semiHidden/>
     <w:unhideWhenUsed/>
     <w:qFormat/>
+    <w:rsid w:val="00A10FD9"/>
     <w:pPr>
       <w:keepNext/>
       <w:keepLines/>
-      <w:spacing w:after="0" w:before="200"/>
+      <w:spacing w:after="80" w:before="160"/>
       <w:outlineLvl w:val="2"/>
     </w:pPr>
     <w:rPr>
-      <w:rFonts w:asciiTheme="majorHAnsi" w:cstheme="majorBidi" w:eastAsiaTheme="majorEastAsia" w:hAnsiTheme="majorHAnsi"/>
-      <w:b/>
-      <w:bCs/>
-      <w:color w:themeColor="accent1" w:val="4F81BD"/>
-      <w:sz w:val="24"/>
-      <w:szCs w:val="24"/>
+      <w:rFonts w:cstheme="majorBidi" w:eastAsiaTheme="majorEastAsia"/>
+      <w:color w:themeColor="accent1" w:themeShade="BF" w:val="0F4761"/>
+      <w:sz w:val="28"/>
+      <w:szCs w:val="28"/>
     </w:rPr>
   </w:style>
   <w:style w:styleId="Heading4" w:type="paragraph">
-    <w:name w:val="Heading 4"/>
+    <w:name w:val="heading 4"/>
     <w:basedOn w:val="Normal"/>
     <w:next w:val="BodyText"/>
+    <w:link w:val="Heading4Char"/>
     <w:uiPriority w:val="9"/>
+    <w:semiHidden/>
     <w:unhideWhenUsed/>
     <w:qFormat/>
+    <w:rsid w:val="00A10FD9"/>
     <w:pPr>
       <w:keepNext/>
       <w:keepLines/>
-      <w:spacing w:after="0" w:before="200"/>
+      <w:spacing w:after="40" w:before="80"/>
       <w:outlineLvl w:val="3"/>
     </w:pPr>
     <w:rPr>
-      <w:rFonts w:asciiTheme="majorHAnsi" w:cstheme="majorBidi" w:eastAsiaTheme="majorEastAsia" w:hAnsiTheme="majorHAnsi"/>
+      <w:rFonts w:cstheme="majorBidi" w:eastAsiaTheme="majorEastAsia"/>
       <w:i/>
-      <w:bCs/>
-      <w:color w:themeColor="accent1" w:val="4F81BD"/>
-      <w:sz w:val="24"/>
-      <w:szCs w:val="24"/>
+      <w:iCs/>
+      <w:color w:themeColor="accent1" w:themeShade="BF" w:val="0F4761"/>
     </w:rPr>
   </w:style>
   <w:style w:styleId="Heading5" w:type="paragraph">
-    <w:name w:val="Heading 5"/>
+    <w:name w:val="heading 5"/>
     <w:basedOn w:val="Normal"/>
     <w:next w:val="BodyText"/>
+    <w:link w:val="Heading5Char"/>
     <w:uiPriority w:val="9"/>
+    <w:semiHidden/>
     <w:unhideWhenUsed/>
     <w:qFormat/>
+    <w:rsid w:val="00A10FD9"/>
     <w:pPr>
       <w:keepNext/>
       <w:keepLines/>
-      <w:spacing w:after="0" w:before="200"/>
+      <w:spacing w:after="40" w:before="80"/>
       <w:outlineLvl w:val="4"/>
     </w:pPr>
     <w:rPr>
-      <w:rFonts w:asciiTheme="majorHAnsi" w:cstheme="majorBidi" w:eastAsiaTheme="majorEastAsia" w:hAnsiTheme="majorHAnsi"/>
-      <w:iCs/>
-      <w:color w:themeColor="accent1" w:val="4F81BD"/>
-      <w:sz w:val="24"/>
-      <w:szCs w:val="24"/>
+      <w:rFonts w:cstheme="majorBidi" w:eastAsiaTheme="majorEastAsia"/>
+      <w:color w:themeColor="accent1" w:themeShade="BF" w:val="0F4761"/>
     </w:rPr>
   </w:style>
   <w:style w:styleId="Heading6" w:type="paragraph">
-    <w:name w:val="Heading 6"/>
+    <w:name w:val="heading 6"/>
     <w:basedOn w:val="Normal"/>
     <w:next w:val="BodyText"/>
+    <w:link w:val="Heading6Char"/>
     <w:uiPriority w:val="9"/>
+    <w:semiHidden/>
     <w:unhideWhenUsed/>
     <w:qFormat/>
+    <w:rsid w:val="00A10FD9"/>
     <w:pPr>
       <w:keepNext/>
       <w:keepLines/>
-      <w:spacing w:after="0" w:before="200"/>
+      <w:spacing w:after="0" w:before="40"/>
       <w:outlineLvl w:val="5"/>
     </w:pPr>
     <w:rPr>
-      <w:rFonts w:asciiTheme="majorHAnsi" w:cstheme="majorBidi" w:eastAsiaTheme="majorEastAsia" w:hAnsiTheme="majorHAnsi"/>
-      <w:color w:themeColor="accent1" w:val="4F81BD"/>
-      <w:sz w:val="24"/>
-      <w:szCs w:val="24"/>
+      <w:rFonts w:cstheme="majorBidi" w:eastAsiaTheme="majorEastAsia"/>
+      <w:i/>
+      <w:iCs/>
+      <w:color w:themeColor="text1" w:themeTint="A6" w:val="595959"/>
     </w:rPr>
   </w:style>
   <w:style w:styleId="Heading7" w:type="paragraph">
-    <w:name w:val="Heading 7"/>
+    <w:name w:val="heading 7"/>
     <w:basedOn w:val="Normal"/>
     <w:next w:val="BodyText"/>
+    <w:link w:val="Heading7Char"/>
     <w:uiPriority w:val="9"/>
+    <w:semiHidden/>
     <w:unhideWhenUsed/>
     <w:qFormat/>
+    <w:rsid w:val="00A10FD9"/>
     <w:pPr>
       <w:keepNext/>
       <w:keepLines/>
-      <w:spacing w:after="0" w:before="200"/>
+      <w:spacing w:after="0" w:before="40"/>
       <w:outlineLvl w:val="6"/>
     </w:pPr>
     <w:rPr>
-      <w:rFonts w:asciiTheme="majorHAnsi" w:cstheme="majorBidi" w:eastAsiaTheme="majorEastAsia" w:hAnsiTheme="majorHAnsi"/>
-      <w:color w:themeColor="accent1" w:val="4F81BD"/>
-      <w:sz w:val="24"/>
-      <w:szCs w:val="24"/>
+      <w:rFonts w:cstheme="majorBidi" w:eastAsiaTheme="majorEastAsia"/>
+      <w:color w:themeColor="text1" w:themeTint="A6" w:val="595959"/>
     </w:rPr>
   </w:style>
   <w:style w:styleId="Heading8" w:type="paragraph">
-    <w:name w:val="Heading 8"/>
+    <w:name w:val="heading 8"/>
     <w:basedOn w:val="Normal"/>
     <w:next w:val="BodyText"/>
+    <w:link w:val="Heading8Char"/>
     <w:uiPriority w:val="9"/>
+    <w:semiHidden/>
     <w:unhideWhenUsed/>
     <w:qFormat/>
+    <w:rsid w:val="00A10FD9"/>
     <w:pPr>
       <w:keepNext/>
       <w:keepLines/>
-      <w:spacing w:after="0" w:before="200"/>
+      <w:spacing w:after="0"/>
       <w:outlineLvl w:val="7"/>
     </w:pPr>
     <w:rPr>
-      <w:rFonts w:asciiTheme="majorHAnsi" w:cstheme="majorBidi" w:eastAsiaTheme="majorEastAsia" w:hAnsiTheme="majorHAnsi"/>
-      <w:color w:themeColor="accent1" w:val="4F81BD"/>
-      <w:sz w:val="24"/>
-      <w:szCs w:val="24"/>
+      <w:rFonts w:cstheme="majorBidi" w:eastAsiaTheme="majorEastAsia"/>
+      <w:i/>
+      <w:iCs/>
+      <w:color w:themeColor="text1" w:themeTint="D8" w:val="272727"/>
     </w:rPr>
   </w:style>
   <w:style w:styleId="Heading9" w:type="paragraph">
-    <w:name w:val="Heading 9"/>
+    <w:name w:val="heading 9"/>
     <w:basedOn w:val="Normal"/>
     <w:next w:val="BodyText"/>
+    <w:link w:val="Heading9Char"/>
     <w:uiPriority w:val="9"/>
+    <w:semiHidden/>
     <w:unhideWhenUsed/>
     <w:qFormat/>
+    <w:rsid w:val="00A10FD9"/>
     <w:pPr>
       <w:keepNext/>
       <w:keepLines/>
-      <w:spacing w:after="0" w:before="200"/>
+      <w:spacing w:after="0"/>
       <w:outlineLvl w:val="8"/>
     </w:pPr>
     <w:rPr>
+      <w:rFonts w:cstheme="majorBidi" w:eastAsiaTheme="majorEastAsia"/>
+      <w:color w:themeColor="text1" w:themeTint="D8" w:val="272727"/>
+    </w:rPr>
+  </w:style>
+  <w:style w:customStyle="1" w:styleId="Heading1Char" w:type="character">
+    <w:name w:val="Heading 1 Char"/>
+    <w:basedOn w:val="DefaultParagraphFont"/>
+    <w:link w:val="Heading1"/>
+    <w:uiPriority w:val="9"/>
+    <w:rsid w:val="00A10FD9"/>
+    <w:rPr>
       <w:rFonts w:asciiTheme="majorHAnsi" w:cstheme="majorBidi" w:eastAsiaTheme="majorEastAsia" w:hAnsiTheme="majorHAnsi"/>
-      <w:color w:themeColor="accent1" w:val="4F81BD"/>
-      <w:sz w:val="24"/>
-      <w:szCs w:val="24"/>
+      <w:color w:themeColor="accent1" w:themeShade="BF" w:val="0F4761"/>
+      <w:sz w:val="40"/>
+      <w:szCs w:val="40"/>
+    </w:rPr>
+  </w:style>
+  <w:style w:customStyle="1" w:styleId="Heading2Char" w:type="character">
+    <w:name w:val="Heading 2 Char"/>
+    <w:basedOn w:val="DefaultParagraphFont"/>
+    <w:link w:val="Heading2"/>
+    <w:uiPriority w:val="9"/>
+    <w:semiHidden/>
+    <w:rsid w:val="00A10FD9"/>
+    <w:rPr>
+      <w:rFonts w:asciiTheme="majorHAnsi" w:cstheme="majorBidi" w:eastAsiaTheme="majorEastAsia" w:hAnsiTheme="majorHAnsi"/>
+      <w:color w:themeColor="accent1" w:themeShade="BF" w:val="0F4761"/>
+      <w:sz w:val="32"/>
+      <w:szCs w:val="32"/>
+    </w:rPr>
+  </w:style>
+  <w:style w:customStyle="1" w:styleId="Heading3Char" w:type="character">
+    <w:name w:val="Heading 3 Char"/>
+    <w:basedOn w:val="DefaultParagraphFont"/>
+    <w:link w:val="Heading3"/>
+    <w:uiPriority w:val="9"/>
+    <w:semiHidden/>
+    <w:rsid w:val="00A10FD9"/>
+    <w:rPr>
+      <w:rFonts w:cstheme="majorBidi" w:eastAsiaTheme="majorEastAsia"/>
+      <w:color w:themeColor="accent1" w:themeShade="BF" w:val="0F4761"/>
+      <w:sz w:val="28"/>
+      <w:szCs w:val="28"/>
+    </w:rPr>
+  </w:style>
+  <w:style w:customStyle="1" w:styleId="Heading4Char" w:type="character">
+    <w:name w:val="Heading 4 Char"/>
+    <w:basedOn w:val="DefaultParagraphFont"/>
+    <w:link w:val="Heading4"/>
+    <w:uiPriority w:val="9"/>
+    <w:semiHidden/>
+    <w:rsid w:val="00A10FD9"/>
+    <w:rPr>
+      <w:rFonts w:cstheme="majorBidi" w:eastAsiaTheme="majorEastAsia"/>
+      <w:i/>
+      <w:iCs/>
+      <w:color w:themeColor="accent1" w:themeShade="BF" w:val="0F4761"/>
+    </w:rPr>
+  </w:style>
+  <w:style w:customStyle="1" w:styleId="Heading5Char" w:type="character">
+    <w:name w:val="Heading 5 Char"/>
+    <w:basedOn w:val="DefaultParagraphFont"/>
+    <w:link w:val="Heading5"/>
+    <w:uiPriority w:val="9"/>
+    <w:semiHidden/>
+    <w:rsid w:val="00A10FD9"/>
+    <w:rPr>
+      <w:rFonts w:cstheme="majorBidi" w:eastAsiaTheme="majorEastAsia"/>
+      <w:color w:themeColor="accent1" w:themeShade="BF" w:val="0F4761"/>
+    </w:rPr>
+  </w:style>
+  <w:style w:customStyle="1" w:styleId="Heading6Char" w:type="character">
+    <w:name w:val="Heading 6 Char"/>
+    <w:basedOn w:val="DefaultParagraphFont"/>
+    <w:link w:val="Heading6"/>
+    <w:uiPriority w:val="9"/>
+    <w:semiHidden/>
+    <w:rsid w:val="00A10FD9"/>
+    <w:rPr>
+      <w:rFonts w:cstheme="majorBidi" w:eastAsiaTheme="majorEastAsia"/>
+      <w:i/>
+      <w:iCs/>
+      <w:color w:themeColor="text1" w:themeTint="A6" w:val="595959"/>
+    </w:rPr>
+  </w:style>
+  <w:style w:customStyle="1" w:styleId="Heading7Char" w:type="character">
+    <w:name w:val="Heading 7 Char"/>
+    <w:basedOn w:val="DefaultParagraphFont"/>
+    <w:link w:val="Heading7"/>
+    <w:uiPriority w:val="9"/>
+    <w:semiHidden/>
+    <w:rsid w:val="00A10FD9"/>
+    <w:rPr>
+      <w:rFonts w:cstheme="majorBidi" w:eastAsiaTheme="majorEastAsia"/>
+      <w:color w:themeColor="text1" w:themeTint="A6" w:val="595959"/>
+    </w:rPr>
+  </w:style>
+  <w:style w:customStyle="1" w:styleId="Heading8Char" w:type="character">
+    <w:name w:val="Heading 8 Char"/>
+    <w:basedOn w:val="DefaultParagraphFont"/>
+    <w:link w:val="Heading8"/>
+    <w:uiPriority w:val="9"/>
+    <w:semiHidden/>
+    <w:rsid w:val="00A10FD9"/>
+    <w:rPr>
+      <w:rFonts w:cstheme="majorBidi" w:eastAsiaTheme="majorEastAsia"/>
+      <w:i/>
+      <w:iCs/>
+      <w:color w:themeColor="text1" w:themeTint="D8" w:val="272727"/>
+    </w:rPr>
+  </w:style>
+  <w:style w:customStyle="1" w:styleId="Heading9Char" w:type="character">
+    <w:name w:val="Heading 9 Char"/>
+    <w:basedOn w:val="DefaultParagraphFont"/>
+    <w:link w:val="Heading9"/>
+    <w:uiPriority w:val="9"/>
+    <w:semiHidden/>
+    <w:rsid w:val="00A10FD9"/>
+    <w:rPr>
+      <w:rFonts w:cstheme="majorBidi" w:eastAsiaTheme="majorEastAsia"/>
+      <w:color w:themeColor="text1" w:themeTint="D8" w:val="272727"/>
     </w:rPr>
   </w:style>
   <w:style w:styleId="BlockText" w:type="paragraph">
@@ -4645,6 +4761,18 @@
     <w:uiPriority w:val="9"/>
     <w:unhideWhenUsed/>
     <w:qFormat/>
+  </w:style>
+  <w:style w:styleId="FootnoteBlockText" w:type="paragraph">
+    <w:name w:val="Footnote Block Text"/>
+    <w:basedOn w:val="FootnoteText"/>
+    <w:next w:val="FootnoteText"/>
+    <w:uiPriority w:val="9"/>
+    <w:unhideWhenUsed/>
+    <w:qFormat/>
+    <w:pPr>
+      <w:spacing w:after="100" w:before="100"/>
+      <w:ind w:firstLine="0" w:left="480" w:right="480"/>
+    </w:pPr>
   </w:style>
   <w:style w:default="1" w:styleId="DefaultParagraphFont" w:type="character">
     <w:name w:val="Default Paragraph Font"/>
@@ -4675,10 +4803,10 @@
         <w:jc w:val="left"/>
       </w:trPr>
       <w:tcPr>
-        <w:vAlign w:val="bottom"/>
         <w:tcBorders>
           <w:bottom w:val="single"/>
         </w:tcBorders>
+        <w:vAlign w:val="bottom"/>
       </w:tcPr>
     </w:tblStylePr>
   </w:style>
@@ -4794,9 +4922,9 @@
     <w:name w:val="KeywordTok"/>
     <w:basedOn w:val="VerbatimChar"/>
     <w:rPr>
+      <w:b/>
       <w:color w:val="204a87"/>
       <w:shd w:val="clear" w:fill="f8f8f8"/>
-      <w:b/>
     </w:rPr>
   </w:style>
   <w:style w:type="character" w:customStyle="1" w:styleId="DataTypeTok">
@@ -4851,9 +4979,9 @@
     <w:name w:val="SpecialCharTok"/>
     <w:basedOn w:val="VerbatimChar"/>
     <w:rPr>
+      <w:b/>
       <w:color w:val="ce5c00"/>
       <w:shd w:val="clear" w:fill="f8f8f8"/>
-      <w:b/>
     </w:rPr>
   </w:style>
   <w:style w:type="character" w:customStyle="1" w:styleId="StringTok">
@@ -4891,39 +5019,39 @@
     <w:name w:val="CommentTok"/>
     <w:basedOn w:val="VerbatimChar"/>
     <w:rPr>
+      <w:i/>
       <w:color w:val="8f5902"/>
       <w:shd w:val="clear" w:fill="f8f8f8"/>
-      <w:i/>
     </w:rPr>
   </w:style>
   <w:style w:type="character" w:customStyle="1" w:styleId="DocumentationTok">
     <w:name w:val="DocumentationTok"/>
     <w:basedOn w:val="VerbatimChar"/>
     <w:rPr>
+      <w:b/>
+      <w:i/>
       <w:color w:val="8f5902"/>
       <w:shd w:val="clear" w:fill="f8f8f8"/>
-      <w:b/>
-      <w:i/>
     </w:rPr>
   </w:style>
   <w:style w:type="character" w:customStyle="1" w:styleId="AnnotationTok">
     <w:name w:val="AnnotationTok"/>
     <w:basedOn w:val="VerbatimChar"/>
     <w:rPr>
+      <w:b/>
+      <w:i/>
       <w:color w:val="8f5902"/>
       <w:shd w:val="clear" w:fill="f8f8f8"/>
-      <w:b/>
-      <w:i/>
     </w:rPr>
   </w:style>
   <w:style w:type="character" w:customStyle="1" w:styleId="CommentVarTok">
     <w:name w:val="CommentVarTok"/>
     <w:basedOn w:val="VerbatimChar"/>
     <w:rPr>
+      <w:b/>
+      <w:i/>
       <w:color w:val="8f5902"/>
       <w:shd w:val="clear" w:fill="f8f8f8"/>
-      <w:b/>
-      <w:i/>
     </w:rPr>
   </w:style>
   <w:style w:type="character" w:customStyle="1" w:styleId="OtherTok">
@@ -4938,9 +5066,9 @@
     <w:name w:val="FunctionTok"/>
     <w:basedOn w:val="VerbatimChar"/>
     <w:rPr>
+      <w:b/>
       <w:color w:val="204a87"/>
       <w:shd w:val="clear" w:fill="f8f8f8"/>
-      <w:b/>
     </w:rPr>
   </w:style>
   <w:style w:type="character" w:customStyle="1" w:styleId="VariableTok">
@@ -4955,18 +5083,18 @@
     <w:name w:val="ControlFlowTok"/>
     <w:basedOn w:val="VerbatimChar"/>
     <w:rPr>
+      <w:b/>
       <w:color w:val="204a87"/>
       <w:shd w:val="clear" w:fill="f8f8f8"/>
-      <w:b/>
     </w:rPr>
   </w:style>
   <w:style w:type="character" w:customStyle="1" w:styleId="OperatorTok">
     <w:name w:val="OperatorTok"/>
     <w:basedOn w:val="VerbatimChar"/>
     <w:rPr>
+      <w:b/>
       <w:color w:val="ce5c00"/>
       <w:shd w:val="clear" w:fill="f8f8f8"/>
-      <w:b/>
     </w:rPr>
   </w:style>
   <w:style w:type="character" w:customStyle="1" w:styleId="BuiltInTok">
@@ -4987,9 +5115,9 @@
     <w:name w:val="PreprocessorTok"/>
     <w:basedOn w:val="VerbatimChar"/>
     <w:rPr>
+      <w:i/>
       <w:color w:val="8f5902"/>
       <w:shd w:val="clear" w:fill="f8f8f8"/>
-      <w:i/>
     </w:rPr>
   </w:style>
   <w:style w:type="character" w:customStyle="1" w:styleId="AttributeTok">
@@ -5011,20 +5139,20 @@
     <w:name w:val="InformationTok"/>
     <w:basedOn w:val="VerbatimChar"/>
     <w:rPr>
+      <w:b/>
+      <w:i/>
       <w:color w:val="8f5902"/>
       <w:shd w:val="clear" w:fill="f8f8f8"/>
-      <w:b/>
-      <w:i/>
     </w:rPr>
   </w:style>
   <w:style w:type="character" w:customStyle="1" w:styleId="WarningTok">
     <w:name w:val="WarningTok"/>
     <w:basedOn w:val="VerbatimChar"/>
     <w:rPr>
+      <w:b/>
+      <w:i/>
       <w:color w:val="8f5902"/>
       <w:shd w:val="clear" w:fill="f8f8f8"/>
-      <w:b/>
-      <w:i/>
     </w:rPr>
   </w:style>
   <w:style w:type="character" w:customStyle="1" w:styleId="AlertTok">
@@ -5039,9 +5167,9 @@
     <w:name w:val="ErrorTok"/>
     <w:basedOn w:val="VerbatimChar"/>
     <w:rPr>
+      <w:b/>
       <w:color w:val="a40000"/>
       <w:shd w:val="clear" w:fill="f8f8f8"/>
-      <w:b/>
     </w:rPr>
   </w:style>
   <w:style w:type="character" w:customStyle="1" w:styleId="NormalTok">
@@ -5065,44 +5193,44 @@
         <a:sysClr val="window" lastClr="FFFFFF"/>
       </a:lt1>
       <a:dk2>
-        <a:srgbClr val="1F497D"/>
+        <a:srgbClr val="0E2841"/>
       </a:dk2>
       <a:lt2>
-        <a:srgbClr val="EEECE1"/>
+        <a:srgbClr val="E8E8E8"/>
       </a:lt2>
       <a:accent1>
-        <a:srgbClr val="4F81BD"/>
+        <a:srgbClr val="156082"/>
       </a:accent1>
       <a:accent2>
-        <a:srgbClr val="C0504D"/>
+        <a:srgbClr val="E97132"/>
       </a:accent2>
       <a:accent3>
-        <a:srgbClr val="9BBB59"/>
+        <a:srgbClr val="196B24"/>
       </a:accent3>
       <a:accent4>
-        <a:srgbClr val="8064A2"/>
+        <a:srgbClr val="0F9ED5"/>
       </a:accent4>
       <a:accent5>
-        <a:srgbClr val="4BACC6"/>
+        <a:srgbClr val="A02B93"/>
       </a:accent5>
       <a:accent6>
-        <a:srgbClr val="F79646"/>
+        <a:srgbClr val="4EA72E"/>
       </a:accent6>
       <a:hlink>
-        <a:srgbClr val="0000FF"/>
+        <a:srgbClr val="467886"/>
       </a:hlink>
       <a:folHlink>
-        <a:srgbClr val="800080"/>
+        <a:srgbClr val="96607D"/>
       </a:folHlink>
     </a:clrScheme>
     <a:fontScheme name="Office">
       <a:majorFont>
-        <a:latin typeface="Calibri"/>
+        <a:latin typeface="Aptos Display" panose="02110004020202020204"/>
         <a:ea typeface=""/>
         <a:cs typeface=""/>
-        <a:font script="Jpan" typeface="ＭＳ ゴシック"/>
+        <a:font script="Jpan" typeface="游ゴシック Light"/>
         <a:font script="Hang" typeface="맑은 고딕"/>
-        <a:font script="Hans" typeface="宋体"/>
+        <a:font script="Hans" typeface="等线 Light"/>
         <a:font script="Hant" typeface="新細明體"/>
         <a:font script="Arab" typeface="Times New Roman"/>
         <a:font script="Hebr" typeface="Times New Roman"/>
@@ -5129,14 +5257,32 @@
         <a:font script="Mong" typeface="Mongolian Baiti"/>
         <a:font script="Viet" typeface="Times New Roman"/>
         <a:font script="Uigh" typeface="Microsoft Uighur"/>
+        <a:font script="Geor" typeface="Sylfaen"/>
+        <a:font script="Armn" typeface="Arial"/>
+        <a:font script="Bugi" typeface="Leelawadee UI"/>
+        <a:font script="Bopo" typeface="Microsoft JhengHei"/>
+        <a:font script="Java" typeface="Javanese Text"/>
+        <a:font script="Lisu" typeface="Segoe UI"/>
+        <a:font script="Mymr" typeface="Myanmar Text"/>
+        <a:font script="Nkoo" typeface="Ebrima"/>
+        <a:font script="Olck" typeface="Nirmala UI"/>
+        <a:font script="Osma" typeface="Ebrima"/>
+        <a:font script="Phag" typeface="Phagspa"/>
+        <a:font script="Syrn" typeface="Estrangelo Edessa"/>
+        <a:font script="Syrj" typeface="Estrangelo Edessa"/>
+        <a:font script="Syre" typeface="Estrangelo Edessa"/>
+        <a:font script="Sora" typeface="Nirmala UI"/>
+        <a:font script="Tale" typeface="Microsoft Tai Le"/>
+        <a:font script="Talu" typeface="Microsoft New Tai Lue"/>
+        <a:font script="Tfng" typeface="Ebrima"/>
       </a:majorFont>
       <a:minorFont>
-        <a:latin typeface="Cambria"/>
+        <a:latin typeface="Aptos" panose="02110004020202020204"/>
         <a:ea typeface=""/>
         <a:cs typeface=""/>
-        <a:font script="Jpan" typeface="ＭＳ 明朝"/>
+        <a:font script="Jpan" typeface="游明朝"/>
         <a:font script="Hang" typeface="맑은 고딕"/>
-        <a:font script="Hans" typeface="宋体"/>
+        <a:font script="Hans" typeface="等线"/>
         <a:font script="Hant" typeface="新細明體"/>
         <a:font script="Arab" typeface="Arial"/>
         <a:font script="Hebr" typeface="Arial"/>
@@ -5163,6 +5309,24 @@
         <a:font script="Mong" typeface="Mongolian Baiti"/>
         <a:font script="Viet" typeface="Arial"/>
         <a:font script="Uigh" typeface="Microsoft Uighur"/>
+        <a:font script="Geor" typeface="Sylfaen"/>
+        <a:font script="Armn" typeface="Arial"/>
+        <a:font script="Bugi" typeface="Leelawadee UI"/>
+        <a:font script="Bopo" typeface="Microsoft JhengHei"/>
+        <a:font script="Java" typeface="Javanese Text"/>
+        <a:font script="Lisu" typeface="Segoe UI"/>
+        <a:font script="Mymr" typeface="Myanmar Text"/>
+        <a:font script="Nkoo" typeface="Ebrima"/>
+        <a:font script="Olck" typeface="Nirmala UI"/>
+        <a:font script="Osma" typeface="Ebrima"/>
+        <a:font script="Phag" typeface="Phagspa"/>
+        <a:font script="Syrn" typeface="Estrangelo Edessa"/>
+        <a:font script="Syrj" typeface="Estrangelo Edessa"/>
+        <a:font script="Syre" typeface="Estrangelo Edessa"/>
+        <a:font script="Sora" typeface="Nirmala UI"/>
+        <a:font script="Tale" typeface="Microsoft Tai Le"/>
+        <a:font script="Talu" typeface="Microsoft New Tai Lue"/>
+        <a:font script="Tfng" typeface="Ebrima"/>
       </a:minorFont>
     </a:fontScheme>
     <a:fmtScheme name="Office">
@@ -5174,200 +5338,141 @@
           <a:gsLst>
             <a:gs pos="0">
               <a:schemeClr val="phClr">
-                <a:tint val="50000"/>
-                <a:satMod val="300000"/>
+                <a:lumMod val="110000"/>
+                <a:satMod val="105000"/>
+                <a:tint val="67000"/>
               </a:schemeClr>
             </a:gs>
-            <a:gs pos="35000">
+            <a:gs pos="50000">
               <a:schemeClr val="phClr">
-                <a:tint val="37000"/>
-                <a:satMod val="300000"/>
+                <a:lumMod val="105000"/>
+                <a:satMod val="103000"/>
+                <a:tint val="73000"/>
               </a:schemeClr>
             </a:gs>
             <a:gs pos="100000">
               <a:schemeClr val="phClr">
-                <a:tint val="15000"/>
-                <a:satMod val="350000"/>
+                <a:lumMod val="105000"/>
+                <a:satMod val="109000"/>
+                <a:tint val="81000"/>
               </a:schemeClr>
             </a:gs>
           </a:gsLst>
-          <a:lin ang="16200000" scaled="1"/>
+          <a:lin ang="5400000" scaled="0"/>
         </a:gradFill>
         <a:gradFill rotWithShape="1">
           <a:gsLst>
             <a:gs pos="0">
               <a:schemeClr val="phClr">
-                <a:tint val="100000"/>
+                <a:satMod val="103000"/>
+                <a:lumMod val="102000"/>
+                <a:tint val="94000"/>
+              </a:schemeClr>
+            </a:gs>
+            <a:gs pos="50000">
+              <a:schemeClr val="phClr">
+                <a:satMod val="110000"/>
+                <a:lumMod val="100000"/>
                 <a:shade val="100000"/>
-                <a:satMod val="130000"/>
               </a:schemeClr>
             </a:gs>
             <a:gs pos="100000">
               <a:schemeClr val="phClr">
-                <a:tint val="50000"/>
-                <a:shade val="100000"/>
-                <a:satMod val="350000"/>
+                <a:lumMod val="99000"/>
+                <a:satMod val="120000"/>
+                <a:shade val="78000"/>
               </a:schemeClr>
             </a:gs>
           </a:gsLst>
-          <a:lin ang="16200000" scaled="0"/>
+          <a:lin ang="5400000" scaled="0"/>
         </a:gradFill>
       </a:fillStyleLst>
       <a:lnStyleLst>
-        <a:ln w="9525" cap="flat" cmpd="sng" algn="ctr">
-          <a:solidFill>
-            <a:schemeClr val="phClr">
-              <a:shade val="95000"/>
-              <a:satMod val="105000"/>
-            </a:schemeClr>
-          </a:solidFill>
-          <a:prstDash val="solid"/>
-        </a:ln>
-        <a:ln w="25400" cap="flat" cmpd="sng" algn="ctr">
+        <a:ln w="6350" cap="flat" cmpd="sng" algn="ctr">
           <a:solidFill>
             <a:schemeClr val="phClr"/>
           </a:solidFill>
           <a:prstDash val="solid"/>
+          <a:miter lim="800000"/>
         </a:ln>
-        <a:ln w="38100" cap="flat" cmpd="sng" algn="ctr">
+        <a:ln w="12700" cap="flat" cmpd="sng" algn="ctr">
           <a:solidFill>
             <a:schemeClr val="phClr"/>
           </a:solidFill>
           <a:prstDash val="solid"/>
+          <a:miter lim="800000"/>
+        </a:ln>
+        <a:ln w="19050" cap="flat" cmpd="sng" algn="ctr">
+          <a:solidFill>
+            <a:schemeClr val="phClr"/>
+          </a:solidFill>
+          <a:prstDash val="solid"/>
+          <a:miter lim="800000"/>
         </a:ln>
       </a:lnStyleLst>
       <a:effectStyleLst>
         <a:effectStyle>
+          <a:effectLst/>
+        </a:effectStyle>
+        <a:effectStyle>
+          <a:effectLst/>
+        </a:effectStyle>
+        <a:effectStyle>
           <a:effectLst>
-            <a:outerShdw blurRad="40000" dist="20000" dir="5400000" rotWithShape="0">
+            <a:outerShdw blurRad="57150" dist="19050" dir="5400000" algn="ctr" rotWithShape="0">
               <a:srgbClr val="000000">
-                <a:alpha val="38000"/>
+                <a:alpha val="63000"/>
               </a:srgbClr>
             </a:outerShdw>
           </a:effectLst>
-        </a:effectStyle>
-        <a:effectStyle>
-          <a:effectLst>
-            <a:outerShdw blurRad="40000" dist="23000" dir="5400000" rotWithShape="0">
-              <a:srgbClr val="000000">
-                <a:alpha val="35000"/>
-              </a:srgbClr>
-            </a:outerShdw>
-          </a:effectLst>
-        </a:effectStyle>
-        <a:effectStyle>
-          <a:effectLst>
-            <a:outerShdw blurRad="40000" dist="23000" dir="5400000" rotWithShape="0">
-              <a:srgbClr val="000000">
-                <a:alpha val="35000"/>
-              </a:srgbClr>
-            </a:outerShdw>
-          </a:effectLst>
-          <a:scene3d>
-            <a:camera prst="orthographicFront">
-              <a:rot lat="0" lon="0" rev="0"/>
-            </a:camera>
-            <a:lightRig rig="threePt" dir="t">
-              <a:rot lat="0" lon="0" rev="1200000"/>
-            </a:lightRig>
-          </a:scene3d>
-          <a:sp3d>
-            <a:bevelT w="63500" h="25400"/>
-          </a:sp3d>
         </a:effectStyle>
       </a:effectStyleLst>
       <a:bgFillStyleLst>
         <a:solidFill>
           <a:schemeClr val="phClr"/>
         </a:solidFill>
+        <a:solidFill>
+          <a:schemeClr val="phClr">
+            <a:tint val="95000"/>
+            <a:satMod val="170000"/>
+          </a:schemeClr>
+        </a:solidFill>
         <a:gradFill rotWithShape="1">
           <a:gsLst>
             <a:gs pos="0">
               <a:schemeClr val="phClr">
-                <a:tint val="40000"/>
-                <a:satMod val="350000"/>
+                <a:tint val="93000"/>
+                <a:satMod val="150000"/>
+                <a:shade val="98000"/>
+                <a:lumMod val="102000"/>
               </a:schemeClr>
             </a:gs>
-            <a:gs pos="40000">
+            <a:gs pos="50000">
               <a:schemeClr val="phClr">
-                <a:tint val="45000"/>
-                <a:shade val="99000"/>
-                <a:satMod val="350000"/>
+                <a:tint val="98000"/>
+                <a:satMod val="130000"/>
+                <a:shade val="90000"/>
+                <a:lumMod val="103000"/>
               </a:schemeClr>
             </a:gs>
             <a:gs pos="100000">
               <a:schemeClr val="phClr">
-                <a:shade val="20000"/>
-                <a:satMod val="255000"/>
+                <a:shade val="63000"/>
+                <a:satMod val="120000"/>
               </a:schemeClr>
             </a:gs>
           </a:gsLst>
-          <a:path path="circle">
-            <a:fillToRect l="50000" t="-80000" r="50000" b="180000"/>
-          </a:path>
-        </a:gradFill>
-        <a:gradFill rotWithShape="1">
-          <a:gsLst>
-            <a:gs pos="0">
-              <a:schemeClr val="phClr">
-                <a:tint val="80000"/>
-                <a:satMod val="300000"/>
-              </a:schemeClr>
-            </a:gs>
-            <a:gs pos="100000">
-              <a:schemeClr val="phClr">
-                <a:shade val="30000"/>
-                <a:satMod val="200000"/>
-              </a:schemeClr>
-            </a:gs>
-          </a:gsLst>
-          <a:path path="circle">
-            <a:fillToRect l="50000" t="50000" r="50000" b="50000"/>
-          </a:path>
+          <a:lin ang="5400000" scaled="0"/>
         </a:gradFill>
       </a:bgFillStyleLst>
     </a:fmtScheme>
   </a:themeElements>
-  <a:objectDefaults>
-    <a:spDef>
-      <a:spPr/>
-      <a:bodyPr/>
-      <a:lstStyle/>
-      <a:style>
-        <a:lnRef idx="1">
-          <a:schemeClr val="accent1"/>
-        </a:lnRef>
-        <a:fillRef idx="3">
-          <a:schemeClr val="accent1"/>
-        </a:fillRef>
-        <a:effectRef idx="2">
-          <a:schemeClr val="accent1"/>
-        </a:effectRef>
-        <a:fontRef idx="minor">
-          <a:schemeClr val="lt1"/>
-        </a:fontRef>
-      </a:style>
-    </a:spDef>
-    <a:lnDef>
-      <a:spPr/>
-      <a:bodyPr/>
-      <a:lstStyle/>
-      <a:style>
-        <a:lnRef idx="2">
-          <a:schemeClr val="accent1"/>
-        </a:lnRef>
-        <a:fillRef idx="0">
-          <a:schemeClr val="accent1"/>
-        </a:fillRef>
-        <a:effectRef idx="1">
-          <a:schemeClr val="accent1"/>
-        </a:effectRef>
-        <a:fontRef idx="minor">
-          <a:schemeClr val="tx1"/>
-        </a:fontRef>
-      </a:style>
-    </a:lnDef>
-  </a:objectDefaults>
+  <a:objectDefaults/>
   <a:extraClrSchemeLst/>
+  <a:extLst>
+    <a:ext uri="{05A4C25C-085E-4340-85A3-A5531E510DB2}">
+      <thm15:themeFamily xmlns:thm15="http://schemas.microsoft.com/office/thememl/2012/main" name="Office Theme" id="{2E142A2C-CD16-42D6-873A-C26D2A0506FA}" vid="{1BDDFF52-6CD6-40A5-AB3C-68EB2F1E4D0A}"/>
+    </a:ext>
+  </a:extLst>
 </a:theme>
 </file>
--- a/docs/notes/virul-evol.docx
+++ b/docs/notes/virul-evol.docx
@@ -89,7 +89,7 @@
       <w:pPr>
         <w:numPr>
           <w:ilvl w:val="0"/>
-          <w:numId w:val="1001"/>
+          <w:numId w:val="1002"/>
         </w:numPr>
       </w:pPr>
       <w:r>
@@ -107,7 +107,7 @@
       <w:pPr>
         <w:numPr>
           <w:ilvl w:val="0"/>
-          <w:numId w:val="1001"/>
+          <w:numId w:val="1002"/>
         </w:numPr>
       </w:pPr>
       <w:r>
@@ -125,7 +125,7 @@
       <w:pPr>
         <w:numPr>
           <w:ilvl w:val="0"/>
-          <w:numId w:val="1001"/>
+          <w:numId w:val="1002"/>
         </w:numPr>
       </w:pPr>
       <w:r>
@@ -146,7 +146,7 @@
       <w:pPr>
         <w:numPr>
           <w:ilvl w:val="0"/>
-          <w:numId w:val="1001"/>
+          <w:numId w:val="1002"/>
         </w:numPr>
       </w:pPr>
       <w:r>
@@ -173,7 +173,7 @@
       <w:pPr>
         <w:numPr>
           <w:ilvl w:val="0"/>
-          <w:numId w:val="1001"/>
+          <w:numId w:val="1002"/>
         </w:numPr>
       </w:pPr>
       <w:r>
@@ -272,7 +272,7 @@
       <w:pPr>
         <w:numPr>
           <w:ilvl w:val="0"/>
-          <w:numId w:val="1001"/>
+          <w:numId w:val="1003"/>
         </w:numPr>
       </w:pPr>
       <w:r>
@@ -382,7 +382,7 @@
         <w:pStyle w:val="Compact"/>
         <w:numPr>
           <w:ilvl w:val="1"/>
-          <w:numId w:val="1005"/>
+          <w:numId w:val="1006"/>
         </w:numPr>
       </w:pPr>
       <w:r>
@@ -429,7 +429,7 @@
         <w:pStyle w:val="Compact"/>
         <w:numPr>
           <w:ilvl w:val="0"/>
-          <w:numId w:val="1004"/>
+          <w:numId w:val="1006"/>
         </w:numPr>
       </w:pPr>
       <w:r>
@@ -461,7 +461,7 @@
       </w:r>
     </w:p>
     <w:bookmarkEnd w:id="21"/>
-    <w:bookmarkStart w:id="107" w:name="tradeoff-theory"/>
+    <w:bookmarkStart w:id="106" w:name="tradeoff-theory"/>
     <w:p>
       <w:pPr>
         <w:pStyle w:val="Heading1"/>
@@ -955,7 +955,7 @@
         <w:pStyle w:val="Compact"/>
         <w:numPr>
           <w:ilvl w:val="0"/>
-          <w:numId w:val="1009"/>
+          <w:numId w:val="1010"/>
         </w:numPr>
       </w:pPr>
       <w:r>
@@ -1115,7 +1115,7 @@
         <w:pStyle w:val="Compact"/>
         <w:numPr>
           <w:ilvl w:val="0"/>
-          <w:numId w:val="1012"/>
+          <w:numId w:val="1013"/>
         </w:numPr>
       </w:pPr>
       <w:r>
@@ -1490,7 +1490,7 @@
       <w:pPr>
         <w:numPr>
           <w:ilvl w:val="0"/>
-          <w:numId w:val="1015"/>
+          <w:numId w:val="1016"/>
         </w:numPr>
       </w:pPr>
       <w:r>
@@ -1501,7 +1501,7 @@
       <w:pPr>
         <w:numPr>
           <w:ilvl w:val="0"/>
-          <w:numId w:val="1015"/>
+          <w:numId w:val="1016"/>
         </w:numPr>
       </w:pPr>
       <w:r>
@@ -1538,7 +1538,7 @@
       <w:pPr>
         <w:numPr>
           <w:ilvl w:val="0"/>
-          <w:numId w:val="1015"/>
+          <w:numId w:val="1016"/>
         </w:numPr>
       </w:pPr>
       <w:r>
@@ -1558,7 +1558,7 @@
       <w:pPr>
         <w:numPr>
           <w:ilvl w:val="0"/>
-          <w:numId w:val="1015"/>
+          <w:numId w:val="1016"/>
         </w:numPr>
       </w:pPr>
       <w:r>
@@ -1575,7 +1575,7 @@
       <w:pPr>
         <w:numPr>
           <w:ilvl w:val="0"/>
-          <w:numId w:val="1015"/>
+          <w:numId w:val="1016"/>
         </w:numPr>
       </w:pPr>
       <w:r>
@@ -1898,7 +1898,7 @@
         <w:pStyle w:val="Compact"/>
         <w:numPr>
           <w:ilvl w:val="0"/>
-          <w:numId w:val="1020"/>
+          <w:numId w:val="1021"/>
         </w:numPr>
       </w:pPr>
       <w:r>
@@ -1949,7 +1949,7 @@
         <w:pStyle w:val="Compact"/>
         <w:numPr>
           <w:ilvl w:val="0"/>
-          <w:numId w:val="1020"/>
+          <w:numId w:val="1022"/>
         </w:numPr>
       </w:pPr>
       <w:r>
@@ -2142,7 +2142,17 @@
         <w:t xml:space="preserve"> </w:t>
       </w:r>
       <w:r>
-        <w:t xml:space="preserve">(Gandon et al. 2001)</w:t>
+        <w:t xml:space="preserve">(</w:t>
+      </w:r>
+      <w:r>
+        <w:rPr>
+          <w:b/>
+          <w:bCs/>
+        </w:rPr>
+        <w:t xml:space="preserve">gandon_imperfect_2001?</w:t>
+      </w:r>
+      <w:r>
+        <w:t xml:space="preserve">)</w:t>
       </w:r>
       <w:r>
         <w:t xml:space="preserve">?</w:t>
@@ -2239,7 +2249,7 @@
       </w:r>
     </w:p>
     <w:bookmarkEnd w:id="57"/>
-    <w:bookmarkStart w:id="106" w:name="references"/>
+    <w:bookmarkStart w:id="105" w:name="references"/>
     <w:p>
       <w:pPr>
         <w:pStyle w:val="Heading2"/>
@@ -2248,7 +2258,7 @@
         <w:t xml:space="preserve">References</w:t>
       </w:r>
     </w:p>
-    <w:bookmarkStart w:id="105" w:name="refs"/>
+    <w:bookmarkStart w:id="104" w:name="refs"/>
     <w:bookmarkStart w:id="59" w:name="ref-arien_is_2007"/>
     <w:p>
       <w:pPr>
@@ -2981,19 +2991,55 @@
       </w:r>
     </w:p>
     <w:bookmarkEnd w:id="78"/>
-    <w:bookmarkStart w:id="79" w:name="ref-gandon_imperfect_2001"/>
+    <w:bookmarkStart w:id="80" w:name="ref-herbeck_is_2012"/>
     <w:p>
       <w:pPr>
         <w:pStyle w:val="Bibliography"/>
       </w:pPr>
       <w:r>
-        <w:t xml:space="preserve">Gandon, Sylvain, Margaret J. Mackinnon, Sean Nee, and Andrew F. Read. 2001.</w:t>
-      </w:r>
-      <w:r>
-        <w:t xml:space="preserve"> </w:t>
-      </w:r>
-      <w:r>
-        <w:t xml:space="preserve">“Imperfect Vaccines and the Evolution of Pathogen Virulence.”</w:t>
+        <w:t xml:space="preserve">Herbeck, Joshua T., Viktor Müller, Brandon S. Maust, Bruno Ledergerber, Carlo Torti, Simona Di Giambenedetto, Luuk Gras, et al. 2012.</w:t>
+      </w:r>
+      <w:r>
+        <w:t xml:space="preserve"> </w:t>
+      </w:r>
+      <w:r>
+        <w:t xml:space="preserve">“Is the Virulence of</w:t>
+      </w:r>
+      <w:r>
+        <w:t xml:space="preserve"> </w:t>
+      </w:r>
+      <w:r>
+        <w:t xml:space="preserve">HIV</w:t>
+      </w:r>
+      <w:r>
+        <w:t xml:space="preserve"> </w:t>
+      </w:r>
+      <w:r>
+        <w:t xml:space="preserve">Changing?</w:t>
+      </w:r>
+      <w:r>
+        <w:t xml:space="preserve"> </w:t>
+      </w:r>
+      <w:r>
+        <w:t xml:space="preserve">A</w:t>
+      </w:r>
+      <w:r>
+        <w:t xml:space="preserve"> </w:t>
+      </w:r>
+      <w:r>
+        <w:t xml:space="preserve">Meta-Analysis of Trends in Prognostic Markers of</w:t>
+      </w:r>
+      <w:r>
+        <w:t xml:space="preserve"> </w:t>
+      </w:r>
+      <w:r>
+        <w:t xml:space="preserve">HIV</w:t>
+      </w:r>
+      <w:r>
+        <w:t xml:space="preserve"> </w:t>
+      </w:r>
+      <w:r>
+        <w:t xml:space="preserve">Disease Progression and Transmission.”</w:t>
       </w:r>
       <w:r>
         <w:t xml:space="preserve"> </w:t>
@@ -3003,74 +3049,6 @@
           <w:i/>
           <w:iCs/>
         </w:rPr>
-        <w:t xml:space="preserve">Nature</w:t>
-      </w:r>
-      <w:r>
-        <w:t xml:space="preserve"> </w:t>
-      </w:r>
-      <w:r>
-        <w:t xml:space="preserve">414: 751–55.</w:t>
-      </w:r>
-    </w:p>
-    <w:bookmarkEnd w:id="79"/>
-    <w:bookmarkStart w:id="81" w:name="ref-herbeck_is_2012"/>
-    <w:p>
-      <w:pPr>
-        <w:pStyle w:val="Bibliography"/>
-      </w:pPr>
-      <w:r>
-        <w:t xml:space="preserve">Herbeck, Joshua T., Viktor Müller, Brandon S. Maust, Bruno Ledergerber, Carlo Torti, Simona Di Giambenedetto, Luuk Gras, et al. 2012.</w:t>
-      </w:r>
-      <w:r>
-        <w:t xml:space="preserve"> </w:t>
-      </w:r>
-      <w:r>
-        <w:t xml:space="preserve">“Is the Virulence of</w:t>
-      </w:r>
-      <w:r>
-        <w:t xml:space="preserve"> </w:t>
-      </w:r>
-      <w:r>
-        <w:t xml:space="preserve">HIV</w:t>
-      </w:r>
-      <w:r>
-        <w:t xml:space="preserve"> </w:t>
-      </w:r>
-      <w:r>
-        <w:t xml:space="preserve">Changing?</w:t>
-      </w:r>
-      <w:r>
-        <w:t xml:space="preserve"> </w:t>
-      </w:r>
-      <w:r>
-        <w:t xml:space="preserve">A</w:t>
-      </w:r>
-      <w:r>
-        <w:t xml:space="preserve"> </w:t>
-      </w:r>
-      <w:r>
-        <w:t xml:space="preserve">Meta-Analysis of Trends in Prognostic Markers of</w:t>
-      </w:r>
-      <w:r>
-        <w:t xml:space="preserve"> </w:t>
-      </w:r>
-      <w:r>
-        <w:t xml:space="preserve">HIV</w:t>
-      </w:r>
-      <w:r>
-        <w:t xml:space="preserve"> </w:t>
-      </w:r>
-      <w:r>
-        <w:t xml:space="preserve">Disease Progression and Transmission.”</w:t>
-      </w:r>
-      <w:r>
-        <w:t xml:space="preserve"> </w:t>
-      </w:r>
-      <w:r>
-        <w:rPr>
-          <w:i/>
-          <w:iCs/>
-        </w:rPr>
         <w:t xml:space="preserve">AIDS (London, England)</w:t>
       </w:r>
       <w:r>
@@ -3082,7 +3060,7 @@
       <w:r>
         <w:t xml:space="preserve"> </w:t>
       </w:r>
-      <w:hyperlink r:id="rId80">
+      <w:hyperlink r:id="rId79">
         <w:r>
           <w:rPr>
             <w:rStyle w:val="Hyperlink"/>
@@ -3094,8 +3072,8 @@
         <w:t xml:space="preserve">.</w:t>
       </w:r>
     </w:p>
-    <w:bookmarkEnd w:id="81"/>
-    <w:bookmarkStart w:id="82" w:name="ref-kamo_evolution_2006"/>
+    <w:bookmarkEnd w:id="80"/>
+    <w:bookmarkStart w:id="81" w:name="ref-kamo_evolution_2006"/>
     <w:p>
       <w:pPr>
         <w:pStyle w:val="Bibliography"/>
@@ -3126,8 +3104,8 @@
         <w:t xml:space="preserve">8 (7): 1333–47.</w:t>
       </w:r>
     </w:p>
-    <w:bookmarkEnd w:id="82"/>
-    <w:bookmarkStart w:id="84" w:name="ref-kerrDivergent2022"/>
+    <w:bookmarkEnd w:id="81"/>
+    <w:bookmarkStart w:id="83" w:name="ref-kerrDivergent2022"/>
     <w:p>
       <w:pPr>
         <w:pStyle w:val="Bibliography"/>
@@ -3169,7 +3147,7 @@
       <w:r>
         <w:t xml:space="preserve"> </w:t>
       </w:r>
-      <w:hyperlink r:id="rId83">
+      <w:hyperlink r:id="rId82">
         <w:r>
           <w:rPr>
             <w:rStyle w:val="Hyperlink"/>
@@ -3181,8 +3159,8 @@
         <w:t xml:space="preserve">.</w:t>
       </w:r>
     </w:p>
-    <w:bookmarkEnd w:id="84"/>
-    <w:bookmarkStart w:id="86" w:name="ref-kerrEvolutionary2012a"/>
+    <w:bookmarkEnd w:id="83"/>
+    <w:bookmarkStart w:id="85" w:name="ref-kerrEvolutionary2012a"/>
     <w:p>
       <w:pPr>
         <w:pStyle w:val="Bibliography"/>
@@ -3260,7 +3238,7 @@
       <w:r>
         <w:t xml:space="preserve"> </w:t>
       </w:r>
-      <w:hyperlink r:id="rId85">
+      <w:hyperlink r:id="rId84">
         <w:r>
           <w:rPr>
             <w:rStyle w:val="Hyperlink"/>
@@ -3272,8 +3250,8 @@
         <w:t xml:space="preserve">.</w:t>
       </w:r>
     </w:p>
-    <w:bookmarkEnd w:id="86"/>
-    <w:bookmarkStart w:id="87" w:name="ref-kerrComparative2013"/>
+    <w:bookmarkEnd w:id="85"/>
+    <w:bookmarkStart w:id="86" w:name="ref-kerrComparative2013"/>
     <w:p>
       <w:pPr>
         <w:pStyle w:val="Bibliography"/>
@@ -3316,8 +3294,8 @@
         <w:t xml:space="preserve">87 (22): 12080–89.</w:t>
       </w:r>
     </w:p>
-    <w:bookmarkEnd w:id="87"/>
-    <w:bookmarkStart w:id="89" w:name="ref-knell_syphilis_2004"/>
+    <w:bookmarkEnd w:id="86"/>
+    <w:bookmarkStart w:id="88" w:name="ref-knell_syphilis_2004"/>
     <w:p>
       <w:pPr>
         <w:pStyle w:val="Bibliography"/>
@@ -3365,7 +3343,7 @@
       <w:r>
         <w:t xml:space="preserve"> </w:t>
       </w:r>
-      <w:hyperlink r:id="rId88">
+      <w:hyperlink r:id="rId87">
         <w:r>
           <w:rPr>
             <w:rStyle w:val="Hyperlink"/>
@@ -3377,8 +3355,8 @@
         <w:t xml:space="preserve">.</w:t>
       </w:r>
     </w:p>
-    <w:bookmarkEnd w:id="89"/>
-    <w:bookmarkStart w:id="91" w:name="ref-levin_short-sighted_1994"/>
+    <w:bookmarkEnd w:id="88"/>
+    <w:bookmarkStart w:id="90" w:name="ref-levin_short-sighted_1994"/>
     <w:p>
       <w:pPr>
         <w:pStyle w:val="Bibliography"/>
@@ -3411,7 +3389,7 @@
       <w:r>
         <w:t xml:space="preserve"> </w:t>
       </w:r>
-      <w:hyperlink r:id="rId90">
+      <w:hyperlink r:id="rId89">
         <w:r>
           <w:rPr>
             <w:rStyle w:val="Hyperlink"/>
@@ -3423,8 +3401,8 @@
         <w:t xml:space="preserve">.</w:t>
       </w:r>
     </w:p>
-    <w:bookmarkEnd w:id="91"/>
-    <w:bookmarkStart w:id="93" w:name="ref-mackinnon_virulence_2008"/>
+    <w:bookmarkEnd w:id="90"/>
+    <w:bookmarkStart w:id="92" w:name="ref-mackinnon_virulence_2008"/>
     <w:p>
       <w:pPr>
         <w:pStyle w:val="Bibliography"/>
@@ -3493,7 +3471,7 @@
       <w:r>
         <w:t xml:space="preserve"> </w:t>
       </w:r>
-      <w:hyperlink r:id="rId92">
+      <w:hyperlink r:id="rId91">
         <w:r>
           <w:rPr>
             <w:rStyle w:val="Hyperlink"/>
@@ -3505,8 +3483,8 @@
         <w:t xml:space="preserve">.</w:t>
       </w:r>
     </w:p>
-    <w:bookmarkEnd w:id="93"/>
-    <w:bookmarkStart w:id="95" w:name="ref-mackinnon_immunity_2004"/>
+    <w:bookmarkEnd w:id="92"/>
+    <w:bookmarkStart w:id="94" w:name="ref-mackinnon_immunity_2004"/>
     <w:p>
       <w:pPr>
         <w:pStyle w:val="Bibliography"/>
@@ -3578,7 +3556,7 @@
       <w:r>
         <w:t xml:space="preserve"> </w:t>
       </w:r>
-      <w:hyperlink r:id="rId94">
+      <w:hyperlink r:id="rId93">
         <w:r>
           <w:rPr>
             <w:rStyle w:val="Hyperlink"/>
@@ -3590,8 +3568,8 @@
         <w:t xml:space="preserve">.</w:t>
       </w:r>
     </w:p>
-    <w:bookmarkEnd w:id="95"/>
-    <w:bookmarkStart w:id="96" w:name="ref-massad_impact_2006"/>
+    <w:bookmarkEnd w:id="94"/>
+    <w:bookmarkStart w:id="95" w:name="ref-massad_impact_2006"/>
     <w:p>
       <w:pPr>
         <w:pStyle w:val="Bibliography"/>
@@ -3634,8 +3612,8 @@
         <w:t xml:space="preserve">66 (5): 907–11.</w:t>
       </w:r>
     </w:p>
-    <w:bookmarkEnd w:id="96"/>
-    <w:bookmarkStart w:id="98" w:name="ref-muller_increasing_2009"/>
+    <w:bookmarkEnd w:id="95"/>
+    <w:bookmarkStart w:id="97" w:name="ref-muller_increasing_2009"/>
     <w:p>
       <w:pPr>
         <w:pStyle w:val="Bibliography"/>
@@ -3725,7 +3703,7 @@
       <w:r>
         <w:t xml:space="preserve"> </w:t>
       </w:r>
-      <w:hyperlink r:id="rId97">
+      <w:hyperlink r:id="rId96">
         <w:r>
           <w:rPr>
             <w:rStyle w:val="Hyperlink"/>
@@ -3737,8 +3715,8 @@
         <w:t xml:space="preserve">.</w:t>
       </w:r>
     </w:p>
-    <w:bookmarkEnd w:id="98"/>
-    <w:bookmarkStart w:id="100" w:name="ref-ostler_disease_2020"/>
+    <w:bookmarkEnd w:id="97"/>
+    <w:bookmarkStart w:id="99" w:name="ref-ostler_disease_2020"/>
     <w:p>
       <w:pPr>
         <w:pStyle w:val="Bibliography"/>
@@ -3819,7 +3797,7 @@
       <w:r>
         <w:t xml:space="preserve"> </w:t>
       </w:r>
-      <w:hyperlink r:id="rId99">
+      <w:hyperlink r:id="rId98">
         <w:r>
           <w:rPr>
             <w:rStyle w:val="Hyperlink"/>
@@ -3831,8 +3809,8 @@
         <w:t xml:space="preserve">.</w:t>
       </w:r>
     </w:p>
-    <w:bookmarkEnd w:id="100"/>
-    <w:bookmarkStart w:id="102" w:name="ref-park_effects_2017"/>
+    <w:bookmarkEnd w:id="99"/>
+    <w:bookmarkStart w:id="101" w:name="ref-park_effects_2017"/>
     <w:p>
       <w:pPr>
         <w:pStyle w:val="Bibliography"/>
@@ -3877,7 +3855,7 @@
       <w:r>
         <w:t xml:space="preserve"> </w:t>
       </w:r>
-      <w:hyperlink r:id="rId101">
+      <w:hyperlink r:id="rId100">
         <w:r>
           <w:rPr>
             <w:rStyle w:val="Hyperlink"/>
@@ -3889,8 +3867,8 @@
         <w:t xml:space="preserve">.</w:t>
       </w:r>
     </w:p>
-    <w:bookmarkEnd w:id="102"/>
-    <w:bookmarkStart w:id="104" w:name="ref-visher_three_2021"/>
+    <w:bookmarkEnd w:id="101"/>
+    <w:bookmarkStart w:id="103" w:name="ref-visher_three_2021"/>
     <w:p>
       <w:pPr>
         <w:pStyle w:val="Bibliography"/>
@@ -3935,7 +3913,7 @@
       <w:r>
         <w:t xml:space="preserve"> </w:t>
       </w:r>
-      <w:hyperlink r:id="rId103">
+      <w:hyperlink r:id="rId102">
         <w:r>
           <w:rPr>
             <w:rStyle w:val="Hyperlink"/>
@@ -3947,8 +3925,8 @@
         <w:t xml:space="preserve">.</w:t>
       </w:r>
     </w:p>
+    <w:bookmarkEnd w:id="103"/>
     <w:bookmarkEnd w:id="104"/>
-    <w:bookmarkEnd w:id="105"/>
     <w:p>
       <w:r>
         <w:pict>
@@ -3961,11 +3939,11 @@
         <w:pStyle w:val="FirstParagraph"/>
       </w:pPr>
       <w:r>
-        <w:t xml:space="preserve">Last updated: 2025-08-06 19:25:34.645593</w:t>
-      </w:r>
-    </w:p>
+        <w:t xml:space="preserve">Last updated: 2025-08-21 15:01:13.479685</w:t>
+      </w:r>
+    </w:p>
+    <w:bookmarkEnd w:id="105"/>
     <w:bookmarkEnd w:id="106"/>
-    <w:bookmarkEnd w:id="107"/>
     <w:sectPr/>
   </w:body>
 </w:document>

--- a/docs/notes/virul-evol.docx
+++ b/docs/notes/virul-evol.docx
@@ -15,7 +15,7 @@
         <w:pStyle w:val="Date"/>
       </w:pPr>
       <w:r>
-        <w:t xml:space="preserve">23 October 2023</w:t>
+        <w:t xml:space="preserve">19 October 2025</w:t>
       </w:r>
     </w:p>
     <w:bookmarkStart w:id="20" w:name="definitions"/>
@@ -276,7 +276,13 @@
         </w:numPr>
       </w:pPr>
       <w:r>
-        <w:t xml:space="preserve">all in an arms race rather than RQ context</w:t>
+        <w:t xml:space="preserve">all in an arms race (</w:t>
+      </w:r>
+      <w:r>
+        <w:t xml:space="preserve">“trench warfare”</w:t>
+      </w:r>
+      <w:r>
+        <w:t xml:space="preserve">, quantitative resistance) rather than RQ context (qualitative resistance)</w:t>
       </w:r>
     </w:p>
     <w:bookmarkEnd w:id="20"/>
@@ -325,6 +331,12 @@
       <w:r>
         <w:t xml:space="preserve">some evidence?</w:t>
       </w:r>
+      <w:r>
+        <w:t xml:space="preserve"> </w:t>
+      </w:r>
+      <w:r>
+        <w:t xml:space="preserve">(Méthot, n.d.)</w:t>
+      </w:r>
     </w:p>
     <w:p>
       <w:pPr>
@@ -445,7 +457,23 @@
         </w:numPr>
       </w:pPr>
       <w:r>
-        <w:t xml:space="preserve">biocontrol examples always select for maximal virulence</w:t>
+        <w:t xml:space="preserve">biocontrol efforts always select for maximal virulence (even though</w:t>
+      </w:r>
+      <w:r>
+        <w:t xml:space="preserve"> </w:t>
+      </w:r>
+      <w:r>
+        <w:rPr>
+          <w:i/>
+          <w:iCs/>
+        </w:rPr>
+        <w:t xml:space="preserve">intermediate</w:t>
+      </w:r>
+      <w:r>
+        <w:t xml:space="preserve"> </w:t>
+      </w:r>
+      <w:r>
+        <w:t xml:space="preserve">virulence may have more impact on host populations)</w:t>
       </w:r>
     </w:p>
     <w:p>
@@ -461,7 +489,7 @@
       </w:r>
     </w:p>
     <w:bookmarkEnd w:id="21"/>
-    <w:bookmarkStart w:id="106" w:name="tradeoff-theory"/>
+    <w:bookmarkStart w:id="112" w:name="tradeoff-theory"/>
     <w:p>
       <w:pPr>
         <w:pStyle w:val="Heading1"/>
@@ -479,7 +507,7 @@
         </w:numPr>
       </w:pPr>
       <w:r>
-        <w:t xml:space="preserve">Intermediate virulence evolves due to host-level selection (group theory returns); a tradeoff between transmission</w:t>
+        <w:t xml:space="preserve">Intermediate virulence evolves due to</w:t>
       </w:r>
       <w:r>
         <w:t xml:space="preserve"> </w:t>
@@ -489,29 +517,39 @@
           <w:i/>
           <w:iCs/>
         </w:rPr>
-        <w:t xml:space="preserve">rate</w:t>
-      </w:r>
-      <w:r>
-        <w:t xml:space="preserve"> </w:t>
-      </w:r>
-      <w:r>
-        <w:t xml:space="preserve">(infections/host/time)</w:t>
-      </w:r>
-      <w:r>
-        <w:t xml:space="preserve"> </w:t>
-      </w:r>
-      <w:r>
-        <w:t xml:space="preserve">and virulence (</w:t>
+        <w:t xml:space="preserve">host-level</w:t>
+      </w:r>
+      <w:r>
+        <w:t xml:space="preserve"> </w:t>
+      </w:r>
+      <w:r>
+        <w:t xml:space="preserve">selection (group theory returns); a tradeoff between transmission</w:t>
+      </w:r>
+      <w:r>
+        <w:t xml:space="preserve"> </w:t>
       </w:r>
       <w:r>
         <w:rPr>
           <w:i/>
           <w:iCs/>
         </w:rPr>
+        <w:t xml:space="preserve">rate</w:t>
+      </w:r>
+      <w:r>
+        <w:t xml:space="preserve"> </w:t>
+      </w:r>
+      <w:r>
+        <w:t xml:space="preserve">(infections/host/time) and virulence (</w:t>
+      </w:r>
+      <w:r>
+        <w:rPr>
+          <w:i/>
+          <w:iCs/>
+        </w:rPr>
         <w:t xml:space="preserve">defined as mortality/time</w:t>
       </w:r>
       <w:r>
-        <w:t xml:space="preserve">) leads to maximum</w:t>
+        <w:t xml:space="preserve">) maximizes</w:t>
       </w:r>
       <w:r>
         <w:t xml:space="preserve"> </w:t>
@@ -931,10 +969,6 @@
         </w:numPr>
       </w:pPr>
       <w:r>
-        <w:rPr>
-          <w:b/>
-          <w:bCs/>
-        </w:rPr>
         <w:t xml:space="preserve">probably</w:t>
       </w:r>
       <w:r>
@@ -944,10 +978,13 @@
         <w:t xml:space="preserve">“attenuation-restoration”</w:t>
       </w:r>
       <w:r>
-        <w:t xml:space="preserve"> </w:t>
-      </w:r>
-      <w:r>
-        <w:t xml:space="preserve">in Australia: attenuating mutations fixed, then restored</w:t>
+        <w:t xml:space="preserve">: new mutations reverse previous evolutionary attenuation</w:t>
+      </w:r>
+      <w:r>
+        <w:t xml:space="preserve"> </w:t>
+      </w:r>
+      <w:r>
+        <w:t xml:space="preserve">&gt; Whether MYXV and European rabbits can coevolve [to tolerance/lower virulence] probably depends on whether systemic spread and multiple cutaneous lesions leads to more overall transmission and better fitness than does a single fibroma-like lesion and on whether European rabbit populations have immune system alleles that could constrain virus replication to the initial cutaneous site. If dissemination is critical for transmission, then mutations in the virus that favor dissemination by suppressing immune responses may also increase virulence.</w:t>
       </w:r>
     </w:p>
     <w:p>
@@ -1384,23 +1421,118 @@
       </w:r>
     </w:p>
     <w:bookmarkEnd w:id="42"/>
-    <w:bookmarkStart w:id="46" w:name="theory"/>
+    <w:bookmarkStart w:id="43" w:name="example-sars-cov-2"/>
     <w:p>
       <w:pPr>
         <w:pStyle w:val="Heading2"/>
       </w:pPr>
       <w:r>
-        <w:t xml:space="preserve">Theory</w:t>
-      </w:r>
-    </w:p>
-    <w:p>
-      <w:pPr>
+        <w:t xml:space="preserve">Example: SARS-COV-2</w:t>
+      </w:r>
+    </w:p>
+    <w:p>
+      <w:pPr>
+        <w:pStyle w:val="Compact"/>
         <w:numPr>
           <w:ilvl w:val="0"/>
           <w:numId w:val="1015"/>
         </w:numPr>
       </w:pPr>
       <w:r>
+        <w:t xml:space="preserve">successive waves tended to have higher</w:t>
+      </w:r>
+      <w:r>
+        <w:t xml:space="preserve"> </w:t>
+      </w:r>
+      <w:r>
+        <w:t xml:space="preserve">${\cal R}_0$</w:t>
+      </w:r>
+    </w:p>
+    <w:p>
+      <w:pPr>
+        <w:pStyle w:val="Compact"/>
+        <w:numPr>
+          <w:ilvl w:val="0"/>
+          <w:numId w:val="1015"/>
+        </w:numPr>
+      </w:pPr>
+      <w:r>
+        <w:t xml:space="preserve">higher</w:t>
+      </w:r>
+      <w:r>
+        <w:t xml:space="preserve"> </w:t>
+      </w:r>
+      <w:r>
+        <w:t xml:space="preserve">${\cal R}_0$</w:t>
+      </w:r>
+      <w:r>
+        <w:t xml:space="preserve"> </w:t>
+      </w:r>
+      <w:r>
+        <w:t xml:space="preserve">partly from</w:t>
+      </w:r>
+      <w:r>
+        <w:t xml:space="preserve"> </w:t>
+      </w:r>
+      <w:r>
+        <w:rPr>
+          <w:i/>
+          <w:iCs/>
+        </w:rPr>
+        <w:t xml:space="preserve">immune evasion</w:t>
+      </w:r>
+      <w:r>
+        <w:t xml:space="preserve">; re-infection of individuals recovered from/immune to previous strains</w:t>
+      </w:r>
+    </w:p>
+    <w:p>
+      <w:pPr>
+        <w:pStyle w:val="Compact"/>
+        <w:numPr>
+          <w:ilvl w:val="0"/>
+          <w:numId w:val="1015"/>
+        </w:numPr>
+      </w:pPr>
+      <w:r>
+        <w:t xml:space="preserve">virulence changes: alpha, delta higher, omega lower (reduced</w:t>
+      </w:r>
+      <w:r>
+        <w:t xml:space="preserve"> </w:t>
+      </w:r>
+      <w:r>
+        <w:t xml:space="preserve">“fusogenicity”</w:t>
+      </w:r>
+      <w:r>
+        <w:t xml:space="preserve"> </w:t>
+      </w:r>
+      <w:r>
+        <w:t xml:space="preserve">[ability to fuse with/enter host cells]; tropism for cells higher in respiratory tract?</w:t>
+      </w:r>
+      <w:r>
+        <w:t xml:space="preserve"> </w:t>
+      </w:r>
+      <w:r>
+        <w:t xml:space="preserve">(Carabelli et al. 2023)</w:t>
+      </w:r>
+    </w:p>
+    <w:bookmarkEnd w:id="43"/>
+    <w:bookmarkStart w:id="47" w:name="theory"/>
+    <w:p>
+      <w:pPr>
+        <w:pStyle w:val="Heading2"/>
+      </w:pPr>
+      <w:r>
+        <w:t xml:space="preserve">Theory</w:t>
+      </w:r>
+    </w:p>
+    <w:p>
+      <w:pPr>
+        <w:numPr>
+          <w:ilvl w:val="0"/>
+          <w:numId w:val="1016"/>
+        </w:numPr>
+      </w:pPr>
+      <w:r>
         <w:t xml:space="preserve">if there is a tradeoff, we would expect expect strong effects of</w:t>
       </w:r>
       <w:r>
@@ -1419,7 +1551,7 @@
         <w:pStyle w:val="Compact"/>
         <w:numPr>
           <w:ilvl w:val="1"/>
-          <w:numId w:val="1016"/>
+          <w:numId w:val="1017"/>
         </w:numPr>
       </w:pPr>
       <w:r>
@@ -1431,7 +1563,7 @@
         <w:pStyle w:val="Compact"/>
         <w:numPr>
           <w:ilvl w:val="1"/>
-          <w:numId w:val="1016"/>
+          <w:numId w:val="1017"/>
         </w:numPr>
       </w:pPr>
       <w:r>
@@ -1455,7 +1587,7 @@
         <w:pStyle w:val="Compact"/>
         <w:numPr>
           <w:ilvl w:val="1"/>
-          <w:numId w:val="1016"/>
+          <w:numId w:val="1017"/>
         </w:numPr>
       </w:pPr>
       <w:r>
@@ -1467,7 +1599,7 @@
         <w:pStyle w:val="Compact"/>
         <w:numPr>
           <w:ilvl w:val="1"/>
-          <w:numId w:val="1016"/>
+          <w:numId w:val="1017"/>
         </w:numPr>
       </w:pPr>
       <w:r>
@@ -1479,7 +1611,7 @@
         <w:pStyle w:val="Compact"/>
         <w:numPr>
           <w:ilvl w:val="1"/>
-          <w:numId w:val="1016"/>
+          <w:numId w:val="1017"/>
         </w:numPr>
       </w:pPr>
       <w:r>
@@ -1490,7 +1622,7 @@
       <w:pPr>
         <w:numPr>
           <w:ilvl w:val="0"/>
-          <w:numId w:val="1016"/>
+          <w:numId w:val="1017"/>
         </w:numPr>
       </w:pPr>
       <w:r>
@@ -1501,7 +1633,7 @@
       <w:pPr>
         <w:numPr>
           <w:ilvl w:val="0"/>
-          <w:numId w:val="1016"/>
+          <w:numId w:val="1017"/>
         </w:numPr>
       </w:pPr>
       <w:r>
@@ -1538,7 +1670,7 @@
       <w:pPr>
         <w:numPr>
           <w:ilvl w:val="0"/>
-          <w:numId w:val="1016"/>
+          <w:numId w:val="1017"/>
         </w:numPr>
       </w:pPr>
       <w:r>
@@ -1558,7 +1690,7 @@
       <w:pPr>
         <w:numPr>
           <w:ilvl w:val="0"/>
-          <w:numId w:val="1016"/>
+          <w:numId w:val="1017"/>
         </w:numPr>
       </w:pPr>
       <w:r>
@@ -1575,7 +1707,7 @@
       <w:pPr>
         <w:numPr>
           <w:ilvl w:val="0"/>
-          <w:numId w:val="1016"/>
+          <w:numId w:val="1017"/>
         </w:numPr>
       </w:pPr>
       <w:r>
@@ -1611,18 +1743,18 @@
           <wp:inline>
             <wp:extent cx="5334000" cy="4445000"/>
             <wp:effectExtent b="0" l="0" r="0" t="0"/>
-            <wp:docPr descr="" title="" id="44" name="Picture"/>
+            <wp:docPr descr="" title="" id="45" name="Picture"/>
             <a:graphic>
               <a:graphicData uri="http://schemas.openxmlformats.org/drawingml/2006/picture">
                 <pic:pic>
                   <pic:nvPicPr>
-                    <pic:cNvPr descr="tmp_files/figure-docx/r0max-1.png" id="45" name="Picture"/>
+                    <pic:cNvPr descr="tmp_files/figure-docx/r0max-1.png" id="46" name="Picture"/>
                     <pic:cNvPicPr>
                       <a:picLocks noChangeArrowheads="1" noChangeAspect="1"/>
                     </pic:cNvPicPr>
                   </pic:nvPicPr>
                   <pic:blipFill>
-                    <a:blip r:embed="rId43"/>
+                    <a:blip r:embed="rId44"/>
                     <a:stretch>
                       <a:fillRect/>
                     </a:stretch>
@@ -1654,7 +1786,7 @@
         <w:pStyle w:val="Compact"/>
         <w:numPr>
           <w:ilvl w:val="0"/>
-          <w:numId w:val="1017"/>
+          <w:numId w:val="1018"/>
         </w:numPr>
       </w:pPr>
       <w:r>
@@ -1667,8 +1799,8 @@
         <w:t xml:space="preserve">could be effect of host mortality, or rapid clearance.</w:t>
       </w:r>
     </w:p>
-    <w:bookmarkEnd w:id="46"/>
-    <w:bookmarkStart w:id="47" w:name="within-host-competition"/>
+    <w:bookmarkEnd w:id="47"/>
+    <w:bookmarkStart w:id="48" w:name="within-host-competition"/>
     <w:p>
       <w:pPr>
         <w:pStyle w:val="Heading2"/>
@@ -1682,7 +1814,7 @@
         <w:pStyle w:val="Compact"/>
         <w:numPr>
           <w:ilvl w:val="0"/>
-          <w:numId w:val="1018"/>
+          <w:numId w:val="1019"/>
         </w:numPr>
       </w:pPr>
       <w:r>
@@ -1694,7 +1826,7 @@
         <w:pStyle w:val="Compact"/>
         <w:numPr>
           <w:ilvl w:val="0"/>
-          <w:numId w:val="1018"/>
+          <w:numId w:val="1019"/>
         </w:numPr>
       </w:pPr>
       <w:r>
@@ -1719,7 +1851,7 @@
         <w:pStyle w:val="Compact"/>
         <w:numPr>
           <w:ilvl w:val="0"/>
-          <w:numId w:val="1018"/>
+          <w:numId w:val="1019"/>
         </w:numPr>
       </w:pPr>
       <w:r>
@@ -1742,66 +1874,14 @@
         <w:t xml:space="preserve">optimal virulence</w:t>
       </w:r>
     </w:p>
-    <w:bookmarkEnd w:id="47"/>
-    <w:bookmarkStart w:id="48" w:name="short-sighted-evolution"/>
+    <w:bookmarkEnd w:id="48"/>
+    <w:bookmarkStart w:id="49" w:name="short-sighted-evolution"/>
     <w:p>
       <w:pPr>
         <w:pStyle w:val="Heading2"/>
       </w:pPr>
       <w:r>
         <w:t xml:space="preserve">Short-sighted evolution</w:t>
-      </w:r>
-    </w:p>
-    <w:p>
-      <w:pPr>
-        <w:pStyle w:val="Compact"/>
-        <w:numPr>
-          <w:ilvl w:val="0"/>
-          <w:numId w:val="1019"/>
-        </w:numPr>
-      </w:pPr>
-      <w:r>
-        <w:t xml:space="preserve">sometimes evolution is just stupid</w:t>
-      </w:r>
-      <w:r>
-        <w:t xml:space="preserve"> </w:t>
-      </w:r>
-      <w:r>
-        <w:t xml:space="preserve">(Levin and Bull 1994)</w:t>
-      </w:r>
-    </w:p>
-    <w:p>
-      <w:pPr>
-        <w:pStyle w:val="Compact"/>
-        <w:numPr>
-          <w:ilvl w:val="0"/>
-          <w:numId w:val="1019"/>
-        </w:numPr>
-      </w:pPr>
-      <w:r>
-        <w:t xml:space="preserve">meningitis-producing, paralytic polio strains (central nervous system tropism)</w:t>
-      </w:r>
-    </w:p>
-    <w:p>
-      <w:pPr>
-        <w:pStyle w:val="Compact"/>
-        <w:numPr>
-          <w:ilvl w:val="0"/>
-          <w:numId w:val="1019"/>
-        </w:numPr>
-      </w:pPr>
-      <w:r>
-        <w:t xml:space="preserve">HIV [most transmission probably occurs during acute phases]</w:t>
-      </w:r>
-    </w:p>
-    <w:bookmarkEnd w:id="48"/>
-    <w:bookmarkStart w:id="55" w:name="X299b735f122f5e15eb75e4abf8a3d7aef344e17"/>
-    <w:p>
-      <w:pPr>
-        <w:pStyle w:val="Heading2"/>
-      </w:pPr>
-      <w:r>
-        <w:t xml:space="preserve">Epidemic vs. endemic phases; transient virulence</w:t>
       </w:r>
     </w:p>
     <w:p>
@@ -1810,6 +1890,58 @@
         <w:numPr>
           <w:ilvl w:val="0"/>
           <w:numId w:val="1020"/>
+        </w:numPr>
+      </w:pPr>
+      <w:r>
+        <w:t xml:space="preserve">sometimes evolution is just stupid</w:t>
+      </w:r>
+      <w:r>
+        <w:t xml:space="preserve"> </w:t>
+      </w:r>
+      <w:r>
+        <w:t xml:space="preserve">(Levin and Bull 1994)</w:t>
+      </w:r>
+    </w:p>
+    <w:p>
+      <w:pPr>
+        <w:pStyle w:val="Compact"/>
+        <w:numPr>
+          <w:ilvl w:val="0"/>
+          <w:numId w:val="1020"/>
+        </w:numPr>
+      </w:pPr>
+      <w:r>
+        <w:t xml:space="preserve">meningitis-producing, paralytic polio strains (central nervous system tropism)</w:t>
+      </w:r>
+    </w:p>
+    <w:p>
+      <w:pPr>
+        <w:pStyle w:val="Compact"/>
+        <w:numPr>
+          <w:ilvl w:val="0"/>
+          <w:numId w:val="1020"/>
+        </w:numPr>
+      </w:pPr>
+      <w:r>
+        <w:t xml:space="preserve">HIV [most transmission probably occurs during acute phases]</w:t>
+      </w:r>
+    </w:p>
+    <w:bookmarkEnd w:id="49"/>
+    <w:bookmarkStart w:id="56" w:name="X299b735f122f5e15eb75e4abf8a3d7aef344e17"/>
+    <w:p>
+      <w:pPr>
+        <w:pStyle w:val="Heading2"/>
+      </w:pPr>
+      <w:r>
+        <w:t xml:space="preserve">Epidemic vs. endemic phases; transient virulence</w:t>
+      </w:r>
+    </w:p>
+    <w:p>
+      <w:pPr>
+        <w:pStyle w:val="Compact"/>
+        <w:numPr>
+          <w:ilvl w:val="0"/>
+          <w:numId w:val="1021"/>
         </w:numPr>
       </w:pPr>
       <w:r>
@@ -1870,7 +2002,7 @@
         <w:pStyle w:val="Compact"/>
         <w:numPr>
           <w:ilvl w:val="1"/>
-          <w:numId w:val="1021"/>
+          <w:numId w:val="1022"/>
         </w:numPr>
       </w:pPr>
       <w:r>
@@ -1898,7 +2030,7 @@
         <w:pStyle w:val="Compact"/>
         <w:numPr>
           <w:ilvl w:val="0"/>
-          <w:numId w:val="1021"/>
+          <w:numId w:val="1022"/>
         </w:numPr>
       </w:pPr>
       <w:r>
@@ -1937,7 +2069,7 @@
         <w:pStyle w:val="Compact"/>
         <w:numPr>
           <w:ilvl w:val="1"/>
-          <w:numId w:val="1022"/>
+          <w:numId w:val="1023"/>
         </w:numPr>
       </w:pPr>
       <w:r>
@@ -1949,7 +2081,7 @@
         <w:pStyle w:val="Compact"/>
         <w:numPr>
           <w:ilvl w:val="0"/>
-          <w:numId w:val="1022"/>
+          <w:numId w:val="1023"/>
         </w:numPr>
       </w:pPr>
       <w:r>
@@ -1989,18 +2121,18 @@
           <wp:inline>
             <wp:extent cx="5334000" cy="6205337"/>
             <wp:effectExtent b="0" l="0" r="0" t="0"/>
-            <wp:docPr descr="" title="" id="50" name="Picture"/>
+            <wp:docPr descr="" title="" id="51" name="Picture"/>
             <a:graphic>
               <a:graphicData uri="http://schemas.openxmlformats.org/drawingml/2006/picture">
                 <pic:pic>
                   <pic:nvPicPr>
-                    <pic:cNvPr descr="pix/boots_trans.png" id="51" name="Picture"/>
+                    <pic:cNvPr descr="pix/boots_trans.png" id="52" name="Picture"/>
                     <pic:cNvPicPr>
                       <a:picLocks noChangeArrowheads="1" noChangeAspect="1"/>
                     </pic:cNvPicPr>
                   </pic:nvPicPr>
                   <pic:blipFill>
-                    <a:blip r:embed="rId49"/>
+                    <a:blip r:embed="rId50"/>
                     <a:stretch>
                       <a:fillRect/>
                     </a:stretch>
@@ -2036,18 +2168,18 @@
           <wp:inline>
             <wp:extent cx="5334000" cy="2142717"/>
             <wp:effectExtent b="0" l="0" r="0" t="0"/>
-            <wp:docPr descr="" title="" id="53" name="Picture"/>
+            <wp:docPr descr="" title="" id="54" name="Picture"/>
             <a:graphic>
               <a:graphicData uri="http://schemas.openxmlformats.org/drawingml/2006/picture">
                 <pic:pic>
                   <pic:nvPicPr>
-                    <pic:cNvPr descr="pix/berngruber_fig.png" id="54" name="Picture"/>
+                    <pic:cNvPr descr="pix/berngruber_fig.png" id="55" name="Picture"/>
                     <pic:cNvPicPr>
                       <a:picLocks noChangeArrowheads="1" noChangeAspect="1"/>
                     </pic:cNvPicPr>
                   </pic:nvPicPr>
                   <pic:blipFill>
-                    <a:blip r:embed="rId52"/>
+                    <a:blip r:embed="rId53"/>
                     <a:stretch>
                       <a:fillRect/>
                     </a:stretch>
@@ -2074,7 +2206,7 @@
         </w:drawing>
       </w:r>
     </w:p>
-    <w:bookmarkEnd w:id="55"/>
+    <w:bookmarkEnd w:id="56"/>
     <w:bookmarkStart w:id="57" w:name="effects-of-vaccines-and-treatment"/>
     <w:p>
       <w:pPr>
@@ -2089,7 +2221,7 @@
         <w:pStyle w:val="Compact"/>
         <w:numPr>
           <w:ilvl w:val="0"/>
-          <w:numId w:val="1023"/>
+          <w:numId w:val="1024"/>
         </w:numPr>
       </w:pPr>
       <w:r>
@@ -2120,7 +2252,7 @@
         <w:pStyle w:val="Compact"/>
         <w:numPr>
           <w:ilvl w:val="0"/>
-          <w:numId w:val="1023"/>
+          <w:numId w:val="1024"/>
         </w:numPr>
       </w:pPr>
       <w:r>
@@ -2142,17 +2274,7 @@
         <w:t xml:space="preserve"> </w:t>
       </w:r>
       <w:r>
-        <w:t xml:space="preserve">(</w:t>
-      </w:r>
-      <w:r>
-        <w:rPr>
-          <w:b/>
-          <w:bCs/>
-        </w:rPr>
-        <w:t xml:space="preserve">gandon_imperfect_2001?</w:t>
-      </w:r>
-      <w:r>
-        <w:t xml:space="preserve">)</w:t>
+        <w:t xml:space="preserve">(Gandon et al. 2001)</w:t>
       </w:r>
       <w:r>
         <w:t xml:space="preserve">?</w:t>
@@ -2163,7 +2285,7 @@
         <w:pStyle w:val="Compact"/>
         <w:numPr>
           <w:ilvl w:val="0"/>
-          <w:numId w:val="1023"/>
+          <w:numId w:val="1024"/>
         </w:numPr>
       </w:pPr>
       <w:r>
@@ -2196,7 +2318,7 @@
         <w:pStyle w:val="Compact"/>
         <w:numPr>
           <w:ilvl w:val="0"/>
-          <w:numId w:val="1023"/>
+          <w:numId w:val="1024"/>
         </w:numPr>
       </w:pPr>
       <w:r>
@@ -2214,17 +2336,18 @@
         <w:pStyle w:val="Compact"/>
         <w:numPr>
           <w:ilvl w:val="0"/>
-          <w:numId w:val="1023"/>
-        </w:numPr>
-      </w:pPr>
-      <w:hyperlink r:id="rId56">
-        <w:r>
-          <w:rPr>
-            <w:rStyle w:val="Hyperlink"/>
-          </w:rPr>
-          <w:t xml:space="preserve">in HIV due to antiretroviral therapy</w:t>
-        </w:r>
-      </w:hyperlink>
+          <w:numId w:val="1024"/>
+        </w:numPr>
+      </w:pPr>
+      <w:r>
+        <w:t xml:space="preserve">in HIV due to antiretroviral therapy</w:t>
+      </w:r>
+      <w:r>
+        <w:t xml:space="preserve"> </w:t>
+      </w:r>
+      <w:r>
+        <w:t xml:space="preserve">(Herbeck et al. 2016)</w:t>
+      </w:r>
       <w:r>
         <w:t xml:space="preserve">?</w:t>
       </w:r>
@@ -2249,7 +2372,7 @@
       </w:r>
     </w:p>
     <w:bookmarkEnd w:id="57"/>
-    <w:bookmarkStart w:id="105" w:name="references"/>
+    <w:bookmarkStart w:id="111" w:name="references"/>
     <w:p>
       <w:pPr>
         <w:pStyle w:val="Heading2"/>
@@ -2258,7 +2381,7 @@
         <w:t xml:space="preserve">References</w:t>
       </w:r>
     </w:p>
-    <w:bookmarkStart w:id="104" w:name="refs"/>
+    <w:bookmarkStart w:id="110" w:name="refs"/>
     <w:bookmarkStart w:id="59" w:name="ref-arien_is_2007"/>
     <w:p>
       <w:pPr>
@@ -2642,7 +2765,7 @@
         <w:t xml:space="preserve"> </w:t>
       </w:r>
       <w:r>
-        <w:t xml:space="preserve">“The Curse of the Pharaoh : The Evolution of Virulence in Pathogens with Long Living Propagules.”</w:t>
+        <w:t xml:space="preserve">“The Curse of the Pharaoh: The Evolution of Virulence in Pathogens with Long Living Propagules.”</w:t>
       </w:r>
       <w:r>
         <w:t xml:space="preserve"> </w:t>
@@ -2676,76 +2799,28 @@
       </w:r>
     </w:p>
     <w:bookmarkEnd w:id="69"/>
-    <w:bookmarkStart w:id="71" w:name="ref-crosby_virgin_1976"/>
+    <w:bookmarkStart w:id="71" w:name="ref-carabelliSARSCoV2VariantBiology2023"/>
     <w:p>
       <w:pPr>
         <w:pStyle w:val="Bibliography"/>
       </w:pPr>
       <w:r>
-        <w:t xml:space="preserve">Crosby, Alfred W. 1976.</w:t>
-      </w:r>
-      <w:r>
-        <w:t xml:space="preserve"> </w:t>
-      </w:r>
-      <w:r>
-        <w:t xml:space="preserve">“Virgin</w:t>
-      </w:r>
-      <w:r>
-        <w:t xml:space="preserve"> </w:t>
-      </w:r>
-      <w:r>
-        <w:t xml:space="preserve">Soil</w:t>
-      </w:r>
-      <w:r>
-        <w:t xml:space="preserve"> </w:t>
-      </w:r>
-      <w:r>
-        <w:t xml:space="preserve">Epidemics</w:t>
-      </w:r>
-      <w:r>
-        <w:t xml:space="preserve"> </w:t>
-      </w:r>
-      <w:r>
-        <w:t xml:space="preserve">as a</w:t>
-      </w:r>
-      <w:r>
-        <w:t xml:space="preserve"> </w:t>
-      </w:r>
-      <w:r>
-        <w:t xml:space="preserve">Factor</w:t>
-      </w:r>
-      <w:r>
-        <w:t xml:space="preserve"> </w:t>
-      </w:r>
-      <w:r>
-        <w:t xml:space="preserve">in the</w:t>
-      </w:r>
-      <w:r>
-        <w:t xml:space="preserve"> </w:t>
-      </w:r>
-      <w:r>
-        <w:t xml:space="preserve">Aboriginal</w:t>
-      </w:r>
-      <w:r>
-        <w:t xml:space="preserve"> </w:t>
-      </w:r>
-      <w:r>
-        <w:t xml:space="preserve">Depopulation</w:t>
-      </w:r>
-      <w:r>
-        <w:t xml:space="preserve"> </w:t>
-      </w:r>
-      <w:r>
-        <w:t xml:space="preserve">in</w:t>
-      </w:r>
-      <w:r>
-        <w:t xml:space="preserve"> </w:t>
-      </w:r>
-      <w:r>
-        <w:t xml:space="preserve">America</w:t>
-      </w:r>
-      <w:r>
-        <w:t xml:space="preserve">.”</w:t>
+        <w:t xml:space="preserve">Carabelli, Alessandro M., Thomas P. Peacock, Lucy G. Thorne, William T. Harvey, Joseph Hughes, Thushan I. de Silva, Sharon J. Peacock, et al. 2023.</w:t>
+      </w:r>
+      <w:r>
+        <w:t xml:space="preserve"> </w:t>
+      </w:r>
+      <w:r>
+        <w:t xml:space="preserve">“</w:t>
+      </w:r>
+      <w:r>
+        <w:t xml:space="preserve">SARS-CoV-2</w:t>
+      </w:r>
+      <w:r>
+        <w:t xml:space="preserve"> </w:t>
+      </w:r>
+      <w:r>
+        <w:t xml:space="preserve">Variant Biology: Immune Escape, Transmission and Fitness.”</w:t>
       </w:r>
       <w:r>
         <w:t xml:space="preserve"> </w:t>
@@ -2755,6 +2830,109 @@
           <w:i/>
           <w:iCs/>
         </w:rPr>
+        <w:t xml:space="preserve">Nature Reviews Microbiology</w:t>
+      </w:r>
+      <w:r>
+        <w:t xml:space="preserve"> </w:t>
+      </w:r>
+      <w:r>
+        <w:t xml:space="preserve">21 (3): 162–77.</w:t>
+      </w:r>
+      <w:r>
+        <w:t xml:space="preserve"> </w:t>
+      </w:r>
+      <w:hyperlink r:id="rId70">
+        <w:r>
+          <w:rPr>
+            <w:rStyle w:val="Hyperlink"/>
+          </w:rPr>
+          <w:t xml:space="preserve">https://doi.org/10.1038/s41579-022-00841-7</w:t>
+        </w:r>
+      </w:hyperlink>
+      <w:r>
+        <w:t xml:space="preserve">.</w:t>
+      </w:r>
+    </w:p>
+    <w:bookmarkEnd w:id="71"/>
+    <w:bookmarkStart w:id="73" w:name="ref-crosby_virgin_1976"/>
+    <w:p>
+      <w:pPr>
+        <w:pStyle w:val="Bibliography"/>
+      </w:pPr>
+      <w:r>
+        <w:t xml:space="preserve">Crosby, Alfred W. 1976.</w:t>
+      </w:r>
+      <w:r>
+        <w:t xml:space="preserve"> </w:t>
+      </w:r>
+      <w:r>
+        <w:t xml:space="preserve">“Virgin</w:t>
+      </w:r>
+      <w:r>
+        <w:t xml:space="preserve"> </w:t>
+      </w:r>
+      <w:r>
+        <w:t xml:space="preserve">Soil</w:t>
+      </w:r>
+      <w:r>
+        <w:t xml:space="preserve"> </w:t>
+      </w:r>
+      <w:r>
+        <w:t xml:space="preserve">Epidemics</w:t>
+      </w:r>
+      <w:r>
+        <w:t xml:space="preserve"> </w:t>
+      </w:r>
+      <w:r>
+        <w:t xml:space="preserve">as a</w:t>
+      </w:r>
+      <w:r>
+        <w:t xml:space="preserve"> </w:t>
+      </w:r>
+      <w:r>
+        <w:t xml:space="preserve">Factor</w:t>
+      </w:r>
+      <w:r>
+        <w:t xml:space="preserve"> </w:t>
+      </w:r>
+      <w:r>
+        <w:t xml:space="preserve">in the</w:t>
+      </w:r>
+      <w:r>
+        <w:t xml:space="preserve"> </w:t>
+      </w:r>
+      <w:r>
+        <w:t xml:space="preserve">Aboriginal</w:t>
+      </w:r>
+      <w:r>
+        <w:t xml:space="preserve"> </w:t>
+      </w:r>
+      <w:r>
+        <w:t xml:space="preserve">Depopulation</w:t>
+      </w:r>
+      <w:r>
+        <w:t xml:space="preserve"> </w:t>
+      </w:r>
+      <w:r>
+        <w:t xml:space="preserve">in</w:t>
+      </w:r>
+      <w:r>
+        <w:t xml:space="preserve"> </w:t>
+      </w:r>
+      <w:r>
+        <w:t xml:space="preserve">America</w:t>
+      </w:r>
+      <w:r>
+        <w:t xml:space="preserve">.”</w:t>
+      </w:r>
+      <w:r>
+        <w:t xml:space="preserve"> </w:t>
+      </w:r>
+      <w:r>
+        <w:rPr>
+          <w:i/>
+          <w:iCs/>
+        </w:rPr>
         <w:t xml:space="preserve">The William and Mary Quarterly</w:t>
       </w:r>
       <w:r>
@@ -2766,7 +2944,7 @@
       <w:r>
         <w:t xml:space="preserve"> </w:t>
       </w:r>
-      <w:hyperlink r:id="rId70">
+      <w:hyperlink r:id="rId72">
         <w:r>
           <w:rPr>
             <w:rStyle w:val="Hyperlink"/>
@@ -2778,8 +2956,8 @@
         <w:t xml:space="preserve">.</w:t>
       </w:r>
     </w:p>
-    <w:bookmarkEnd w:id="71"/>
-    <w:bookmarkStart w:id="73" w:name="ref-day_general_2004"/>
+    <w:bookmarkEnd w:id="73"/>
+    <w:bookmarkStart w:id="75" w:name="ref-day_general_2004"/>
     <w:p>
       <w:pPr>
         <w:pStyle w:val="Bibliography"/>
@@ -2812,7 +2990,7 @@
       <w:r>
         <w:t xml:space="preserve"> </w:t>
       </w:r>
-      <w:hyperlink r:id="rId72">
+      <w:hyperlink r:id="rId74">
         <w:r>
           <w:rPr>
             <w:rStyle w:val="Hyperlink"/>
@@ -2824,8 +3002,8 @@
         <w:t xml:space="preserve">.</w:t>
       </w:r>
     </w:p>
-    <w:bookmarkEnd w:id="73"/>
-    <w:bookmarkStart w:id="75" w:name="ref-decaestecker_hostparasite_2007"/>
+    <w:bookmarkEnd w:id="75"/>
+    <w:bookmarkStart w:id="77" w:name="ref-decaestecker_hostparasite_2007"/>
     <w:p>
       <w:pPr>
         <w:pStyle w:val="Bibliography"/>
@@ -2882,7 +3060,7 @@
       <w:r>
         <w:t xml:space="preserve"> </w:t>
       </w:r>
-      <w:hyperlink r:id="rId74">
+      <w:hyperlink r:id="rId76">
         <w:r>
           <w:rPr>
             <w:rStyle w:val="Hyperlink"/>
@@ -2894,8 +3072,8 @@
         <w:t xml:space="preserve">.</w:t>
       </w:r>
     </w:p>
-    <w:bookmarkEnd w:id="75"/>
-    <w:bookmarkStart w:id="76" w:name="ref-dwyerSimulation1990a"/>
+    <w:bookmarkEnd w:id="77"/>
+    <w:bookmarkStart w:id="78" w:name="ref-dwyerSimulation1990a"/>
     <w:p>
       <w:pPr>
         <w:pStyle w:val="Bibliography"/>
@@ -2926,8 +3104,8 @@
         <w:t xml:space="preserve">60: 423–47.</w:t>
       </w:r>
     </w:p>
-    <w:bookmarkEnd w:id="76"/>
-    <w:bookmarkStart w:id="77" w:name="ref-fennerEpidemiological1956"/>
+    <w:bookmarkEnd w:id="78"/>
+    <w:bookmarkStart w:id="79" w:name="ref-fennerEpidemiological1956"/>
     <w:p>
       <w:pPr>
         <w:pStyle w:val="Bibliography"/>
@@ -2958,8 +3136,8 @@
         <w:t xml:space="preserve">54 (2): 284–302.</w:t>
       </w:r>
     </w:p>
-    <w:bookmarkEnd w:id="77"/>
-    <w:bookmarkStart w:id="78" w:name="ref-frank_models_1996"/>
+    <w:bookmarkEnd w:id="79"/>
+    <w:bookmarkStart w:id="80" w:name="ref-frank_models_1996"/>
     <w:p>
       <w:pPr>
         <w:pStyle w:val="Bibliography"/>
@@ -2990,56 +3168,20 @@
         <w:t xml:space="preserve">71 (1): 37–78.</w:t>
       </w:r>
     </w:p>
-    <w:bookmarkEnd w:id="78"/>
-    <w:bookmarkStart w:id="80" w:name="ref-herbeck_is_2012"/>
+    <w:bookmarkEnd w:id="80"/>
+    <w:bookmarkStart w:id="81" w:name="ref-Gandon+2001"/>
     <w:p>
       <w:pPr>
         <w:pStyle w:val="Bibliography"/>
       </w:pPr>
       <w:r>
-        <w:t xml:space="preserve">Herbeck, Joshua T., Viktor Müller, Brandon S. Maust, Bruno Ledergerber, Carlo Torti, Simona Di Giambenedetto, Luuk Gras, et al. 2012.</w:t>
-      </w:r>
-      <w:r>
-        <w:t xml:space="preserve"> </w:t>
-      </w:r>
-      <w:r>
-        <w:t xml:space="preserve">“Is the Virulence of</w:t>
-      </w:r>
-      <w:r>
-        <w:t xml:space="preserve"> </w:t>
-      </w:r>
-      <w:r>
-        <w:t xml:space="preserve">HIV</w:t>
-      </w:r>
-      <w:r>
-        <w:t xml:space="preserve"> </w:t>
-      </w:r>
-      <w:r>
-        <w:t xml:space="preserve">Changing?</w:t>
-      </w:r>
-      <w:r>
-        <w:t xml:space="preserve"> </w:t>
-      </w:r>
-      <w:r>
-        <w:t xml:space="preserve">A</w:t>
-      </w:r>
-      <w:r>
-        <w:t xml:space="preserve"> </w:t>
-      </w:r>
-      <w:r>
-        <w:t xml:space="preserve">Meta-Analysis of Trends in Prognostic Markers of</w:t>
-      </w:r>
-      <w:r>
-        <w:t xml:space="preserve"> </w:t>
-      </w:r>
-      <w:r>
-        <w:t xml:space="preserve">HIV</w:t>
-      </w:r>
-      <w:r>
-        <w:t xml:space="preserve"> </w:t>
-      </w:r>
-      <w:r>
-        <w:t xml:space="preserve">Disease Progression and Transmission.”</w:t>
+        <w:t xml:space="preserve">Gandon, Sylvain, Margaret J. Mackinnon, Sean Nee, and Andrew F. Read. 2001.</w:t>
+      </w:r>
+      <w:r>
+        <w:t xml:space="preserve"> </w:t>
+      </w:r>
+      <w:r>
+        <w:t xml:space="preserve">“Imperfect Vaccines and the Evolution of Pathogen Virulence.”</w:t>
       </w:r>
       <w:r>
         <w:t xml:space="preserve"> </w:t>
@@ -3049,6 +3191,132 @@
           <w:i/>
           <w:iCs/>
         </w:rPr>
+        <w:t xml:space="preserve">Nature</w:t>
+      </w:r>
+      <w:r>
+        <w:t xml:space="preserve"> </w:t>
+      </w:r>
+      <w:r>
+        <w:t xml:space="preserve">414: 751–55.</w:t>
+      </w:r>
+    </w:p>
+    <w:bookmarkEnd w:id="81"/>
+    <w:bookmarkStart w:id="83" w:name="ref-herbeck_evolution_2016"/>
+    <w:p>
+      <w:pPr>
+        <w:pStyle w:val="Bibliography"/>
+      </w:pPr>
+      <w:r>
+        <w:t xml:space="preserve">Herbeck, Joshua T., John E. Mittler, Geoffrey S. Gottlieb, Steven M. Goodreau, James T. Murphy, Anne Cori, Michael Pickles, and Christophe Fraser. 2016.</w:t>
+      </w:r>
+      <w:r>
+        <w:t xml:space="preserve"> </w:t>
+      </w:r>
+      <w:r>
+        <w:t xml:space="preserve">“Evolution of</w:t>
+      </w:r>
+      <w:r>
+        <w:t xml:space="preserve"> </w:t>
+      </w:r>
+      <w:r>
+        <w:t xml:space="preserve">HIV</w:t>
+      </w:r>
+      <w:r>
+        <w:t xml:space="preserve"> </w:t>
+      </w:r>
+      <w:r>
+        <w:t xml:space="preserve">Virulence in Response to Widespread Scale up of Antiretroviral Therapy: A Modeling Study.”</w:t>
+      </w:r>
+      <w:r>
+        <w:t xml:space="preserve"> </w:t>
+      </w:r>
+      <w:r>
+        <w:rPr>
+          <w:i/>
+          <w:iCs/>
+        </w:rPr>
+        <w:t xml:space="preserve">Virus Evolution</w:t>
+      </w:r>
+      <w:r>
+        <w:t xml:space="preserve"> </w:t>
+      </w:r>
+      <w:r>
+        <w:t xml:space="preserve">2 (2): vew028.</w:t>
+      </w:r>
+      <w:r>
+        <w:t xml:space="preserve"> </w:t>
+      </w:r>
+      <w:hyperlink r:id="rId82">
+        <w:r>
+          <w:rPr>
+            <w:rStyle w:val="Hyperlink"/>
+          </w:rPr>
+          <w:t xml:space="preserve">https://doi.org/10.1093/ve/vew028</w:t>
+        </w:r>
+      </w:hyperlink>
+      <w:r>
+        <w:t xml:space="preserve">.</w:t>
+      </w:r>
+    </w:p>
+    <w:bookmarkEnd w:id="83"/>
+    <w:bookmarkStart w:id="85" w:name="ref-herbeck_is_2012"/>
+    <w:p>
+      <w:pPr>
+        <w:pStyle w:val="Bibliography"/>
+      </w:pPr>
+      <w:r>
+        <w:t xml:space="preserve">Herbeck, Joshua T., Viktor Müller, Brandon S. Maust, Bruno Ledergerber, Carlo Torti, Simona Di Giambenedetto, Luuk Gras, et al. 2012.</w:t>
+      </w:r>
+      <w:r>
+        <w:t xml:space="preserve"> </w:t>
+      </w:r>
+      <w:r>
+        <w:t xml:space="preserve">“Is the Virulence of</w:t>
+      </w:r>
+      <w:r>
+        <w:t xml:space="preserve"> </w:t>
+      </w:r>
+      <w:r>
+        <w:t xml:space="preserve">HIV</w:t>
+      </w:r>
+      <w:r>
+        <w:t xml:space="preserve"> </w:t>
+      </w:r>
+      <w:r>
+        <w:t xml:space="preserve">Changing?</w:t>
+      </w:r>
+      <w:r>
+        <w:t xml:space="preserve"> </w:t>
+      </w:r>
+      <w:r>
+        <w:t xml:space="preserve">A</w:t>
+      </w:r>
+      <w:r>
+        <w:t xml:space="preserve"> </w:t>
+      </w:r>
+      <w:r>
+        <w:t xml:space="preserve">Meta-Analysis of Trends in Prognostic Markers of</w:t>
+      </w:r>
+      <w:r>
+        <w:t xml:space="preserve"> </w:t>
+      </w:r>
+      <w:r>
+        <w:t xml:space="preserve">HIV</w:t>
+      </w:r>
+      <w:r>
+        <w:t xml:space="preserve"> </w:t>
+      </w:r>
+      <w:r>
+        <w:t xml:space="preserve">Disease Progression and Transmission.”</w:t>
+      </w:r>
+      <w:r>
+        <w:t xml:space="preserve"> </w:t>
+      </w:r>
+      <w:r>
+        <w:rPr>
+          <w:i/>
+          <w:iCs/>
+        </w:rPr>
         <w:t xml:space="preserve">AIDS (London, England)</w:t>
       </w:r>
       <w:r>
@@ -3060,7 +3328,7 @@
       <w:r>
         <w:t xml:space="preserve"> </w:t>
       </w:r>
-      <w:hyperlink r:id="rId79">
+      <w:hyperlink r:id="rId84">
         <w:r>
           <w:rPr>
             <w:rStyle w:val="Hyperlink"/>
@@ -3072,8 +3340,8 @@
         <w:t xml:space="preserve">.</w:t>
       </w:r>
     </w:p>
-    <w:bookmarkEnd w:id="80"/>
-    <w:bookmarkStart w:id="81" w:name="ref-kamo_evolution_2006"/>
+    <w:bookmarkEnd w:id="85"/>
+    <w:bookmarkStart w:id="86" w:name="ref-kamo_evolution_2006"/>
     <w:p>
       <w:pPr>
         <w:pStyle w:val="Bibliography"/>
@@ -3104,8 +3372,8 @@
         <w:t xml:space="preserve">8 (7): 1333–47.</w:t>
       </w:r>
     </w:p>
-    <w:bookmarkEnd w:id="81"/>
-    <w:bookmarkStart w:id="83" w:name="ref-kerrDivergent2022"/>
+    <w:bookmarkEnd w:id="86"/>
+    <w:bookmarkStart w:id="88" w:name="ref-kerrDivergent2022"/>
     <w:p>
       <w:pPr>
         <w:pStyle w:val="Bibliography"/>
@@ -3147,7 +3415,7 @@
       <w:r>
         <w:t xml:space="preserve"> </w:t>
       </w:r>
-      <w:hyperlink r:id="rId82">
+      <w:hyperlink r:id="rId87">
         <w:r>
           <w:rPr>
             <w:rStyle w:val="Hyperlink"/>
@@ -3159,8 +3427,8 @@
         <w:t xml:space="preserve">.</w:t>
       </w:r>
     </w:p>
-    <w:bookmarkEnd w:id="83"/>
-    <w:bookmarkStart w:id="85" w:name="ref-kerrEvolutionary2012a"/>
+    <w:bookmarkEnd w:id="88"/>
+    <w:bookmarkStart w:id="90" w:name="ref-kerrEvolutionary2012a"/>
     <w:p>
       <w:pPr>
         <w:pStyle w:val="Bibliography"/>
@@ -3238,7 +3506,7 @@
       <w:r>
         <w:t xml:space="preserve"> </w:t>
       </w:r>
-      <w:hyperlink r:id="rId84">
+      <w:hyperlink r:id="rId89">
         <w:r>
           <w:rPr>
             <w:rStyle w:val="Hyperlink"/>
@@ -3250,8 +3518,8 @@
         <w:t xml:space="preserve">.</w:t>
       </w:r>
     </w:p>
-    <w:bookmarkEnd w:id="85"/>
-    <w:bookmarkStart w:id="86" w:name="ref-kerrComparative2013"/>
+    <w:bookmarkEnd w:id="90"/>
+    <w:bookmarkStart w:id="91" w:name="ref-kerrComparative2013"/>
     <w:p>
       <w:pPr>
         <w:pStyle w:val="Bibliography"/>
@@ -3294,8 +3562,8 @@
         <w:t xml:space="preserve">87 (22): 12080–89.</w:t>
       </w:r>
     </w:p>
-    <w:bookmarkEnd w:id="86"/>
-    <w:bookmarkStart w:id="88" w:name="ref-knell_syphilis_2004"/>
+    <w:bookmarkEnd w:id="91"/>
+    <w:bookmarkStart w:id="93" w:name="ref-knell_syphilis_2004"/>
     <w:p>
       <w:pPr>
         <w:pStyle w:val="Bibliography"/>
@@ -3343,7 +3611,7 @@
       <w:r>
         <w:t xml:space="preserve"> </w:t>
       </w:r>
-      <w:hyperlink r:id="rId87">
+      <w:hyperlink r:id="rId92">
         <w:r>
           <w:rPr>
             <w:rStyle w:val="Hyperlink"/>
@@ -3355,8 +3623,8 @@
         <w:t xml:space="preserve">.</w:t>
       </w:r>
     </w:p>
-    <w:bookmarkEnd w:id="88"/>
-    <w:bookmarkStart w:id="90" w:name="ref-levin_short-sighted_1994"/>
+    <w:bookmarkEnd w:id="93"/>
+    <w:bookmarkStart w:id="95" w:name="ref-levin_short-sighted_1994"/>
     <w:p>
       <w:pPr>
         <w:pStyle w:val="Bibliography"/>
@@ -3389,7 +3657,7 @@
       <w:r>
         <w:t xml:space="preserve"> </w:t>
       </w:r>
-      <w:hyperlink r:id="rId89">
+      <w:hyperlink r:id="rId94">
         <w:r>
           <w:rPr>
             <w:rStyle w:val="Hyperlink"/>
@@ -3401,8 +3669,8 @@
         <w:t xml:space="preserve">.</w:t>
       </w:r>
     </w:p>
-    <w:bookmarkEnd w:id="90"/>
-    <w:bookmarkStart w:id="92" w:name="ref-mackinnon_virulence_2008"/>
+    <w:bookmarkEnd w:id="95"/>
+    <w:bookmarkStart w:id="97" w:name="ref-mackinnon_virulence_2008"/>
     <w:p>
       <w:pPr>
         <w:pStyle w:val="Bibliography"/>
@@ -3471,7 +3739,7 @@
       <w:r>
         <w:t xml:space="preserve"> </w:t>
       </w:r>
-      <w:hyperlink r:id="rId91">
+      <w:hyperlink r:id="rId96">
         <w:r>
           <w:rPr>
             <w:rStyle w:val="Hyperlink"/>
@@ -3483,8 +3751,8 @@
         <w:t xml:space="preserve">.</w:t>
       </w:r>
     </w:p>
-    <w:bookmarkEnd w:id="92"/>
-    <w:bookmarkStart w:id="94" w:name="ref-mackinnon_immunity_2004"/>
+    <w:bookmarkEnd w:id="97"/>
+    <w:bookmarkStart w:id="99" w:name="ref-mackinnon_immunity_2004"/>
     <w:p>
       <w:pPr>
         <w:pStyle w:val="Bibliography"/>
@@ -3556,7 +3824,7 @@
       <w:r>
         <w:t xml:space="preserve"> </w:t>
       </w:r>
-      <w:hyperlink r:id="rId93">
+      <w:hyperlink r:id="rId98">
         <w:r>
           <w:rPr>
             <w:rStyle w:val="Hyperlink"/>
@@ -3568,8 +3836,8 @@
         <w:t xml:space="preserve">.</w:t>
       </w:r>
     </w:p>
-    <w:bookmarkEnd w:id="94"/>
-    <w:bookmarkStart w:id="95" w:name="ref-massad_impact_2006"/>
+    <w:bookmarkEnd w:id="99"/>
+    <w:bookmarkStart w:id="100" w:name="ref-massad_impact_2006"/>
     <w:p>
       <w:pPr>
         <w:pStyle w:val="Bibliography"/>
@@ -3612,8 +3880,33 @@
         <w:t xml:space="preserve">66 (5): 907–11.</w:t>
       </w:r>
     </w:p>
-    <w:bookmarkEnd w:id="95"/>
-    <w:bookmarkStart w:id="97" w:name="ref-muller_increasing_2009"/>
+    <w:bookmarkEnd w:id="100"/>
+    <w:bookmarkStart w:id="101" w:name="ref-methotWhyParasitesHarm"/>
+    <w:p>
+      <w:pPr>
+        <w:pStyle w:val="Bibliography"/>
+      </w:pPr>
+      <w:r>
+        <w:t xml:space="preserve">Méthot, Pierre-Olivier. n.d.</w:t>
+      </w:r>
+      <w:r>
+        <w:t xml:space="preserve"> </w:t>
+      </w:r>
+      <w:r>
+        <w:t xml:space="preserve">“Why Do Parasites Harm Their Host? On the Origin and Legacy of</w:t>
+      </w:r>
+      <w:r>
+        <w:t xml:space="preserve"> </w:t>
+      </w:r>
+      <w:r>
+        <w:t xml:space="preserve">Theobald Smith</w:t>
+      </w:r>
+      <w:r>
+        <w:t xml:space="preserve">’s "Law of Declining Virulence" 1900-1980.”</w:t>
+      </w:r>
+    </w:p>
+    <w:bookmarkEnd w:id="101"/>
+    <w:bookmarkStart w:id="103" w:name="ref-muller_increasing_2009"/>
     <w:p>
       <w:pPr>
         <w:pStyle w:val="Bibliography"/>
@@ -3703,7 +3996,7 @@
       <w:r>
         <w:t xml:space="preserve"> </w:t>
       </w:r>
-      <w:hyperlink r:id="rId96">
+      <w:hyperlink r:id="rId102">
         <w:r>
           <w:rPr>
             <w:rStyle w:val="Hyperlink"/>
@@ -3715,8 +4008,8 @@
         <w:t xml:space="preserve">.</w:t>
       </w:r>
     </w:p>
-    <w:bookmarkEnd w:id="97"/>
-    <w:bookmarkStart w:id="99" w:name="ref-ostler_disease_2020"/>
+    <w:bookmarkEnd w:id="103"/>
+    <w:bookmarkStart w:id="105" w:name="ref-ostler_disease_2020"/>
     <w:p>
       <w:pPr>
         <w:pStyle w:val="Bibliography"/>
@@ -3797,7 +4090,7 @@
       <w:r>
         <w:t xml:space="preserve"> </w:t>
       </w:r>
-      <w:hyperlink r:id="rId98">
+      <w:hyperlink r:id="rId104">
         <w:r>
           <w:rPr>
             <w:rStyle w:val="Hyperlink"/>
@@ -3809,8 +4102,8 @@
         <w:t xml:space="preserve">.</w:t>
       </w:r>
     </w:p>
-    <w:bookmarkEnd w:id="99"/>
-    <w:bookmarkStart w:id="101" w:name="ref-park_effects_2017"/>
+    <w:bookmarkEnd w:id="105"/>
+    <w:bookmarkStart w:id="107" w:name="ref-park_effects_2017"/>
     <w:p>
       <w:pPr>
         <w:pStyle w:val="Bibliography"/>
@@ -3855,7 +4148,7 @@
       <w:r>
         <w:t xml:space="preserve"> </w:t>
       </w:r>
-      <w:hyperlink r:id="rId100">
+      <w:hyperlink r:id="rId106">
         <w:r>
           <w:rPr>
             <w:rStyle w:val="Hyperlink"/>
@@ -3867,8 +4160,8 @@
         <w:t xml:space="preserve">.</w:t>
       </w:r>
     </w:p>
-    <w:bookmarkEnd w:id="101"/>
-    <w:bookmarkStart w:id="103" w:name="ref-visher_three_2021"/>
+    <w:bookmarkEnd w:id="107"/>
+    <w:bookmarkStart w:id="109" w:name="ref-visher_three_2021"/>
     <w:p>
       <w:pPr>
         <w:pStyle w:val="Bibliography"/>
@@ -3913,7 +4206,7 @@
       <w:r>
         <w:t xml:space="preserve"> </w:t>
       </w:r>
-      <w:hyperlink r:id="rId102">
+      <w:hyperlink r:id="rId108">
         <w:r>
           <w:rPr>
             <w:rStyle w:val="Hyperlink"/>
@@ -3925,8 +4218,8 @@
         <w:t xml:space="preserve">.</w:t>
       </w:r>
     </w:p>
-    <w:bookmarkEnd w:id="103"/>
-    <w:bookmarkEnd w:id="104"/>
+    <w:bookmarkEnd w:id="109"/>
+    <w:bookmarkEnd w:id="110"/>
     <w:p>
       <w:r>
         <w:pict>
@@ -3939,11 +4232,11 @@
         <w:pStyle w:val="FirstParagraph"/>
       </w:pPr>
       <w:r>
-        <w:t xml:space="preserve">Last updated: 2025-08-21 15:01:13.479685</w:t>
-      </w:r>
-    </w:p>
-    <w:bookmarkEnd w:id="105"/>
-    <w:bookmarkEnd w:id="106"/>
+        <w:t xml:space="preserve">Last updated: 2025-10-19 17:56:43.571221</w:t>
+      </w:r>
+    </w:p>
+    <w:bookmarkEnd w:id="111"/>
+    <w:bookmarkEnd w:id="112"/>
     <w:sectPr/>
   </w:body>
 </w:document>
@@ -4223,6 +4516,9 @@
     <w:abstractNumId w:val="991"/>
   </w:num>
   <w:num w:numId="1023">
+    <w:abstractNumId w:val="991"/>
+  </w:num>
+  <w:num w:numId="1024">
     <w:abstractNumId w:val="991"/>
   </w:num>
 </w:numbering>

--- a/docs/notes/virul-evol.docx
+++ b/docs/notes/virul-evol.docx
@@ -335,7 +335,7 @@
         <w:t xml:space="preserve"> </w:t>
       </w:r>
       <w:r>
-        <w:t xml:space="preserve">(Méthot, n.d.)</w:t>
+        <w:t xml:space="preserve">(Méthot 2012)</w:t>
       </w:r>
     </w:p>
     <w:p>
@@ -3887,7 +3887,7 @@
         <w:pStyle w:val="Bibliography"/>
       </w:pPr>
       <w:r>
-        <w:t xml:space="preserve">Méthot, Pierre-Olivier. n.d.</w:t>
+        <w:t xml:space="preserve">Méthot, Pierre-Olivier. 2012.</w:t>
       </w:r>
       <w:r>
         <w:t xml:space="preserve"> </w:t>
@@ -3903,6 +3903,22 @@
       </w:r>
       <w:r>
         <w:t xml:space="preserve">’s "Law of Declining Virulence" 1900-1980.”</w:t>
+      </w:r>
+      <w:r>
+        <w:t xml:space="preserve"> </w:t>
+      </w:r>
+      <w:r>
+        <w:rPr>
+          <w:i/>
+          <w:iCs/>
+        </w:rPr>
+        <w:t xml:space="preserve">History and Philosophy of the Life Sciences</w:t>
+      </w:r>
+      <w:r>
+        <w:t xml:space="preserve"> </w:t>
+      </w:r>
+      <w:r>
+        <w:t xml:space="preserve">34: 561–601.</w:t>
       </w:r>
     </w:p>
     <w:bookmarkEnd w:id="101"/>
@@ -4232,7 +4248,7 @@
         <w:pStyle w:val="FirstParagraph"/>
       </w:pPr>
       <w:r>
-        <w:t xml:space="preserve">Last updated: 2025-10-19 17:56:43.571221</w:t>
+        <w:t xml:space="preserve">Last updated: 2025-10-19 18:01:33.032103</w:t>
       </w:r>
     </w:p>
     <w:bookmarkEnd w:id="111"/>

--- a/docs/notes/virul-evol.docx
+++ b/docs/notes/virul-evol.docx
@@ -4248,7 +4248,7 @@
         <w:pStyle w:val="FirstParagraph"/>
       </w:pPr>
       <w:r>
-        <w:t xml:space="preserve">Last updated: 2025-10-19 18:01:33.032103</w:t>
+        <w:t xml:space="preserve">Last updated: 2025-10-31 09:49:42.406141</w:t>
       </w:r>
     </w:p>
     <w:bookmarkEnd w:id="111"/>
